--- a/后台开发/JAVA开发/SpringBoot学习笔记.docx
+++ b/后台开发/JAVA开发/SpringBoot学习笔记.docx
@@ -193,6 +193,36 @@
         </w:rPr>
         <w:t>项目</w:t>
       </w:r>
+      <w:r>
+        <w:rPr>
+          <w:rFonts w:hint="eastAsia"/>
+          <w:b/>
+        </w:rPr>
+        <w:t>，直接打成</w:t>
+      </w:r>
+      <w:r>
+        <w:rPr>
+          <w:rFonts w:hint="eastAsia"/>
+          <w:b/>
+        </w:rPr>
+        <w:t>jar</w:t>
+      </w:r>
+      <w:proofErr w:type="gramStart"/>
+      <w:r>
+        <w:rPr>
+          <w:rFonts w:hint="eastAsia"/>
+          <w:b/>
+        </w:rPr>
+        <w:t>包即可</w:t>
+      </w:r>
+      <w:proofErr w:type="gramEnd"/>
+      <w:r>
+        <w:rPr>
+          <w:rFonts w:hint="eastAsia"/>
+          <w:b/>
+        </w:rPr>
+        <w:t>运行</w:t>
+      </w:r>
     </w:p>
     <w:p>
       <w:pPr>
@@ -422,6 +452,31 @@
           <w:rFonts w:hint="eastAsia"/>
         </w:rPr>
         <w:t>快速构建</w:t>
+      </w:r>
+    </w:p>
+    <w:p>
+      <w:pPr>
+        <w:pStyle w:val="2"/>
+      </w:pPr>
+      <w:r>
+        <w:rPr>
+          <w:rFonts w:hint="eastAsia"/>
+        </w:rPr>
+        <w:t xml:space="preserve">2.1 Spring </w:t>
+      </w:r>
+      <w:proofErr w:type="spellStart"/>
+      <w:r>
+        <w:rPr>
+          <w:rFonts w:hint="eastAsia"/>
+        </w:rPr>
+        <w:t>Initializr</w:t>
+      </w:r>
+      <w:proofErr w:type="spellEnd"/>
+      <w:r>
+        <w:rPr>
+          <w:rFonts w:hint="eastAsia"/>
+        </w:rPr>
+        <w:t>工具</w:t>
       </w:r>
     </w:p>
     <w:p>
@@ -667,6 +722,7 @@
         <w:rPr>
           <w:rFonts w:hint="eastAsia"/>
         </w:rPr>
+        <w:lastRenderedPageBreak/>
         <w:t>src</w:t>
       </w:r>
       <w:proofErr w:type="spellEnd"/>
@@ -759,7 +815,6 @@
         <w:rPr>
           <w:rFonts w:hint="eastAsia"/>
         </w:rPr>
-        <w:lastRenderedPageBreak/>
         <w:t>编写</w:t>
       </w:r>
       <w:proofErr w:type="spellStart"/>
@@ -1087,1038 +1142,63 @@
     </w:p>
     <w:p>
       <w:pPr>
-        <w:pStyle w:val="1"/>
-      </w:pPr>
-      <w:r>
-        <w:rPr>
-          <w:rFonts w:hint="eastAsia"/>
-        </w:rPr>
-        <w:t>3.</w:t>
-      </w:r>
-      <w:r>
-        <w:rPr>
-          <w:rFonts w:hint="eastAsia"/>
-        </w:rPr>
-        <w:t>配置</w:t>
-      </w:r>
-      <w:proofErr w:type="spellStart"/>
-      <w:r>
-        <w:rPr>
-          <w:rFonts w:hint="eastAsia"/>
-        </w:rPr>
-        <w:t>springboot</w:t>
-      </w:r>
-      <w:proofErr w:type="spellEnd"/>
+        <w:pStyle w:val="2"/>
+      </w:pPr>
+      <w:r>
+        <w:rPr>
+          <w:rFonts w:hint="eastAsia"/>
+        </w:rPr>
+        <w:t xml:space="preserve">2.2 </w:t>
+      </w:r>
+      <w:r>
+        <w:rPr>
+          <w:rFonts w:hint="eastAsia"/>
+        </w:rPr>
+        <w:t>手动创建</w:t>
+      </w:r>
     </w:p>
     <w:p>
       <w:pPr>
-        <w:ind w:firstLine="420"/>
-      </w:pPr>
-      <w:r>
-        <w:t>从快速构建一节中我们可以看到</w:t>
-      </w:r>
-      <w:r>
-        <w:rPr>
-          <w:rFonts w:hint="eastAsia"/>
-        </w:rPr>
-        <w:t>，</w:t>
-      </w:r>
-      <w:r>
-        <w:t>虽然我们的</w:t>
-      </w:r>
-      <w:r>
-        <w:rPr>
-          <w:rFonts w:hint="eastAsia"/>
-        </w:rPr>
-        <w:t>Controller</w:t>
-      </w:r>
-      <w:r>
-        <w:rPr>
-          <w:rFonts w:hint="eastAsia"/>
-        </w:rPr>
-        <w:t>代码和</w:t>
-      </w:r>
-      <w:r>
-        <w:rPr>
-          <w:rFonts w:hint="eastAsia"/>
-        </w:rPr>
-        <w:t>spring</w:t>
-      </w:r>
-      <w:r>
-        <w:rPr>
-          <w:rFonts w:hint="eastAsia"/>
-        </w:rPr>
-        <w:t>一致，但我们几乎未进行任何配置就让一个</w:t>
-      </w:r>
-      <w:proofErr w:type="spellStart"/>
-      <w:r>
-        <w:rPr>
-          <w:rFonts w:hint="eastAsia"/>
-        </w:rPr>
-        <w:t>springboot</w:t>
-      </w:r>
-      <w:proofErr w:type="spellEnd"/>
-      <w:r>
-        <w:rPr>
-          <w:rFonts w:hint="eastAsia"/>
-        </w:rPr>
-        <w:t>的</w:t>
-      </w:r>
-      <w:proofErr w:type="spellStart"/>
-      <w:r>
-        <w:rPr>
-          <w:rFonts w:hint="eastAsia"/>
-        </w:rPr>
-        <w:t>helloworld</w:t>
-      </w:r>
-      <w:proofErr w:type="spellEnd"/>
-      <w:r>
-        <w:rPr>
-          <w:rFonts w:hint="eastAsia"/>
-        </w:rPr>
-        <w:t>项目运行起来了，这就是</w:t>
-      </w:r>
-      <w:proofErr w:type="spellStart"/>
-      <w:r>
-        <w:rPr>
-          <w:rFonts w:hint="eastAsia"/>
-        </w:rPr>
-        <w:t>springboot</w:t>
-      </w:r>
-      <w:proofErr w:type="spellEnd"/>
-      <w:r>
-        <w:rPr>
-          <w:rFonts w:hint="eastAsia"/>
-        </w:rPr>
-        <w:t>无需配置的优点。但我们仍要学习如何配置</w:t>
-      </w:r>
-      <w:proofErr w:type="spellStart"/>
-      <w:r>
-        <w:rPr>
-          <w:rFonts w:hint="eastAsia"/>
-        </w:rPr>
-        <w:t>springboot</w:t>
-      </w:r>
-      <w:proofErr w:type="spellEnd"/>
-      <w:r>
-        <w:rPr>
-          <w:rFonts w:hint="eastAsia"/>
-        </w:rPr>
-        <w:t>以应对特殊的场景需求</w:t>
+        <w:ind w:left="420"/>
+      </w:pPr>
+      <w:r>
+        <w:rPr>
+          <w:rFonts w:hint="eastAsia"/>
+        </w:rPr>
+        <w:t>1.</w:t>
+      </w:r>
+      <w:r>
+        <w:rPr>
+          <w:rFonts w:hint="eastAsia"/>
+        </w:rPr>
+        <w:t>创建一个</w:t>
+      </w:r>
+      <w:r>
+        <w:rPr>
+          <w:rFonts w:hint="eastAsia"/>
+        </w:rPr>
+        <w:t>maven</w:t>
+      </w:r>
+      <w:r>
+        <w:rPr>
+          <w:rFonts w:hint="eastAsia"/>
+        </w:rPr>
+        <w:t>项目</w:t>
       </w:r>
     </w:p>
     <w:p>
       <w:pPr>
-        <w:ind w:firstLine="420"/>
-      </w:pPr>
-      <w:proofErr w:type="spellStart"/>
-      <w:r>
-        <w:rPr>
-          <w:rFonts w:hint="eastAsia"/>
-        </w:rPr>
-        <w:t>src</w:t>
-      </w:r>
-      <w:proofErr w:type="spellEnd"/>
-      <w:r>
-        <w:rPr>
-          <w:rFonts w:hint="eastAsia"/>
-        </w:rPr>
-        <w:t>/main/resources</w:t>
-      </w:r>
-      <w:r>
-        <w:rPr>
-          <w:rFonts w:hint="eastAsia"/>
-        </w:rPr>
-        <w:t>目录是</w:t>
-      </w:r>
-      <w:r>
-        <w:rPr>
-          <w:rFonts w:hint="eastAsia"/>
-        </w:rPr>
-        <w:t>Spring Boot</w:t>
-      </w:r>
-      <w:r>
-        <w:rPr>
-          <w:rFonts w:hint="eastAsia"/>
-        </w:rPr>
-        <w:t>的配置目录</w:t>
-      </w:r>
-      <w:r>
-        <w:rPr>
-          <w:rFonts w:hint="eastAsia"/>
-        </w:rPr>
-        <w:t>，其配置的文件名默认为</w:t>
-      </w:r>
-      <w:proofErr w:type="spellStart"/>
-      <w:r>
-        <w:t>application.properties</w:t>
-      </w:r>
-      <w:proofErr w:type="spellEnd"/>
-      <w:r>
-        <w:rPr>
-          <w:rFonts w:hint="eastAsia"/>
-        </w:rPr>
-        <w:t>，几乎所有的配置内容都可以集中在该文件中。除了可以使用传统的</w:t>
-      </w:r>
-      <w:r>
-        <w:rPr>
-          <w:rFonts w:hint="eastAsia"/>
-        </w:rPr>
-        <w:t>properties</w:t>
-      </w:r>
-      <w:r>
-        <w:rPr>
-          <w:rFonts w:hint="eastAsia"/>
-        </w:rPr>
-        <w:t>文件进行配置以外，我们还可以采用</w:t>
-      </w:r>
-      <w:r>
-        <w:rPr>
-          <w:rFonts w:hint="eastAsia"/>
-        </w:rPr>
-        <w:t>YAML</w:t>
-      </w:r>
-      <w:r>
-        <w:rPr>
-          <w:rFonts w:hint="eastAsia"/>
-        </w:rPr>
-        <w:t>文件进行配置</w:t>
-      </w:r>
-    </w:p>
-    <w:p>
-      <w:pPr>
-        <w:pStyle w:val="2"/>
-      </w:pPr>
-      <w:r>
-        <w:rPr>
-          <w:rFonts w:hint="eastAsia"/>
-        </w:rPr>
-        <w:t>3.1</w:t>
-      </w:r>
-      <w:r>
-        <w:rPr>
-          <w:rFonts w:hint="eastAsia"/>
-        </w:rPr>
-        <w:t>自定义属性</w:t>
-      </w:r>
-    </w:p>
-    <w:p>
-      <w:r>
-        <w:rPr>
-          <w:rFonts w:hint="eastAsia"/>
-        </w:rPr>
-        <w:tab/>
-      </w:r>
-      <w:proofErr w:type="spellStart"/>
-      <w:r>
-        <w:t>application.properties</w:t>
-      </w:r>
-      <w:proofErr w:type="spellEnd"/>
-      <w:r>
-        <w:t>中</w:t>
-      </w:r>
-      <w:r>
-        <w:rPr>
-          <w:rFonts w:hint="eastAsia"/>
-        </w:rPr>
-        <w:t>除了可以定义</w:t>
-      </w:r>
-      <w:proofErr w:type="spellStart"/>
-      <w:r>
-        <w:rPr>
-          <w:rFonts w:hint="eastAsia"/>
-        </w:rPr>
-        <w:t>springboot</w:t>
-      </w:r>
-      <w:proofErr w:type="spellEnd"/>
-      <w:r>
-        <w:rPr>
-          <w:rFonts w:hint="eastAsia"/>
-        </w:rPr>
-        <w:t>的属性，我们还可以自定义属性，如：</w:t>
-      </w:r>
-    </w:p>
-    <w:p>
-      <w:pPr>
-        <w:pStyle w:val="HTML"/>
-        <w:shd w:val="clear" w:color="auto" w:fill="2B2B2B"/>
-        <w:tabs>
-          <w:tab w:val="clear" w:pos="916"/>
-        </w:tabs>
-        <w:rPr>
-          <w:rFonts w:ascii="Consolas" w:hAnsi="Consolas"/>
-          <w:color w:val="A9B7C6"/>
-          <w:sz w:val="13"/>
-          <w:szCs w:val="13"/>
-        </w:rPr>
-      </w:pPr>
-      <w:r>
-        <w:rPr>
-          <w:rFonts w:ascii="Consolas" w:hAnsi="Consolas"/>
-          <w:color w:val="CC7832"/>
-          <w:sz w:val="13"/>
-          <w:szCs w:val="13"/>
-        </w:rPr>
-        <w:t>book.name</w:t>
-      </w:r>
-      <w:r>
-        <w:rPr>
-          <w:rFonts w:ascii="Consolas" w:hAnsi="Consolas"/>
-          <w:color w:val="808080"/>
-          <w:sz w:val="13"/>
-          <w:szCs w:val="13"/>
-        </w:rPr>
-        <w:t>=</w:t>
-      </w:r>
-      <w:proofErr w:type="spellStart"/>
-      <w:r>
-        <w:rPr>
-          <w:rFonts w:ascii="Consolas" w:hAnsi="Consolas"/>
-          <w:color w:val="6A8759"/>
-          <w:sz w:val="13"/>
-          <w:szCs w:val="13"/>
-        </w:rPr>
-        <w:t>Spring</w:t>
-      </w:r>
-      <w:r>
-        <w:rPr>
-          <w:rFonts w:ascii="Consolas" w:hAnsi="Consolas" w:hint="eastAsia"/>
-          <w:color w:val="6A8759"/>
-          <w:sz w:val="13"/>
-          <w:szCs w:val="13"/>
-        </w:rPr>
-        <w:t>BootApp</w:t>
-      </w:r>
-      <w:proofErr w:type="spellEnd"/>
-      <w:r>
-        <w:rPr>
-          <w:rFonts w:ascii="Consolas" w:hAnsi="Consolas"/>
-          <w:color w:val="6A8759"/>
-          <w:sz w:val="13"/>
-          <w:szCs w:val="13"/>
-        </w:rPr>
-        <w:br/>
-      </w:r>
-      <w:proofErr w:type="spellStart"/>
-      <w:r>
-        <w:rPr>
-          <w:rFonts w:ascii="Consolas" w:hAnsi="Consolas"/>
-          <w:color w:val="CC7832"/>
-          <w:sz w:val="13"/>
-          <w:szCs w:val="13"/>
-        </w:rPr>
-        <w:t>book.author</w:t>
-      </w:r>
-      <w:proofErr w:type="spellEnd"/>
-      <w:r>
-        <w:rPr>
-          <w:rFonts w:ascii="Consolas" w:hAnsi="Consolas"/>
-          <w:color w:val="808080"/>
-          <w:sz w:val="13"/>
-          <w:szCs w:val="13"/>
-        </w:rPr>
-        <w:t>=</w:t>
-      </w:r>
-      <w:proofErr w:type="spellStart"/>
-      <w:r>
-        <w:rPr>
-          <w:rFonts w:ascii="Consolas" w:hAnsi="Consolas" w:hint="eastAsia"/>
-          <w:color w:val="6A8759"/>
-          <w:sz w:val="13"/>
-          <w:szCs w:val="13"/>
-        </w:rPr>
-        <w:t>QiuKu</w:t>
-      </w:r>
-      <w:proofErr w:type="spellEnd"/>
-    </w:p>
-    <w:p>
-      <w:r>
-        <w:rPr>
-          <w:rFonts w:hint="eastAsia"/>
-        </w:rPr>
-        <w:tab/>
-      </w:r>
-      <w:r>
-        <w:rPr>
-          <w:rFonts w:hint="eastAsia"/>
-        </w:rPr>
-        <w:t>通过</w:t>
-      </w:r>
-      <w:r>
-        <w:rPr>
-          <w:rFonts w:hint="eastAsia"/>
-        </w:rPr>
-        <w:t>@Value</w:t>
-      </w:r>
-      <w:r>
-        <w:rPr>
-          <w:rFonts w:hint="eastAsia"/>
-        </w:rPr>
-        <w:t>注解可以加载这部分自定义属性，</w:t>
-      </w:r>
-      <w:proofErr w:type="spellStart"/>
-      <w:r>
-        <w:rPr>
-          <w:rFonts w:hint="eastAsia"/>
-        </w:rPr>
-        <w:t>eg</w:t>
-      </w:r>
-      <w:proofErr w:type="spellEnd"/>
-      <w:r>
-        <w:rPr>
-          <w:rFonts w:hint="eastAsia"/>
-        </w:rPr>
-        <w:t>：</w:t>
-      </w:r>
-    </w:p>
-    <w:p>
-      <w:pPr>
-        <w:pStyle w:val="HTML"/>
-        <w:shd w:val="clear" w:color="auto" w:fill="2B2B2B"/>
-        <w:rPr>
-          <w:rFonts w:ascii="Consolas" w:hAnsi="Consolas"/>
-          <w:color w:val="A9B7C6"/>
-          <w:sz w:val="13"/>
-          <w:szCs w:val="13"/>
-        </w:rPr>
-      </w:pPr>
-      <w:proofErr w:type="gramStart"/>
-      <w:r>
-        <w:rPr>
-          <w:rFonts w:ascii="Consolas" w:hAnsi="Consolas"/>
-          <w:color w:val="BBB529"/>
-          <w:sz w:val="13"/>
-          <w:szCs w:val="13"/>
-        </w:rPr>
-        <w:t>@Value</w:t>
-      </w:r>
-      <w:r>
-        <w:rPr>
-          <w:rFonts w:ascii="Consolas" w:hAnsi="Consolas"/>
-          <w:color w:val="A9B7C6"/>
-          <w:sz w:val="13"/>
-          <w:szCs w:val="13"/>
-        </w:rPr>
-        <w:t>(</w:t>
-      </w:r>
-      <w:proofErr w:type="gramEnd"/>
-      <w:r>
-        <w:rPr>
-          <w:rFonts w:ascii="Consolas" w:hAnsi="Consolas"/>
-          <w:color w:val="6A8759"/>
-          <w:sz w:val="13"/>
-          <w:szCs w:val="13"/>
-        </w:rPr>
-        <w:t>"${book.name}"</w:t>
-      </w:r>
-      <w:r>
-        <w:rPr>
-          <w:rFonts w:ascii="Consolas" w:hAnsi="Consolas"/>
-          <w:color w:val="A9B7C6"/>
-          <w:sz w:val="13"/>
-          <w:szCs w:val="13"/>
-        </w:rPr>
-        <w:t>)</w:t>
-      </w:r>
-      <w:r>
-        <w:rPr>
-          <w:rFonts w:ascii="Consolas" w:hAnsi="Consolas"/>
-          <w:color w:val="A9B7C6"/>
-          <w:sz w:val="13"/>
-          <w:szCs w:val="13"/>
-        </w:rPr>
-        <w:br/>
-      </w:r>
-      <w:r>
-        <w:rPr>
-          <w:rFonts w:ascii="Consolas" w:hAnsi="Consolas"/>
-          <w:color w:val="CC7832"/>
-          <w:sz w:val="13"/>
-          <w:szCs w:val="13"/>
-        </w:rPr>
-        <w:t xml:space="preserve">private </w:t>
-      </w:r>
-      <w:r>
-        <w:rPr>
-          <w:rFonts w:ascii="Consolas" w:hAnsi="Consolas"/>
-          <w:color w:val="A9B7C6"/>
-          <w:sz w:val="13"/>
-          <w:szCs w:val="13"/>
-        </w:rPr>
-        <w:t xml:space="preserve">String </w:t>
-      </w:r>
-      <w:r>
-        <w:rPr>
-          <w:rFonts w:ascii="Consolas" w:hAnsi="Consolas"/>
-          <w:color w:val="9876AA"/>
-          <w:sz w:val="13"/>
-          <w:szCs w:val="13"/>
-        </w:rPr>
-        <w:t>name</w:t>
-      </w:r>
-      <w:r>
-        <w:rPr>
-          <w:rFonts w:ascii="Consolas" w:hAnsi="Consolas"/>
-          <w:color w:val="CC7832"/>
-          <w:sz w:val="13"/>
-          <w:szCs w:val="13"/>
-        </w:rPr>
-        <w:t>;</w:t>
-      </w:r>
-    </w:p>
-    <w:p>
-      <w:r>
-        <w:rPr>
-          <w:rFonts w:hint="eastAsia"/>
-        </w:rPr>
-        <w:tab/>
-      </w:r>
-      <w:r>
-        <w:rPr>
-          <w:rFonts w:hint="eastAsia"/>
-        </w:rPr>
-        <w:t>甚至自定义属性之间也可以通过占位符</w:t>
-      </w:r>
-      <w:r>
-        <w:rPr>
-          <w:rFonts w:hint="eastAsia"/>
-          <w:b/>
-        </w:rPr>
-        <w:t>${}</w:t>
-      </w:r>
-      <w:r>
-        <w:rPr>
-          <w:rFonts w:hint="eastAsia"/>
-        </w:rPr>
-        <w:t>互相引用</w:t>
-      </w:r>
-    </w:p>
-    <w:p>
-      <w:pPr>
-        <w:pStyle w:val="HTML"/>
-        <w:shd w:val="clear" w:color="auto" w:fill="2B2B2B"/>
-        <w:rPr>
-          <w:rFonts w:ascii="Consolas" w:hAnsi="Consolas"/>
-          <w:color w:val="A9B7C6"/>
-          <w:sz w:val="13"/>
-          <w:szCs w:val="13"/>
-        </w:rPr>
-      </w:pPr>
-      <w:r>
-        <w:rPr>
-          <w:rFonts w:ascii="Consolas" w:hAnsi="Consolas"/>
-          <w:color w:val="CC7832"/>
-          <w:sz w:val="13"/>
-          <w:szCs w:val="13"/>
-        </w:rPr>
-        <w:t>book.name</w:t>
-      </w:r>
-      <w:r>
-        <w:rPr>
-          <w:rFonts w:ascii="Consolas" w:hAnsi="Consolas"/>
-          <w:color w:val="808080"/>
-          <w:sz w:val="13"/>
-          <w:szCs w:val="13"/>
-        </w:rPr>
-        <w:t>=</w:t>
-      </w:r>
-      <w:proofErr w:type="spellStart"/>
-      <w:r>
-        <w:rPr>
-          <w:rFonts w:ascii="Consolas" w:hAnsi="Consolas"/>
-          <w:color w:val="6A8759"/>
-          <w:sz w:val="13"/>
-          <w:szCs w:val="13"/>
-        </w:rPr>
-        <w:t>SpringBootApp</w:t>
-      </w:r>
-      <w:proofErr w:type="spellEnd"/>
-      <w:r>
-        <w:rPr>
-          <w:rFonts w:ascii="Consolas" w:hAnsi="Consolas"/>
-          <w:color w:val="6A8759"/>
-          <w:sz w:val="13"/>
-          <w:szCs w:val="13"/>
-        </w:rPr>
-        <w:br/>
-      </w:r>
-      <w:proofErr w:type="spellStart"/>
-      <w:r>
-        <w:rPr>
-          <w:rFonts w:ascii="Consolas" w:hAnsi="Consolas"/>
-          <w:color w:val="CC7832"/>
-          <w:sz w:val="13"/>
-          <w:szCs w:val="13"/>
-        </w:rPr>
-        <w:t>book.author</w:t>
-      </w:r>
-      <w:proofErr w:type="spellEnd"/>
-      <w:r>
-        <w:rPr>
-          <w:rFonts w:ascii="Consolas" w:hAnsi="Consolas"/>
-          <w:color w:val="808080"/>
-          <w:sz w:val="13"/>
-          <w:szCs w:val="13"/>
-        </w:rPr>
-        <w:t>=</w:t>
-      </w:r>
-      <w:proofErr w:type="spellStart"/>
-      <w:r>
-        <w:rPr>
-          <w:rFonts w:ascii="Consolas" w:hAnsi="Consolas"/>
-          <w:color w:val="6A8759"/>
-          <w:sz w:val="13"/>
-          <w:szCs w:val="13"/>
-        </w:rPr>
-        <w:t>QiuKu</w:t>
-      </w:r>
-      <w:proofErr w:type="spellEnd"/>
-      <w:r>
-        <w:rPr>
-          <w:rFonts w:ascii="Consolas" w:hAnsi="Consolas"/>
-          <w:color w:val="6A8759"/>
-          <w:sz w:val="13"/>
-          <w:szCs w:val="13"/>
-        </w:rPr>
-        <w:br/>
-      </w:r>
-      <w:proofErr w:type="spellStart"/>
-      <w:r>
-        <w:rPr>
-          <w:rFonts w:ascii="Consolas" w:hAnsi="Consolas"/>
-          <w:color w:val="CC7832"/>
-          <w:sz w:val="13"/>
-          <w:szCs w:val="13"/>
-        </w:rPr>
-        <w:t>book.desc</w:t>
-      </w:r>
-      <w:proofErr w:type="spellEnd"/>
-      <w:r>
-        <w:rPr>
-          <w:rFonts w:ascii="Consolas" w:hAnsi="Consolas"/>
-          <w:color w:val="808080"/>
-          <w:sz w:val="13"/>
-          <w:szCs w:val="13"/>
-        </w:rPr>
-        <w:t>=</w:t>
-      </w:r>
-      <w:proofErr w:type="gramStart"/>
-      <w:r>
-        <w:rPr>
-          <w:rFonts w:ascii="Consolas" w:hAnsi="Consolas"/>
-          <w:color w:val="6A8759"/>
-          <w:sz w:val="13"/>
-          <w:szCs w:val="13"/>
-        </w:rPr>
-        <w:t>The</w:t>
-      </w:r>
-      <w:proofErr w:type="gramEnd"/>
-      <w:r>
-        <w:rPr>
-          <w:rFonts w:ascii="Consolas" w:hAnsi="Consolas"/>
-          <w:color w:val="6A8759"/>
-          <w:sz w:val="13"/>
-          <w:szCs w:val="13"/>
-        </w:rPr>
-        <w:t xml:space="preserve"> book is by ${</w:t>
-      </w:r>
-      <w:proofErr w:type="spellStart"/>
-      <w:r>
-        <w:rPr>
-          <w:rFonts w:ascii="Consolas" w:hAnsi="Consolas"/>
-          <w:color w:val="CC7832"/>
-          <w:sz w:val="13"/>
-          <w:szCs w:val="13"/>
-        </w:rPr>
-        <w:t>book.author</w:t>
-      </w:r>
-      <w:proofErr w:type="spellEnd"/>
-      <w:r>
-        <w:rPr>
-          <w:rFonts w:ascii="Consolas" w:hAnsi="Consolas"/>
-          <w:color w:val="6A8759"/>
-          <w:sz w:val="13"/>
-          <w:szCs w:val="13"/>
-        </w:rPr>
-        <w:t>}</w:t>
-      </w:r>
-    </w:p>
-    <w:p>
-      <w:pPr>
-        <w:pStyle w:val="2"/>
-      </w:pPr>
-      <w:r>
-        <w:rPr>
-          <w:rFonts w:hint="eastAsia"/>
-        </w:rPr>
-        <w:t>3.</w:t>
-      </w:r>
-      <w:r>
-        <w:rPr>
-          <w:rFonts w:hint="eastAsia"/>
-        </w:rPr>
-        <w:t>2</w:t>
-      </w:r>
-      <w:proofErr w:type="gramStart"/>
-      <w:r>
-        <w:rPr>
-          <w:rFonts w:hint="eastAsia"/>
-        </w:rPr>
-        <w:t>多环境</w:t>
-      </w:r>
-      <w:proofErr w:type="gramEnd"/>
-      <w:r>
-        <w:rPr>
-          <w:rFonts w:hint="eastAsia"/>
-        </w:rPr>
-        <w:t>配置</w:t>
-      </w:r>
-    </w:p>
-    <w:p>
-      <w:pPr>
-        <w:ind w:firstLine="420"/>
-        <w:rPr>
-          <w:rFonts w:hint="eastAsia"/>
-        </w:rPr>
-      </w:pPr>
-      <w:r>
-        <w:t>我们在开发任何应用的时候，通常同一套程序会被应用和安装到几个不同的环境，比如：开发、测试、生产等。其中每个环境的数据库地址、服务器端口等等配置都会不同，如果在为不同环境打包时都要频繁修改配置文件的话，那必将是个非常繁琐且容易发生错误的事。</w:t>
-      </w:r>
-    </w:p>
-    <w:p>
-      <w:pPr>
-        <w:ind w:firstLine="420"/>
-        <w:rPr>
-          <w:rFonts w:hint="eastAsia"/>
-        </w:rPr>
-      </w:pPr>
-      <w:r>
-        <w:rPr>
-          <w:rFonts w:hint="eastAsia"/>
-        </w:rPr>
-        <w:t>我们可以通过为不同环境配置多个配置文件，并在打包时进行区分打包来解决这个问题</w:t>
-      </w:r>
-      <w:r>
-        <w:rPr>
-          <w:rFonts w:hint="eastAsia"/>
-        </w:rPr>
-        <w:t>。</w:t>
-      </w:r>
-    </w:p>
-    <w:p>
-      <w:pPr>
-        <w:ind w:firstLine="420"/>
-        <w:rPr>
-          <w:rFonts w:hint="eastAsia"/>
-        </w:rPr>
-      </w:pPr>
-      <w:r>
-        <w:rPr>
-          <w:rFonts w:hint="eastAsia"/>
-        </w:rPr>
-        <w:t>在配置</w:t>
-      </w:r>
-      <w:proofErr w:type="gramStart"/>
-      <w:r>
-        <w:rPr>
-          <w:rFonts w:hint="eastAsia"/>
-        </w:rPr>
-        <w:t>多环境</w:t>
-      </w:r>
-      <w:proofErr w:type="gramEnd"/>
-      <w:r>
-        <w:rPr>
-          <w:rFonts w:hint="eastAsia"/>
-        </w:rPr>
-        <w:t>配置时，多个环境的配置文件需要满足</w:t>
-      </w:r>
-      <w:r>
-        <w:rPr>
-          <w:rFonts w:hint="eastAsia"/>
-          <w:b/>
-        </w:rPr>
-        <w:t>application-{profile}.properties</w:t>
-      </w:r>
-      <w:r>
-        <w:rPr>
-          <w:rFonts w:hint="eastAsia"/>
-        </w:rPr>
-        <w:t>的格式，其中</w:t>
-      </w:r>
-      <w:r>
-        <w:rPr>
-          <w:rFonts w:hint="eastAsia"/>
-          <w:b/>
-        </w:rPr>
-        <w:t>{profile}</w:t>
-      </w:r>
-      <w:r>
-        <w:rPr>
-          <w:rFonts w:hint="eastAsia"/>
-        </w:rPr>
-        <w:t>对应你的环境标识</w:t>
-      </w:r>
-    </w:p>
-    <w:p>
-      <w:pPr>
-        <w:ind w:firstLine="420"/>
-      </w:pPr>
-      <w:proofErr w:type="spellStart"/>
-      <w:r>
-        <w:rPr>
-          <w:rFonts w:hint="eastAsia"/>
-        </w:rPr>
-        <w:t>eg</w:t>
-      </w:r>
-      <w:proofErr w:type="spellEnd"/>
-      <w:r>
-        <w:rPr>
-          <w:rFonts w:hint="eastAsia"/>
-        </w:rPr>
-        <w:t>：</w:t>
-      </w:r>
-    </w:p>
-    <w:p>
-      <w:pPr>
-        <w:ind w:firstLine="420"/>
-        <w:rPr>
-          <w:rFonts w:hint="eastAsia"/>
-          <w:b/>
-        </w:rPr>
-      </w:pPr>
-      <w:r>
-        <w:rPr>
-          <w:rFonts w:hint="eastAsia"/>
-        </w:rPr>
-        <w:lastRenderedPageBreak/>
-        <w:t xml:space="preserve">    </w:t>
-      </w:r>
-      <w:r>
-        <w:rPr>
-          <w:rFonts w:hint="eastAsia"/>
-          <w:b/>
-        </w:rPr>
-        <w:t>application-</w:t>
-      </w:r>
-      <w:proofErr w:type="spellStart"/>
-      <w:r>
-        <w:rPr>
-          <w:rFonts w:hint="eastAsia"/>
-          <w:b/>
-        </w:rPr>
-        <w:t>dev.properties</w:t>
-      </w:r>
-      <w:proofErr w:type="spellEnd"/>
-      <w:r>
-        <w:rPr>
-          <w:rFonts w:hint="eastAsia"/>
-          <w:b/>
-        </w:rPr>
-        <w:t>：开发环境</w:t>
-      </w:r>
-    </w:p>
-    <w:p>
-      <w:pPr>
-        <w:ind w:firstLine="420"/>
-        <w:rPr>
-          <w:rFonts w:hint="eastAsia"/>
-          <w:b/>
-        </w:rPr>
-      </w:pPr>
-      <w:r>
-        <w:rPr>
-          <w:rFonts w:hint="eastAsia"/>
-          <w:b/>
-        </w:rPr>
-        <w:t xml:space="preserve">    application-</w:t>
-      </w:r>
-      <w:proofErr w:type="spellStart"/>
-      <w:r>
-        <w:rPr>
-          <w:rFonts w:hint="eastAsia"/>
-          <w:b/>
-        </w:rPr>
-        <w:t>test.properties</w:t>
-      </w:r>
-      <w:proofErr w:type="spellEnd"/>
-      <w:r>
-        <w:rPr>
-          <w:rFonts w:hint="eastAsia"/>
-          <w:b/>
-        </w:rPr>
-        <w:t>：测试环境</w:t>
-      </w:r>
-    </w:p>
-    <w:p>
-      <w:pPr>
-        <w:ind w:firstLine="420"/>
-        <w:rPr>
-          <w:rFonts w:hint="eastAsia"/>
-          <w:b/>
-        </w:rPr>
-      </w:pPr>
-      <w:r>
-        <w:rPr>
-          <w:rFonts w:hint="eastAsia"/>
-          <w:b/>
-        </w:rPr>
-        <w:t xml:space="preserve">    application-</w:t>
-      </w:r>
-      <w:proofErr w:type="spellStart"/>
-      <w:r>
-        <w:rPr>
-          <w:rFonts w:hint="eastAsia"/>
-          <w:b/>
-        </w:rPr>
-        <w:t>pro</w:t>
-      </w:r>
-      <w:r>
-        <w:rPr>
-          <w:rFonts w:hint="eastAsia"/>
-          <w:b/>
-        </w:rPr>
-        <w:t>duct</w:t>
-      </w:r>
-      <w:r>
-        <w:rPr>
-          <w:rFonts w:hint="eastAsia"/>
-          <w:b/>
-        </w:rPr>
-        <w:t>.properties</w:t>
-      </w:r>
-      <w:proofErr w:type="spellEnd"/>
-      <w:r>
-        <w:rPr>
-          <w:rFonts w:hint="eastAsia"/>
-          <w:b/>
-        </w:rPr>
-        <w:t>：生产环境</w:t>
-      </w:r>
-    </w:p>
-    <w:p>
-      <w:pPr>
-        <w:ind w:firstLine="420"/>
-        <w:rPr>
-          <w:rFonts w:hint="eastAsia"/>
-        </w:rPr>
-      </w:pPr>
-      <w:r>
-        <w:t>至于</w:t>
-      </w:r>
-      <w:proofErr w:type="gramStart"/>
-      <w:r>
-        <w:t>加载哪</w:t>
-      </w:r>
-      <w:proofErr w:type="gramEnd"/>
-      <w:r>
-        <w:t>一个具体的配置文件</w:t>
-      </w:r>
-      <w:r>
-        <w:rPr>
-          <w:rFonts w:hint="eastAsia"/>
-        </w:rPr>
-        <w:t>，</w:t>
-      </w:r>
-      <w:r>
-        <w:t>可以在</w:t>
-      </w:r>
-      <w:proofErr w:type="spellStart"/>
-      <w:r>
-        <w:rPr>
-          <w:rFonts w:hint="eastAsia"/>
-        </w:rPr>
-        <w:t>application.properties</w:t>
-      </w:r>
-      <w:proofErr w:type="spellEnd"/>
-      <w:r>
-        <w:rPr>
-          <w:rFonts w:hint="eastAsia"/>
-        </w:rPr>
-        <w:t>文件中通过</w:t>
-      </w:r>
-      <w:proofErr w:type="spellStart"/>
-      <w:r>
-        <w:rPr>
-          <w:rFonts w:hint="eastAsia"/>
-        </w:rPr>
-        <w:t>spring.profiles.active</w:t>
-      </w:r>
-      <w:proofErr w:type="spellEnd"/>
-      <w:r>
-        <w:rPr>
-          <w:rFonts w:hint="eastAsia"/>
-        </w:rPr>
-        <w:t>属性来设置，其值对应配置文件中的</w:t>
-      </w:r>
-      <w:r>
-        <w:rPr>
-          <w:rFonts w:hint="eastAsia"/>
-        </w:rPr>
-        <w:t>{profile}</w:t>
-      </w:r>
-      <w:r>
-        <w:rPr>
-          <w:rFonts w:hint="eastAsia"/>
-        </w:rPr>
-        <w:t>值。如：</w:t>
-      </w:r>
-      <w:proofErr w:type="spellStart"/>
-      <w:r>
-        <w:rPr>
-          <w:rFonts w:hint="eastAsia"/>
-        </w:rPr>
-        <w:t>spring.profiles.active</w:t>
-      </w:r>
-      <w:proofErr w:type="spellEnd"/>
-      <w:r>
-        <w:rPr>
-          <w:rFonts w:hint="eastAsia"/>
-        </w:rPr>
-        <w:t>=test</w:t>
-      </w:r>
-      <w:r>
-        <w:rPr>
-          <w:rFonts w:hint="eastAsia"/>
-        </w:rPr>
-        <w:t>就会加载</w:t>
-      </w:r>
-      <w:r>
-        <w:rPr>
-          <w:rFonts w:hint="eastAsia"/>
-        </w:rPr>
-        <w:t>application-</w:t>
-      </w:r>
-      <w:proofErr w:type="spellStart"/>
-      <w:r>
-        <w:rPr>
-          <w:rFonts w:hint="eastAsia"/>
-        </w:rPr>
-        <w:t>test.properties</w:t>
-      </w:r>
-      <w:proofErr w:type="spellEnd"/>
-      <w:r>
-        <w:rPr>
-          <w:rFonts w:hint="eastAsia"/>
-        </w:rPr>
-        <w:t>配置文件内容。</w:t>
-      </w:r>
-    </w:p>
-    <w:p>
-      <w:pPr>
-        <w:jc w:val="center"/>
-        <w:rPr>
-          <w:rFonts w:hint="eastAsia"/>
-        </w:rPr>
+        <w:ind w:left="420"/>
       </w:pPr>
       <w:r>
         <w:rPr>
           <w:noProof/>
         </w:rPr>
         <w:drawing>
-          <wp:inline distT="0" distB="0" distL="0" distR="0" wp14:anchorId="2E4157B8" wp14:editId="1BCEFA59">
-            <wp:extent cx="2369820" cy="868680"/>
-            <wp:effectExtent l="0" t="0" r="0" b="7620"/>
-            <wp:docPr id="2" name="图片 2"/>
+          <wp:inline distT="0" distB="0" distL="0" distR="0" wp14:anchorId="3F48CF84" wp14:editId="59D15FDD">
+            <wp:extent cx="5274310" cy="3621205"/>
+            <wp:effectExtent l="0" t="0" r="2540" b="0"/>
+            <wp:docPr id="4" name="图片 4"/>
             <wp:cNvGraphicFramePr>
               <a:graphicFrameLocks xmlns:a="http://schemas.openxmlformats.org/drawingml/2006/main" noChangeAspect="1"/>
             </wp:cNvGraphicFramePr>
@@ -2138,6 +1218,5079 @@
                   <pic:spPr>
                     <a:xfrm>
                       <a:off x="0" y="0"/>
+                      <a:ext cx="5274310" cy="3621205"/>
+                    </a:xfrm>
+                    <a:prstGeom prst="rect">
+                      <a:avLst/>
+                    </a:prstGeom>
+                  </pic:spPr>
+                </pic:pic>
+              </a:graphicData>
+            </a:graphic>
+          </wp:inline>
+        </w:drawing>
+      </w:r>
+    </w:p>
+    <w:p>
+      <w:pPr>
+        <w:ind w:left="420"/>
+      </w:pPr>
+      <w:r>
+        <w:rPr>
+          <w:rFonts w:hint="eastAsia"/>
+        </w:rPr>
+        <w:t>2.</w:t>
+      </w:r>
+      <w:r>
+        <w:rPr>
+          <w:rFonts w:hint="eastAsia"/>
+        </w:rPr>
+        <w:t>导入依赖</w:t>
+      </w:r>
+    </w:p>
+    <w:p>
+      <w:pPr>
+        <w:ind w:left="420"/>
+      </w:pPr>
+      <w:r>
+        <w:t>P</w:t>
+      </w:r>
+      <w:r>
+        <w:rPr>
+          <w:rFonts w:hint="eastAsia"/>
+        </w:rPr>
+        <w:t>arent-pom.xml</w:t>
+      </w:r>
+    </w:p>
+    <w:p>
+      <w:pPr>
+        <w:pStyle w:val="HTML"/>
+        <w:shd w:val="clear" w:color="auto" w:fill="2B2B2B"/>
+        <w:rPr>
+          <w:rFonts w:ascii="Consolas" w:hAnsi="Consolas"/>
+          <w:color w:val="A9B7C6"/>
+          <w:sz w:val="13"/>
+          <w:szCs w:val="13"/>
+        </w:rPr>
+      </w:pPr>
+      <w:r>
+        <w:rPr>
+          <w:rFonts w:ascii="Consolas" w:hAnsi="Consolas"/>
+          <w:color w:val="E8BF6A"/>
+          <w:sz w:val="13"/>
+          <w:szCs w:val="13"/>
+        </w:rPr>
+        <w:t>&lt;?</w:t>
+      </w:r>
+      <w:r>
+        <w:rPr>
+          <w:rFonts w:ascii="Consolas" w:hAnsi="Consolas"/>
+          <w:color w:val="BABABA"/>
+          <w:sz w:val="13"/>
+          <w:szCs w:val="13"/>
+        </w:rPr>
+        <w:t>xml version</w:t>
+      </w:r>
+      <w:r>
+        <w:rPr>
+          <w:rFonts w:ascii="Consolas" w:hAnsi="Consolas"/>
+          <w:color w:val="6A8759"/>
+          <w:sz w:val="13"/>
+          <w:szCs w:val="13"/>
+        </w:rPr>
+        <w:t xml:space="preserve">="1.0" </w:t>
+      </w:r>
+      <w:r>
+        <w:rPr>
+          <w:rFonts w:ascii="Consolas" w:hAnsi="Consolas"/>
+          <w:color w:val="BABABA"/>
+          <w:sz w:val="13"/>
+          <w:szCs w:val="13"/>
+        </w:rPr>
+        <w:t>encoding</w:t>
+      </w:r>
+      <w:r>
+        <w:rPr>
+          <w:rFonts w:ascii="Consolas" w:hAnsi="Consolas"/>
+          <w:color w:val="6A8759"/>
+          <w:sz w:val="13"/>
+          <w:szCs w:val="13"/>
+        </w:rPr>
+        <w:t>="UTF-8"</w:t>
+      </w:r>
+      <w:r>
+        <w:rPr>
+          <w:rFonts w:ascii="Consolas" w:hAnsi="Consolas"/>
+          <w:color w:val="E8BF6A"/>
+          <w:sz w:val="13"/>
+          <w:szCs w:val="13"/>
+        </w:rPr>
+        <w:t>?&gt;</w:t>
+      </w:r>
+      <w:r>
+        <w:rPr>
+          <w:rFonts w:ascii="Consolas" w:hAnsi="Consolas"/>
+          <w:color w:val="E8BF6A"/>
+          <w:sz w:val="13"/>
+          <w:szCs w:val="13"/>
+        </w:rPr>
+        <w:br/>
+        <w:t xml:space="preserve">&lt;project </w:t>
+      </w:r>
+      <w:proofErr w:type="spellStart"/>
+      <w:r>
+        <w:rPr>
+          <w:rFonts w:ascii="Consolas" w:hAnsi="Consolas"/>
+          <w:color w:val="BABABA"/>
+          <w:sz w:val="13"/>
+          <w:szCs w:val="13"/>
+        </w:rPr>
+        <w:t>xmlns</w:t>
+      </w:r>
+      <w:proofErr w:type="spellEnd"/>
+      <w:r>
+        <w:rPr>
+          <w:rFonts w:ascii="Consolas" w:hAnsi="Consolas"/>
+          <w:color w:val="6A8759"/>
+          <w:sz w:val="13"/>
+          <w:szCs w:val="13"/>
+        </w:rPr>
+        <w:t>="http://maven.apache.org/POM/4.0.0"</w:t>
+      </w:r>
+      <w:r>
+        <w:rPr>
+          <w:rFonts w:ascii="Consolas" w:hAnsi="Consolas"/>
+          <w:color w:val="6A8759"/>
+          <w:sz w:val="13"/>
+          <w:szCs w:val="13"/>
+        </w:rPr>
+        <w:br/>
+        <w:t xml:space="preserve">         </w:t>
+      </w:r>
+      <w:proofErr w:type="spellStart"/>
+      <w:r>
+        <w:rPr>
+          <w:rFonts w:ascii="Consolas" w:hAnsi="Consolas"/>
+          <w:color w:val="BABABA"/>
+          <w:sz w:val="13"/>
+          <w:szCs w:val="13"/>
+        </w:rPr>
+        <w:t>xmlns:</w:t>
+      </w:r>
+      <w:r>
+        <w:rPr>
+          <w:rFonts w:ascii="Consolas" w:hAnsi="Consolas"/>
+          <w:color w:val="9876AA"/>
+          <w:sz w:val="13"/>
+          <w:szCs w:val="13"/>
+        </w:rPr>
+        <w:t>xsi</w:t>
+      </w:r>
+      <w:proofErr w:type="spellEnd"/>
+      <w:r>
+        <w:rPr>
+          <w:rFonts w:ascii="Consolas" w:hAnsi="Consolas"/>
+          <w:color w:val="6A8759"/>
+          <w:sz w:val="13"/>
+          <w:szCs w:val="13"/>
+        </w:rPr>
+        <w:t>="http://www.w3.org/2001/XMLSchema-instance"</w:t>
+      </w:r>
+      <w:r>
+        <w:rPr>
+          <w:rFonts w:ascii="Consolas" w:hAnsi="Consolas"/>
+          <w:color w:val="6A8759"/>
+          <w:sz w:val="13"/>
+          <w:szCs w:val="13"/>
+        </w:rPr>
+        <w:br/>
+        <w:t xml:space="preserve">         </w:t>
+      </w:r>
+      <w:proofErr w:type="spellStart"/>
+      <w:r>
+        <w:rPr>
+          <w:rFonts w:ascii="Consolas" w:hAnsi="Consolas"/>
+          <w:color w:val="9876AA"/>
+          <w:sz w:val="13"/>
+          <w:szCs w:val="13"/>
+        </w:rPr>
+        <w:t>xsi</w:t>
+      </w:r>
+      <w:r>
+        <w:rPr>
+          <w:rFonts w:ascii="Consolas" w:hAnsi="Consolas"/>
+          <w:color w:val="BABABA"/>
+          <w:sz w:val="13"/>
+          <w:szCs w:val="13"/>
+        </w:rPr>
+        <w:t>:schemaLocation</w:t>
+      </w:r>
+      <w:proofErr w:type="spellEnd"/>
+      <w:r>
+        <w:rPr>
+          <w:rFonts w:ascii="Consolas" w:hAnsi="Consolas"/>
+          <w:color w:val="6A8759"/>
+          <w:sz w:val="13"/>
+          <w:szCs w:val="13"/>
+        </w:rPr>
+        <w:t>="http://maven.apache.org/POM/4.0.0 http://maven.apache.org/xsd/maven-4.0.0.xsd"</w:t>
+      </w:r>
+      <w:r>
+        <w:rPr>
+          <w:rFonts w:ascii="Consolas" w:hAnsi="Consolas"/>
+          <w:color w:val="E8BF6A"/>
+          <w:sz w:val="13"/>
+          <w:szCs w:val="13"/>
+        </w:rPr>
+        <w:t>&gt;</w:t>
+      </w:r>
+      <w:r>
+        <w:rPr>
+          <w:rFonts w:ascii="Consolas" w:hAnsi="Consolas"/>
+          <w:color w:val="E8BF6A"/>
+          <w:sz w:val="13"/>
+          <w:szCs w:val="13"/>
+        </w:rPr>
+        <w:br/>
+        <w:t xml:space="preserve">    &lt;</w:t>
+      </w:r>
+      <w:proofErr w:type="spellStart"/>
+      <w:r>
+        <w:rPr>
+          <w:rFonts w:ascii="Consolas" w:hAnsi="Consolas"/>
+          <w:color w:val="E8BF6A"/>
+          <w:sz w:val="13"/>
+          <w:szCs w:val="13"/>
+        </w:rPr>
+        <w:t>modelVersion</w:t>
+      </w:r>
+      <w:proofErr w:type="spellEnd"/>
+      <w:r>
+        <w:rPr>
+          <w:rFonts w:ascii="Consolas" w:hAnsi="Consolas"/>
+          <w:color w:val="E8BF6A"/>
+          <w:sz w:val="13"/>
+          <w:szCs w:val="13"/>
+        </w:rPr>
+        <w:t>&gt;</w:t>
+      </w:r>
+      <w:r>
+        <w:rPr>
+          <w:rFonts w:ascii="Consolas" w:hAnsi="Consolas"/>
+          <w:color w:val="A9B7C6"/>
+          <w:sz w:val="13"/>
+          <w:szCs w:val="13"/>
+        </w:rPr>
+        <w:t>4.0.0</w:t>
+      </w:r>
+      <w:r>
+        <w:rPr>
+          <w:rFonts w:ascii="Consolas" w:hAnsi="Consolas"/>
+          <w:color w:val="E8BF6A"/>
+          <w:sz w:val="13"/>
+          <w:szCs w:val="13"/>
+        </w:rPr>
+        <w:t>&lt;/</w:t>
+      </w:r>
+      <w:proofErr w:type="spellStart"/>
+      <w:r>
+        <w:rPr>
+          <w:rFonts w:ascii="Consolas" w:hAnsi="Consolas"/>
+          <w:color w:val="E8BF6A"/>
+          <w:sz w:val="13"/>
+          <w:szCs w:val="13"/>
+        </w:rPr>
+        <w:t>modelVersion</w:t>
+      </w:r>
+      <w:proofErr w:type="spellEnd"/>
+      <w:r>
+        <w:rPr>
+          <w:rFonts w:ascii="Consolas" w:hAnsi="Consolas"/>
+          <w:color w:val="E8BF6A"/>
+          <w:sz w:val="13"/>
+          <w:szCs w:val="13"/>
+        </w:rPr>
+        <w:t>&gt;</w:t>
+      </w:r>
+      <w:r>
+        <w:rPr>
+          <w:rFonts w:ascii="Consolas" w:hAnsi="Consolas"/>
+          <w:color w:val="E8BF6A"/>
+          <w:sz w:val="13"/>
+          <w:szCs w:val="13"/>
+        </w:rPr>
+        <w:br/>
+      </w:r>
+      <w:r>
+        <w:rPr>
+          <w:rFonts w:ascii="Consolas" w:hAnsi="Consolas"/>
+          <w:color w:val="E8BF6A"/>
+          <w:sz w:val="13"/>
+          <w:szCs w:val="13"/>
+        </w:rPr>
+        <w:br/>
+        <w:t xml:space="preserve">    &lt;</w:t>
+      </w:r>
+      <w:proofErr w:type="spellStart"/>
+      <w:r>
+        <w:rPr>
+          <w:rFonts w:ascii="Consolas" w:hAnsi="Consolas"/>
+          <w:color w:val="E8BF6A"/>
+          <w:sz w:val="13"/>
+          <w:szCs w:val="13"/>
+        </w:rPr>
+        <w:t>groupId</w:t>
+      </w:r>
+      <w:proofErr w:type="spellEnd"/>
+      <w:r>
+        <w:rPr>
+          <w:rFonts w:ascii="Consolas" w:hAnsi="Consolas"/>
+          <w:color w:val="E8BF6A"/>
+          <w:sz w:val="13"/>
+          <w:szCs w:val="13"/>
+        </w:rPr>
+        <w:t>&gt;</w:t>
+      </w:r>
+      <w:proofErr w:type="spellStart"/>
+      <w:r>
+        <w:rPr>
+          <w:rFonts w:ascii="Consolas" w:hAnsi="Consolas"/>
+          <w:color w:val="A9B7C6"/>
+          <w:sz w:val="13"/>
+          <w:szCs w:val="13"/>
+        </w:rPr>
+        <w:t>com.dj.springboot</w:t>
+      </w:r>
+      <w:proofErr w:type="spellEnd"/>
+      <w:r>
+        <w:rPr>
+          <w:rFonts w:ascii="Consolas" w:hAnsi="Consolas"/>
+          <w:color w:val="E8BF6A"/>
+          <w:sz w:val="13"/>
+          <w:szCs w:val="13"/>
+        </w:rPr>
+        <w:t>&lt;/</w:t>
+      </w:r>
+      <w:proofErr w:type="spellStart"/>
+      <w:r>
+        <w:rPr>
+          <w:rFonts w:ascii="Consolas" w:hAnsi="Consolas"/>
+          <w:color w:val="E8BF6A"/>
+          <w:sz w:val="13"/>
+          <w:szCs w:val="13"/>
+        </w:rPr>
+        <w:t>groupId</w:t>
+      </w:r>
+      <w:proofErr w:type="spellEnd"/>
+      <w:r>
+        <w:rPr>
+          <w:rFonts w:ascii="Consolas" w:hAnsi="Consolas"/>
+          <w:color w:val="E8BF6A"/>
+          <w:sz w:val="13"/>
+          <w:szCs w:val="13"/>
+        </w:rPr>
+        <w:t>&gt;</w:t>
+      </w:r>
+      <w:r>
+        <w:rPr>
+          <w:rFonts w:ascii="Consolas" w:hAnsi="Consolas"/>
+          <w:color w:val="E8BF6A"/>
+          <w:sz w:val="13"/>
+          <w:szCs w:val="13"/>
+        </w:rPr>
+        <w:br/>
+      </w:r>
+      <w:r>
+        <w:rPr>
+          <w:rFonts w:ascii="Consolas" w:hAnsi="Consolas"/>
+          <w:color w:val="E8BF6A"/>
+          <w:sz w:val="13"/>
+          <w:szCs w:val="13"/>
+        </w:rPr>
+        <w:lastRenderedPageBreak/>
+        <w:t xml:space="preserve">    &lt;</w:t>
+      </w:r>
+      <w:proofErr w:type="spellStart"/>
+      <w:r>
+        <w:rPr>
+          <w:rFonts w:ascii="Consolas" w:hAnsi="Consolas"/>
+          <w:color w:val="E8BF6A"/>
+          <w:sz w:val="13"/>
+          <w:szCs w:val="13"/>
+        </w:rPr>
+        <w:t>artifactId</w:t>
+      </w:r>
+      <w:proofErr w:type="spellEnd"/>
+      <w:r>
+        <w:rPr>
+          <w:rFonts w:ascii="Consolas" w:hAnsi="Consolas"/>
+          <w:color w:val="E8BF6A"/>
+          <w:sz w:val="13"/>
+          <w:szCs w:val="13"/>
+        </w:rPr>
+        <w:t>&gt;</w:t>
+      </w:r>
+      <w:proofErr w:type="spellStart"/>
+      <w:r>
+        <w:rPr>
+          <w:rFonts w:ascii="Consolas" w:hAnsi="Consolas"/>
+          <w:color w:val="A9B7C6"/>
+          <w:sz w:val="13"/>
+          <w:szCs w:val="13"/>
+        </w:rPr>
+        <w:t>springboot</w:t>
+      </w:r>
+      <w:proofErr w:type="spellEnd"/>
+      <w:r>
+        <w:rPr>
+          <w:rFonts w:ascii="Consolas" w:hAnsi="Consolas"/>
+          <w:color w:val="A9B7C6"/>
+          <w:sz w:val="13"/>
+          <w:szCs w:val="13"/>
+        </w:rPr>
+        <w:t>-study</w:t>
+      </w:r>
+      <w:r>
+        <w:rPr>
+          <w:rFonts w:ascii="Consolas" w:hAnsi="Consolas"/>
+          <w:color w:val="E8BF6A"/>
+          <w:sz w:val="13"/>
+          <w:szCs w:val="13"/>
+        </w:rPr>
+        <w:t>&lt;/</w:t>
+      </w:r>
+      <w:proofErr w:type="spellStart"/>
+      <w:r>
+        <w:rPr>
+          <w:rFonts w:ascii="Consolas" w:hAnsi="Consolas"/>
+          <w:color w:val="E8BF6A"/>
+          <w:sz w:val="13"/>
+          <w:szCs w:val="13"/>
+        </w:rPr>
+        <w:t>artifactId</w:t>
+      </w:r>
+      <w:proofErr w:type="spellEnd"/>
+      <w:r>
+        <w:rPr>
+          <w:rFonts w:ascii="Consolas" w:hAnsi="Consolas"/>
+          <w:color w:val="E8BF6A"/>
+          <w:sz w:val="13"/>
+          <w:szCs w:val="13"/>
+        </w:rPr>
+        <w:t>&gt;</w:t>
+      </w:r>
+      <w:r>
+        <w:rPr>
+          <w:rFonts w:ascii="Consolas" w:hAnsi="Consolas"/>
+          <w:color w:val="E8BF6A"/>
+          <w:sz w:val="13"/>
+          <w:szCs w:val="13"/>
+        </w:rPr>
+        <w:br/>
+        <w:t xml:space="preserve">    &lt;packaging&gt;</w:t>
+      </w:r>
+      <w:proofErr w:type="spellStart"/>
+      <w:r>
+        <w:rPr>
+          <w:rFonts w:ascii="Consolas" w:hAnsi="Consolas"/>
+          <w:color w:val="A9B7C6"/>
+          <w:sz w:val="13"/>
+          <w:szCs w:val="13"/>
+        </w:rPr>
+        <w:t>pom</w:t>
+      </w:r>
+      <w:proofErr w:type="spellEnd"/>
+      <w:r>
+        <w:rPr>
+          <w:rFonts w:ascii="Consolas" w:hAnsi="Consolas"/>
+          <w:color w:val="E8BF6A"/>
+          <w:sz w:val="13"/>
+          <w:szCs w:val="13"/>
+        </w:rPr>
+        <w:t>&lt;/packaging&gt;</w:t>
+      </w:r>
+      <w:r>
+        <w:rPr>
+          <w:rFonts w:ascii="Consolas" w:hAnsi="Consolas"/>
+          <w:color w:val="E8BF6A"/>
+          <w:sz w:val="13"/>
+          <w:szCs w:val="13"/>
+        </w:rPr>
+        <w:br/>
+        <w:t xml:space="preserve">    &lt;version&gt;</w:t>
+      </w:r>
+      <w:r>
+        <w:rPr>
+          <w:rFonts w:ascii="Consolas" w:hAnsi="Consolas"/>
+          <w:color w:val="A9B7C6"/>
+          <w:sz w:val="13"/>
+          <w:szCs w:val="13"/>
+        </w:rPr>
+        <w:t>1.0-SNAPSHOT</w:t>
+      </w:r>
+      <w:r>
+        <w:rPr>
+          <w:rFonts w:ascii="Consolas" w:hAnsi="Consolas"/>
+          <w:color w:val="E8BF6A"/>
+          <w:sz w:val="13"/>
+          <w:szCs w:val="13"/>
+        </w:rPr>
+        <w:t>&lt;/version&gt;</w:t>
+      </w:r>
+      <w:r>
+        <w:rPr>
+          <w:rFonts w:ascii="Consolas" w:hAnsi="Consolas"/>
+          <w:color w:val="E8BF6A"/>
+          <w:sz w:val="13"/>
+          <w:szCs w:val="13"/>
+        </w:rPr>
+        <w:br/>
+      </w:r>
+      <w:r>
+        <w:rPr>
+          <w:rFonts w:ascii="Consolas" w:hAnsi="Consolas"/>
+          <w:color w:val="E8BF6A"/>
+          <w:sz w:val="13"/>
+          <w:szCs w:val="13"/>
+        </w:rPr>
+        <w:br/>
+        <w:t xml:space="preserve">    &lt;modules&gt;</w:t>
+      </w:r>
+      <w:r>
+        <w:rPr>
+          <w:rFonts w:ascii="Consolas" w:hAnsi="Consolas"/>
+          <w:color w:val="E8BF6A"/>
+          <w:sz w:val="13"/>
+          <w:szCs w:val="13"/>
+        </w:rPr>
+        <w:br/>
+        <w:t xml:space="preserve">        &lt;module&gt;</w:t>
+      </w:r>
+      <w:proofErr w:type="spellStart"/>
+      <w:r>
+        <w:rPr>
+          <w:rFonts w:ascii="Consolas" w:hAnsi="Consolas"/>
+          <w:color w:val="A9B7C6"/>
+          <w:sz w:val="13"/>
+          <w:szCs w:val="13"/>
+        </w:rPr>
+        <w:t>springboot</w:t>
+      </w:r>
+      <w:proofErr w:type="spellEnd"/>
+      <w:r>
+        <w:rPr>
+          <w:rFonts w:ascii="Consolas" w:hAnsi="Consolas"/>
+          <w:color w:val="A9B7C6"/>
+          <w:sz w:val="13"/>
+          <w:szCs w:val="13"/>
+        </w:rPr>
+        <w:t>-study-client</w:t>
+      </w:r>
+      <w:r>
+        <w:rPr>
+          <w:rFonts w:ascii="Consolas" w:hAnsi="Consolas"/>
+          <w:color w:val="E8BF6A"/>
+          <w:sz w:val="13"/>
+          <w:szCs w:val="13"/>
+        </w:rPr>
+        <w:t>&lt;/module&gt;</w:t>
+      </w:r>
+      <w:r>
+        <w:rPr>
+          <w:rFonts w:ascii="Consolas" w:hAnsi="Consolas"/>
+          <w:color w:val="E8BF6A"/>
+          <w:sz w:val="13"/>
+          <w:szCs w:val="13"/>
+        </w:rPr>
+        <w:br/>
+        <w:t xml:space="preserve">        &lt;module&gt;</w:t>
+      </w:r>
+      <w:proofErr w:type="spellStart"/>
+      <w:r>
+        <w:rPr>
+          <w:rFonts w:ascii="Consolas" w:hAnsi="Consolas"/>
+          <w:color w:val="A9B7C6"/>
+          <w:sz w:val="13"/>
+          <w:szCs w:val="13"/>
+        </w:rPr>
+        <w:t>springboot</w:t>
+      </w:r>
+      <w:proofErr w:type="spellEnd"/>
+      <w:r>
+        <w:rPr>
+          <w:rFonts w:ascii="Consolas" w:hAnsi="Consolas"/>
+          <w:color w:val="A9B7C6"/>
+          <w:sz w:val="13"/>
+          <w:szCs w:val="13"/>
+        </w:rPr>
+        <w:t>-study-service</w:t>
+      </w:r>
+      <w:r>
+        <w:rPr>
+          <w:rFonts w:ascii="Consolas" w:hAnsi="Consolas"/>
+          <w:color w:val="E8BF6A"/>
+          <w:sz w:val="13"/>
+          <w:szCs w:val="13"/>
+        </w:rPr>
+        <w:t>&lt;/module&gt;</w:t>
+      </w:r>
+      <w:r>
+        <w:rPr>
+          <w:rFonts w:ascii="Consolas" w:hAnsi="Consolas"/>
+          <w:color w:val="E8BF6A"/>
+          <w:sz w:val="13"/>
+          <w:szCs w:val="13"/>
+        </w:rPr>
+        <w:br/>
+        <w:t xml:space="preserve">    &lt;/modules&gt;</w:t>
+      </w:r>
+      <w:r>
+        <w:rPr>
+          <w:rFonts w:ascii="Consolas" w:hAnsi="Consolas"/>
+          <w:color w:val="E8BF6A"/>
+          <w:sz w:val="13"/>
+          <w:szCs w:val="13"/>
+        </w:rPr>
+        <w:br/>
+      </w:r>
+      <w:r>
+        <w:rPr>
+          <w:rFonts w:ascii="Consolas" w:hAnsi="Consolas"/>
+          <w:color w:val="E8BF6A"/>
+          <w:sz w:val="13"/>
+          <w:szCs w:val="13"/>
+        </w:rPr>
+        <w:br/>
+        <w:t xml:space="preserve">    &lt;parent&gt;</w:t>
+      </w:r>
+      <w:r>
+        <w:rPr>
+          <w:rFonts w:ascii="Consolas" w:hAnsi="Consolas"/>
+          <w:color w:val="E8BF6A"/>
+          <w:sz w:val="13"/>
+          <w:szCs w:val="13"/>
+        </w:rPr>
+        <w:br/>
+        <w:t xml:space="preserve">        &lt;</w:t>
+      </w:r>
+      <w:proofErr w:type="spellStart"/>
+      <w:r>
+        <w:rPr>
+          <w:rFonts w:ascii="Consolas" w:hAnsi="Consolas"/>
+          <w:color w:val="E8BF6A"/>
+          <w:sz w:val="13"/>
+          <w:szCs w:val="13"/>
+        </w:rPr>
+        <w:t>groupId</w:t>
+      </w:r>
+      <w:proofErr w:type="spellEnd"/>
+      <w:r>
+        <w:rPr>
+          <w:rFonts w:ascii="Consolas" w:hAnsi="Consolas"/>
+          <w:color w:val="E8BF6A"/>
+          <w:sz w:val="13"/>
+          <w:szCs w:val="13"/>
+        </w:rPr>
+        <w:t>&gt;</w:t>
+      </w:r>
+      <w:proofErr w:type="spellStart"/>
+      <w:r>
+        <w:rPr>
+          <w:rFonts w:ascii="Consolas" w:hAnsi="Consolas"/>
+          <w:color w:val="A9B7C6"/>
+          <w:sz w:val="13"/>
+          <w:szCs w:val="13"/>
+        </w:rPr>
+        <w:t>org.springframework.boot</w:t>
+      </w:r>
+      <w:proofErr w:type="spellEnd"/>
+      <w:r>
+        <w:rPr>
+          <w:rFonts w:ascii="Consolas" w:hAnsi="Consolas"/>
+          <w:color w:val="E8BF6A"/>
+          <w:sz w:val="13"/>
+          <w:szCs w:val="13"/>
+        </w:rPr>
+        <w:t>&lt;/</w:t>
+      </w:r>
+      <w:proofErr w:type="spellStart"/>
+      <w:r>
+        <w:rPr>
+          <w:rFonts w:ascii="Consolas" w:hAnsi="Consolas"/>
+          <w:color w:val="E8BF6A"/>
+          <w:sz w:val="13"/>
+          <w:szCs w:val="13"/>
+        </w:rPr>
+        <w:t>groupId</w:t>
+      </w:r>
+      <w:proofErr w:type="spellEnd"/>
+      <w:r>
+        <w:rPr>
+          <w:rFonts w:ascii="Consolas" w:hAnsi="Consolas"/>
+          <w:color w:val="E8BF6A"/>
+          <w:sz w:val="13"/>
+          <w:szCs w:val="13"/>
+        </w:rPr>
+        <w:t>&gt;</w:t>
+      </w:r>
+      <w:r>
+        <w:rPr>
+          <w:rFonts w:ascii="Consolas" w:hAnsi="Consolas"/>
+          <w:color w:val="E8BF6A"/>
+          <w:sz w:val="13"/>
+          <w:szCs w:val="13"/>
+        </w:rPr>
+        <w:br/>
+        <w:t xml:space="preserve">        &lt;</w:t>
+      </w:r>
+      <w:proofErr w:type="spellStart"/>
+      <w:r>
+        <w:rPr>
+          <w:rFonts w:ascii="Consolas" w:hAnsi="Consolas"/>
+          <w:color w:val="E8BF6A"/>
+          <w:sz w:val="13"/>
+          <w:szCs w:val="13"/>
+        </w:rPr>
+        <w:t>artifactId</w:t>
+      </w:r>
+      <w:proofErr w:type="spellEnd"/>
+      <w:r>
+        <w:rPr>
+          <w:rFonts w:ascii="Consolas" w:hAnsi="Consolas"/>
+          <w:color w:val="E8BF6A"/>
+          <w:sz w:val="13"/>
+          <w:szCs w:val="13"/>
+        </w:rPr>
+        <w:t>&gt;</w:t>
+      </w:r>
+      <w:r>
+        <w:rPr>
+          <w:rFonts w:ascii="Consolas" w:hAnsi="Consolas"/>
+          <w:color w:val="A9B7C6"/>
+          <w:sz w:val="13"/>
+          <w:szCs w:val="13"/>
+        </w:rPr>
+        <w:t>spring-boot-starter-parent</w:t>
+      </w:r>
+      <w:r>
+        <w:rPr>
+          <w:rFonts w:ascii="Consolas" w:hAnsi="Consolas"/>
+          <w:color w:val="E8BF6A"/>
+          <w:sz w:val="13"/>
+          <w:szCs w:val="13"/>
+        </w:rPr>
+        <w:t>&lt;/</w:t>
+      </w:r>
+      <w:proofErr w:type="spellStart"/>
+      <w:r>
+        <w:rPr>
+          <w:rFonts w:ascii="Consolas" w:hAnsi="Consolas"/>
+          <w:color w:val="E8BF6A"/>
+          <w:sz w:val="13"/>
+          <w:szCs w:val="13"/>
+        </w:rPr>
+        <w:t>artifactId</w:t>
+      </w:r>
+      <w:proofErr w:type="spellEnd"/>
+      <w:r>
+        <w:rPr>
+          <w:rFonts w:ascii="Consolas" w:hAnsi="Consolas"/>
+          <w:color w:val="E8BF6A"/>
+          <w:sz w:val="13"/>
+          <w:szCs w:val="13"/>
+        </w:rPr>
+        <w:t>&gt;</w:t>
+      </w:r>
+      <w:r>
+        <w:rPr>
+          <w:rFonts w:ascii="Consolas" w:hAnsi="Consolas"/>
+          <w:color w:val="E8BF6A"/>
+          <w:sz w:val="13"/>
+          <w:szCs w:val="13"/>
+        </w:rPr>
+        <w:br/>
+        <w:t xml:space="preserve">        &lt;version&gt;</w:t>
+      </w:r>
+      <w:r>
+        <w:rPr>
+          <w:rFonts w:ascii="Consolas" w:hAnsi="Consolas"/>
+          <w:color w:val="A9B7C6"/>
+          <w:sz w:val="13"/>
+          <w:szCs w:val="13"/>
+        </w:rPr>
+        <w:t>2.0.6.RELEASE</w:t>
+      </w:r>
+      <w:r>
+        <w:rPr>
+          <w:rFonts w:ascii="Consolas" w:hAnsi="Consolas"/>
+          <w:color w:val="E8BF6A"/>
+          <w:sz w:val="13"/>
+          <w:szCs w:val="13"/>
+        </w:rPr>
+        <w:t>&lt;/version&gt;</w:t>
+      </w:r>
+      <w:r>
+        <w:rPr>
+          <w:rFonts w:ascii="Consolas" w:hAnsi="Consolas"/>
+          <w:color w:val="E8BF6A"/>
+          <w:sz w:val="13"/>
+          <w:szCs w:val="13"/>
+        </w:rPr>
+        <w:br/>
+        <w:t xml:space="preserve">    &lt;/parent&gt;</w:t>
+      </w:r>
+      <w:r>
+        <w:rPr>
+          <w:rFonts w:ascii="Consolas" w:hAnsi="Consolas"/>
+          <w:color w:val="E8BF6A"/>
+          <w:sz w:val="13"/>
+          <w:szCs w:val="13"/>
+        </w:rPr>
+        <w:br/>
+      </w:r>
+      <w:r>
+        <w:rPr>
+          <w:rFonts w:ascii="Consolas" w:hAnsi="Consolas"/>
+          <w:color w:val="E8BF6A"/>
+          <w:sz w:val="13"/>
+          <w:szCs w:val="13"/>
+        </w:rPr>
+        <w:br/>
+      </w:r>
+      <w:r>
+        <w:rPr>
+          <w:rFonts w:ascii="Consolas" w:hAnsi="Consolas"/>
+          <w:color w:val="E8BF6A"/>
+          <w:sz w:val="13"/>
+          <w:szCs w:val="13"/>
+        </w:rPr>
+        <w:br/>
+        <w:t xml:space="preserve">    &lt;build&gt;</w:t>
+      </w:r>
+      <w:r>
+        <w:rPr>
+          <w:rFonts w:ascii="Consolas" w:hAnsi="Consolas"/>
+          <w:color w:val="E8BF6A"/>
+          <w:sz w:val="13"/>
+          <w:szCs w:val="13"/>
+        </w:rPr>
+        <w:br/>
+        <w:t xml:space="preserve">        &lt;plugins&gt;</w:t>
+      </w:r>
+      <w:r>
+        <w:rPr>
+          <w:rFonts w:ascii="Consolas" w:hAnsi="Consolas"/>
+          <w:color w:val="E8BF6A"/>
+          <w:sz w:val="13"/>
+          <w:szCs w:val="13"/>
+        </w:rPr>
+        <w:br/>
+        <w:t xml:space="preserve">            &lt;plugin&gt;</w:t>
+      </w:r>
+      <w:r>
+        <w:rPr>
+          <w:rFonts w:ascii="Consolas" w:hAnsi="Consolas"/>
+          <w:color w:val="E8BF6A"/>
+          <w:sz w:val="13"/>
+          <w:szCs w:val="13"/>
+        </w:rPr>
+        <w:br/>
+        <w:t xml:space="preserve">                &lt;</w:t>
+      </w:r>
+      <w:proofErr w:type="spellStart"/>
+      <w:r>
+        <w:rPr>
+          <w:rFonts w:ascii="Consolas" w:hAnsi="Consolas"/>
+          <w:color w:val="E8BF6A"/>
+          <w:sz w:val="13"/>
+          <w:szCs w:val="13"/>
+        </w:rPr>
+        <w:t>groupId</w:t>
+      </w:r>
+      <w:proofErr w:type="spellEnd"/>
+      <w:r>
+        <w:rPr>
+          <w:rFonts w:ascii="Consolas" w:hAnsi="Consolas"/>
+          <w:color w:val="E8BF6A"/>
+          <w:sz w:val="13"/>
+          <w:szCs w:val="13"/>
+        </w:rPr>
+        <w:t>&gt;</w:t>
+      </w:r>
+      <w:proofErr w:type="spellStart"/>
+      <w:r>
+        <w:rPr>
+          <w:rFonts w:ascii="Consolas" w:hAnsi="Consolas"/>
+          <w:color w:val="A9B7C6"/>
+          <w:sz w:val="13"/>
+          <w:szCs w:val="13"/>
+        </w:rPr>
+        <w:t>org.apache.maven.plugins</w:t>
+      </w:r>
+      <w:proofErr w:type="spellEnd"/>
+      <w:r>
+        <w:rPr>
+          <w:rFonts w:ascii="Consolas" w:hAnsi="Consolas"/>
+          <w:color w:val="E8BF6A"/>
+          <w:sz w:val="13"/>
+          <w:szCs w:val="13"/>
+        </w:rPr>
+        <w:t>&lt;/</w:t>
+      </w:r>
+      <w:proofErr w:type="spellStart"/>
+      <w:r>
+        <w:rPr>
+          <w:rFonts w:ascii="Consolas" w:hAnsi="Consolas"/>
+          <w:color w:val="E8BF6A"/>
+          <w:sz w:val="13"/>
+          <w:szCs w:val="13"/>
+        </w:rPr>
+        <w:t>groupId</w:t>
+      </w:r>
+      <w:proofErr w:type="spellEnd"/>
+      <w:r>
+        <w:rPr>
+          <w:rFonts w:ascii="Consolas" w:hAnsi="Consolas"/>
+          <w:color w:val="E8BF6A"/>
+          <w:sz w:val="13"/>
+          <w:szCs w:val="13"/>
+        </w:rPr>
+        <w:t>&gt;</w:t>
+      </w:r>
+      <w:r>
+        <w:rPr>
+          <w:rFonts w:ascii="Consolas" w:hAnsi="Consolas"/>
+          <w:color w:val="E8BF6A"/>
+          <w:sz w:val="13"/>
+          <w:szCs w:val="13"/>
+        </w:rPr>
+        <w:br/>
+        <w:t xml:space="preserve">                &lt;</w:t>
+      </w:r>
+      <w:proofErr w:type="spellStart"/>
+      <w:r>
+        <w:rPr>
+          <w:rFonts w:ascii="Consolas" w:hAnsi="Consolas"/>
+          <w:color w:val="E8BF6A"/>
+          <w:sz w:val="13"/>
+          <w:szCs w:val="13"/>
+        </w:rPr>
+        <w:t>artifactId</w:t>
+      </w:r>
+      <w:proofErr w:type="spellEnd"/>
+      <w:r>
+        <w:rPr>
+          <w:rFonts w:ascii="Consolas" w:hAnsi="Consolas"/>
+          <w:color w:val="E8BF6A"/>
+          <w:sz w:val="13"/>
+          <w:szCs w:val="13"/>
+        </w:rPr>
+        <w:t>&gt;</w:t>
+      </w:r>
+      <w:r>
+        <w:rPr>
+          <w:rFonts w:ascii="Consolas" w:hAnsi="Consolas"/>
+          <w:color w:val="A9B7C6"/>
+          <w:sz w:val="13"/>
+          <w:szCs w:val="13"/>
+        </w:rPr>
+        <w:t>maven-compiler-plugin</w:t>
+      </w:r>
+      <w:r>
+        <w:rPr>
+          <w:rFonts w:ascii="Consolas" w:hAnsi="Consolas"/>
+          <w:color w:val="E8BF6A"/>
+          <w:sz w:val="13"/>
+          <w:szCs w:val="13"/>
+        </w:rPr>
+        <w:t>&lt;/</w:t>
+      </w:r>
+      <w:proofErr w:type="spellStart"/>
+      <w:r>
+        <w:rPr>
+          <w:rFonts w:ascii="Consolas" w:hAnsi="Consolas"/>
+          <w:color w:val="E8BF6A"/>
+          <w:sz w:val="13"/>
+          <w:szCs w:val="13"/>
+        </w:rPr>
+        <w:t>artifactId</w:t>
+      </w:r>
+      <w:proofErr w:type="spellEnd"/>
+      <w:r>
+        <w:rPr>
+          <w:rFonts w:ascii="Consolas" w:hAnsi="Consolas"/>
+          <w:color w:val="E8BF6A"/>
+          <w:sz w:val="13"/>
+          <w:szCs w:val="13"/>
+        </w:rPr>
+        <w:t>&gt;</w:t>
+      </w:r>
+      <w:r>
+        <w:rPr>
+          <w:rFonts w:ascii="Consolas" w:hAnsi="Consolas"/>
+          <w:color w:val="E8BF6A"/>
+          <w:sz w:val="13"/>
+          <w:szCs w:val="13"/>
+        </w:rPr>
+        <w:br/>
+        <w:t xml:space="preserve">                &lt;version&gt;</w:t>
+      </w:r>
+      <w:r>
+        <w:rPr>
+          <w:rFonts w:ascii="Consolas" w:hAnsi="Consolas"/>
+          <w:color w:val="A9B7C6"/>
+          <w:sz w:val="13"/>
+          <w:szCs w:val="13"/>
+        </w:rPr>
+        <w:t>3.3</w:t>
+      </w:r>
+      <w:r>
+        <w:rPr>
+          <w:rFonts w:ascii="Consolas" w:hAnsi="Consolas"/>
+          <w:color w:val="E8BF6A"/>
+          <w:sz w:val="13"/>
+          <w:szCs w:val="13"/>
+        </w:rPr>
+        <w:t>&lt;/version&gt;</w:t>
+      </w:r>
+      <w:r>
+        <w:rPr>
+          <w:rFonts w:ascii="Consolas" w:hAnsi="Consolas"/>
+          <w:color w:val="E8BF6A"/>
+          <w:sz w:val="13"/>
+          <w:szCs w:val="13"/>
+        </w:rPr>
+        <w:br/>
+        <w:t xml:space="preserve">                &lt;configuration&gt;</w:t>
+      </w:r>
+      <w:r>
+        <w:rPr>
+          <w:rFonts w:ascii="Consolas" w:hAnsi="Consolas"/>
+          <w:color w:val="E8BF6A"/>
+          <w:sz w:val="13"/>
+          <w:szCs w:val="13"/>
+        </w:rPr>
+        <w:br/>
+        <w:t xml:space="preserve">                    &lt;source&gt;</w:t>
+      </w:r>
+      <w:r>
+        <w:rPr>
+          <w:rFonts w:ascii="Consolas" w:hAnsi="Consolas"/>
+          <w:color w:val="A9B7C6"/>
+          <w:sz w:val="13"/>
+          <w:szCs w:val="13"/>
+        </w:rPr>
+        <w:t>1.8</w:t>
+      </w:r>
+      <w:r>
+        <w:rPr>
+          <w:rFonts w:ascii="Consolas" w:hAnsi="Consolas"/>
+          <w:color w:val="E8BF6A"/>
+          <w:sz w:val="13"/>
+          <w:szCs w:val="13"/>
+        </w:rPr>
+        <w:t>&lt;/source&gt;</w:t>
+      </w:r>
+      <w:r>
+        <w:rPr>
+          <w:rFonts w:ascii="Consolas" w:hAnsi="Consolas"/>
+          <w:color w:val="E8BF6A"/>
+          <w:sz w:val="13"/>
+          <w:szCs w:val="13"/>
+        </w:rPr>
+        <w:br/>
+        <w:t xml:space="preserve">                    &lt;target&gt;</w:t>
+      </w:r>
+      <w:r>
+        <w:rPr>
+          <w:rFonts w:ascii="Consolas" w:hAnsi="Consolas"/>
+          <w:color w:val="A9B7C6"/>
+          <w:sz w:val="13"/>
+          <w:szCs w:val="13"/>
+        </w:rPr>
+        <w:t>1.8</w:t>
+      </w:r>
+      <w:r>
+        <w:rPr>
+          <w:rFonts w:ascii="Consolas" w:hAnsi="Consolas"/>
+          <w:color w:val="E8BF6A"/>
+          <w:sz w:val="13"/>
+          <w:szCs w:val="13"/>
+        </w:rPr>
+        <w:t>&lt;/target&gt;</w:t>
+      </w:r>
+      <w:r>
+        <w:rPr>
+          <w:rFonts w:ascii="Consolas" w:hAnsi="Consolas"/>
+          <w:color w:val="E8BF6A"/>
+          <w:sz w:val="13"/>
+          <w:szCs w:val="13"/>
+        </w:rPr>
+        <w:br/>
+        <w:t xml:space="preserve">                    &lt;fork&gt;</w:t>
+      </w:r>
+      <w:r>
+        <w:rPr>
+          <w:rFonts w:ascii="Consolas" w:hAnsi="Consolas"/>
+          <w:color w:val="A9B7C6"/>
+          <w:sz w:val="13"/>
+          <w:szCs w:val="13"/>
+        </w:rPr>
+        <w:t>true</w:t>
+      </w:r>
+      <w:r>
+        <w:rPr>
+          <w:rFonts w:ascii="Consolas" w:hAnsi="Consolas"/>
+          <w:color w:val="E8BF6A"/>
+          <w:sz w:val="13"/>
+          <w:szCs w:val="13"/>
+        </w:rPr>
+        <w:t>&lt;/fork&gt;</w:t>
+      </w:r>
+      <w:r>
+        <w:rPr>
+          <w:rFonts w:ascii="Consolas" w:hAnsi="Consolas"/>
+          <w:color w:val="E8BF6A"/>
+          <w:sz w:val="13"/>
+          <w:szCs w:val="13"/>
+        </w:rPr>
+        <w:br/>
+        <w:t xml:space="preserve">                    &lt;verbose&gt;</w:t>
+      </w:r>
+      <w:r>
+        <w:rPr>
+          <w:rFonts w:ascii="Consolas" w:hAnsi="Consolas"/>
+          <w:color w:val="A9B7C6"/>
+          <w:sz w:val="13"/>
+          <w:szCs w:val="13"/>
+        </w:rPr>
+        <w:t>true</w:t>
+      </w:r>
+      <w:r>
+        <w:rPr>
+          <w:rFonts w:ascii="Consolas" w:hAnsi="Consolas"/>
+          <w:color w:val="E8BF6A"/>
+          <w:sz w:val="13"/>
+          <w:szCs w:val="13"/>
+        </w:rPr>
+        <w:t>&lt;/verbose&gt;</w:t>
+      </w:r>
+      <w:r>
+        <w:rPr>
+          <w:rFonts w:ascii="Consolas" w:hAnsi="Consolas"/>
+          <w:color w:val="E8BF6A"/>
+          <w:sz w:val="13"/>
+          <w:szCs w:val="13"/>
+        </w:rPr>
+        <w:br/>
+        <w:t xml:space="preserve">                    &lt;encoding&gt;</w:t>
+      </w:r>
+      <w:r>
+        <w:rPr>
+          <w:rFonts w:ascii="Consolas" w:hAnsi="Consolas"/>
+          <w:color w:val="A9B7C6"/>
+          <w:sz w:val="13"/>
+          <w:szCs w:val="13"/>
+        </w:rPr>
+        <w:t>UTF-8</w:t>
+      </w:r>
+      <w:r>
+        <w:rPr>
+          <w:rFonts w:ascii="Consolas" w:hAnsi="Consolas"/>
+          <w:color w:val="E8BF6A"/>
+          <w:sz w:val="13"/>
+          <w:szCs w:val="13"/>
+        </w:rPr>
+        <w:t>&lt;/encoding&gt;</w:t>
+      </w:r>
+      <w:r>
+        <w:rPr>
+          <w:rFonts w:ascii="Consolas" w:hAnsi="Consolas"/>
+          <w:color w:val="E8BF6A"/>
+          <w:sz w:val="13"/>
+          <w:szCs w:val="13"/>
+        </w:rPr>
+        <w:br/>
+        <w:t xml:space="preserve">                    &lt;</w:t>
+      </w:r>
+      <w:proofErr w:type="spellStart"/>
+      <w:r>
+        <w:rPr>
+          <w:rFonts w:ascii="Consolas" w:hAnsi="Consolas"/>
+          <w:color w:val="E8BF6A"/>
+          <w:sz w:val="13"/>
+          <w:szCs w:val="13"/>
+        </w:rPr>
+        <w:t>meminitial</w:t>
+      </w:r>
+      <w:proofErr w:type="spellEnd"/>
+      <w:r>
+        <w:rPr>
+          <w:rFonts w:ascii="Consolas" w:hAnsi="Consolas"/>
+          <w:color w:val="E8BF6A"/>
+          <w:sz w:val="13"/>
+          <w:szCs w:val="13"/>
+        </w:rPr>
+        <w:t>&gt;</w:t>
+      </w:r>
+      <w:r>
+        <w:rPr>
+          <w:rFonts w:ascii="Consolas" w:hAnsi="Consolas"/>
+          <w:color w:val="A9B7C6"/>
+          <w:sz w:val="13"/>
+          <w:szCs w:val="13"/>
+        </w:rPr>
+        <w:t>256m</w:t>
+      </w:r>
+      <w:r>
+        <w:rPr>
+          <w:rFonts w:ascii="Consolas" w:hAnsi="Consolas"/>
+          <w:color w:val="E8BF6A"/>
+          <w:sz w:val="13"/>
+          <w:szCs w:val="13"/>
+        </w:rPr>
+        <w:t>&lt;/</w:t>
+      </w:r>
+      <w:proofErr w:type="spellStart"/>
+      <w:r>
+        <w:rPr>
+          <w:rFonts w:ascii="Consolas" w:hAnsi="Consolas"/>
+          <w:color w:val="E8BF6A"/>
+          <w:sz w:val="13"/>
+          <w:szCs w:val="13"/>
+        </w:rPr>
+        <w:t>meminitial</w:t>
+      </w:r>
+      <w:proofErr w:type="spellEnd"/>
+      <w:r>
+        <w:rPr>
+          <w:rFonts w:ascii="Consolas" w:hAnsi="Consolas"/>
+          <w:color w:val="E8BF6A"/>
+          <w:sz w:val="13"/>
+          <w:szCs w:val="13"/>
+        </w:rPr>
+        <w:t>&gt;</w:t>
+      </w:r>
+      <w:r>
+        <w:rPr>
+          <w:rFonts w:ascii="Consolas" w:hAnsi="Consolas"/>
+          <w:color w:val="E8BF6A"/>
+          <w:sz w:val="13"/>
+          <w:szCs w:val="13"/>
+        </w:rPr>
+        <w:br/>
+        <w:t xml:space="preserve">                    &lt;</w:t>
+      </w:r>
+      <w:proofErr w:type="spellStart"/>
+      <w:r>
+        <w:rPr>
+          <w:rFonts w:ascii="Consolas" w:hAnsi="Consolas"/>
+          <w:color w:val="E8BF6A"/>
+          <w:sz w:val="13"/>
+          <w:szCs w:val="13"/>
+        </w:rPr>
+        <w:t>maxmem</w:t>
+      </w:r>
+      <w:proofErr w:type="spellEnd"/>
+      <w:r>
+        <w:rPr>
+          <w:rFonts w:ascii="Consolas" w:hAnsi="Consolas"/>
+          <w:color w:val="E8BF6A"/>
+          <w:sz w:val="13"/>
+          <w:szCs w:val="13"/>
+        </w:rPr>
+        <w:t>&gt;</w:t>
+      </w:r>
+      <w:r>
+        <w:rPr>
+          <w:rFonts w:ascii="Consolas" w:hAnsi="Consolas"/>
+          <w:color w:val="A9B7C6"/>
+          <w:sz w:val="13"/>
+          <w:szCs w:val="13"/>
+        </w:rPr>
+        <w:t>1024m</w:t>
+      </w:r>
+      <w:r>
+        <w:rPr>
+          <w:rFonts w:ascii="Consolas" w:hAnsi="Consolas"/>
+          <w:color w:val="E8BF6A"/>
+          <w:sz w:val="13"/>
+          <w:szCs w:val="13"/>
+        </w:rPr>
+        <w:t>&lt;/</w:t>
+      </w:r>
+      <w:proofErr w:type="spellStart"/>
+      <w:r>
+        <w:rPr>
+          <w:rFonts w:ascii="Consolas" w:hAnsi="Consolas"/>
+          <w:color w:val="E8BF6A"/>
+          <w:sz w:val="13"/>
+          <w:szCs w:val="13"/>
+        </w:rPr>
+        <w:t>maxmem</w:t>
+      </w:r>
+      <w:proofErr w:type="spellEnd"/>
+      <w:r>
+        <w:rPr>
+          <w:rFonts w:ascii="Consolas" w:hAnsi="Consolas"/>
+          <w:color w:val="E8BF6A"/>
+          <w:sz w:val="13"/>
+          <w:szCs w:val="13"/>
+        </w:rPr>
+        <w:t>&gt;</w:t>
+      </w:r>
+      <w:r>
+        <w:rPr>
+          <w:rFonts w:ascii="Consolas" w:hAnsi="Consolas"/>
+          <w:color w:val="E8BF6A"/>
+          <w:sz w:val="13"/>
+          <w:szCs w:val="13"/>
+        </w:rPr>
+        <w:br/>
+        <w:t xml:space="preserve">                &lt;/configuration&gt;</w:t>
+      </w:r>
+      <w:r>
+        <w:rPr>
+          <w:rFonts w:ascii="Consolas" w:hAnsi="Consolas"/>
+          <w:color w:val="E8BF6A"/>
+          <w:sz w:val="13"/>
+          <w:szCs w:val="13"/>
+        </w:rPr>
+        <w:br/>
+        <w:t xml:space="preserve">            &lt;/plugin&gt;</w:t>
+      </w:r>
+      <w:r>
+        <w:rPr>
+          <w:rFonts w:ascii="Consolas" w:hAnsi="Consolas"/>
+          <w:color w:val="E8BF6A"/>
+          <w:sz w:val="13"/>
+          <w:szCs w:val="13"/>
+        </w:rPr>
+        <w:br/>
+        <w:t xml:space="preserve"> </w:t>
+      </w:r>
+      <w:r>
+        <w:rPr>
+          <w:rFonts w:ascii="Consolas" w:hAnsi="Consolas"/>
+          <w:color w:val="E8BF6A"/>
+          <w:sz w:val="13"/>
+          <w:szCs w:val="13"/>
+        </w:rPr>
+        <w:t xml:space="preserve">       &lt;/plugins&gt;</w:t>
+      </w:r>
+      <w:r>
+        <w:rPr>
+          <w:rFonts w:ascii="Consolas" w:hAnsi="Consolas"/>
+          <w:color w:val="E8BF6A"/>
+          <w:sz w:val="13"/>
+          <w:szCs w:val="13"/>
+        </w:rPr>
+        <w:br/>
+        <w:t xml:space="preserve">    &lt;/build&gt;</w:t>
+      </w:r>
+      <w:r>
+        <w:rPr>
+          <w:rFonts w:ascii="Consolas" w:hAnsi="Consolas"/>
+          <w:color w:val="E8BF6A"/>
+          <w:sz w:val="13"/>
+          <w:szCs w:val="13"/>
+        </w:rPr>
+        <w:br/>
+        <w:t>&lt;/project&gt;</w:t>
+      </w:r>
+    </w:p>
+    <w:p>
+      <w:r>
+        <w:t>S</w:t>
+      </w:r>
+      <w:r>
+        <w:rPr>
+          <w:rFonts w:hint="eastAsia"/>
+        </w:rPr>
+        <w:t>ervice-pom.xml</w:t>
+      </w:r>
+    </w:p>
+    <w:p>
+      <w:pPr>
+        <w:pStyle w:val="HTML"/>
+        <w:shd w:val="clear" w:color="auto" w:fill="2B2B2B"/>
+        <w:rPr>
+          <w:rFonts w:ascii="Consolas" w:hAnsi="Consolas"/>
+          <w:color w:val="A9B7C6"/>
+          <w:sz w:val="13"/>
+          <w:szCs w:val="13"/>
+        </w:rPr>
+      </w:pPr>
+      <w:r>
+        <w:rPr>
+          <w:rFonts w:ascii="Consolas" w:hAnsi="Consolas"/>
+          <w:color w:val="E8BF6A"/>
+          <w:sz w:val="13"/>
+          <w:szCs w:val="13"/>
+        </w:rPr>
+        <w:t>&lt;?</w:t>
+      </w:r>
+      <w:r>
+        <w:rPr>
+          <w:rFonts w:ascii="Consolas" w:hAnsi="Consolas"/>
+          <w:color w:val="BABABA"/>
+          <w:sz w:val="13"/>
+          <w:szCs w:val="13"/>
+        </w:rPr>
+        <w:t>xml version</w:t>
+      </w:r>
+      <w:r>
+        <w:rPr>
+          <w:rFonts w:ascii="Consolas" w:hAnsi="Consolas"/>
+          <w:color w:val="6A8759"/>
+          <w:sz w:val="13"/>
+          <w:szCs w:val="13"/>
+        </w:rPr>
+        <w:t xml:space="preserve">="1.0" </w:t>
+      </w:r>
+      <w:r>
+        <w:rPr>
+          <w:rFonts w:ascii="Consolas" w:hAnsi="Consolas"/>
+          <w:color w:val="BABABA"/>
+          <w:sz w:val="13"/>
+          <w:szCs w:val="13"/>
+        </w:rPr>
+        <w:t>encoding</w:t>
+      </w:r>
+      <w:r>
+        <w:rPr>
+          <w:rFonts w:ascii="Consolas" w:hAnsi="Consolas"/>
+          <w:color w:val="6A8759"/>
+          <w:sz w:val="13"/>
+          <w:szCs w:val="13"/>
+        </w:rPr>
+        <w:t>="UTF-8"</w:t>
+      </w:r>
+      <w:r>
+        <w:rPr>
+          <w:rFonts w:ascii="Consolas" w:hAnsi="Consolas"/>
+          <w:color w:val="E8BF6A"/>
+          <w:sz w:val="13"/>
+          <w:szCs w:val="13"/>
+        </w:rPr>
+        <w:t>?&gt;</w:t>
+      </w:r>
+      <w:r>
+        <w:rPr>
+          <w:rFonts w:ascii="Consolas" w:hAnsi="Consolas"/>
+          <w:color w:val="E8BF6A"/>
+          <w:sz w:val="13"/>
+          <w:szCs w:val="13"/>
+        </w:rPr>
+        <w:br/>
+        <w:t xml:space="preserve">&lt;project </w:t>
+      </w:r>
+      <w:proofErr w:type="spellStart"/>
+      <w:r>
+        <w:rPr>
+          <w:rFonts w:ascii="Consolas" w:hAnsi="Consolas"/>
+          <w:color w:val="BABABA"/>
+          <w:sz w:val="13"/>
+          <w:szCs w:val="13"/>
+        </w:rPr>
+        <w:t>xmlns</w:t>
+      </w:r>
+      <w:proofErr w:type="spellEnd"/>
+      <w:r>
+        <w:rPr>
+          <w:rFonts w:ascii="Consolas" w:hAnsi="Consolas"/>
+          <w:color w:val="6A8759"/>
+          <w:sz w:val="13"/>
+          <w:szCs w:val="13"/>
+        </w:rPr>
+        <w:t>="http://maven.apache.org/POM/4.0.0"</w:t>
+      </w:r>
+      <w:r>
+        <w:rPr>
+          <w:rFonts w:ascii="Consolas" w:hAnsi="Consolas"/>
+          <w:color w:val="6A8759"/>
+          <w:sz w:val="13"/>
+          <w:szCs w:val="13"/>
+        </w:rPr>
+        <w:br/>
+        <w:t xml:space="preserve">         </w:t>
+      </w:r>
+      <w:proofErr w:type="spellStart"/>
+      <w:r>
+        <w:rPr>
+          <w:rFonts w:ascii="Consolas" w:hAnsi="Consolas"/>
+          <w:color w:val="BABABA"/>
+          <w:sz w:val="13"/>
+          <w:szCs w:val="13"/>
+        </w:rPr>
+        <w:t>xmlns:</w:t>
+      </w:r>
+      <w:r>
+        <w:rPr>
+          <w:rFonts w:ascii="Consolas" w:hAnsi="Consolas"/>
+          <w:color w:val="9876AA"/>
+          <w:sz w:val="13"/>
+          <w:szCs w:val="13"/>
+        </w:rPr>
+        <w:t>xsi</w:t>
+      </w:r>
+      <w:proofErr w:type="spellEnd"/>
+      <w:r>
+        <w:rPr>
+          <w:rFonts w:ascii="Consolas" w:hAnsi="Consolas"/>
+          <w:color w:val="6A8759"/>
+          <w:sz w:val="13"/>
+          <w:szCs w:val="13"/>
+        </w:rPr>
+        <w:t>="http://www.w3.org/2001/XMLSchema-instance"</w:t>
+      </w:r>
+      <w:r>
+        <w:rPr>
+          <w:rFonts w:ascii="Consolas" w:hAnsi="Consolas"/>
+          <w:color w:val="6A8759"/>
+          <w:sz w:val="13"/>
+          <w:szCs w:val="13"/>
+        </w:rPr>
+        <w:br/>
+        <w:t xml:space="preserve">         </w:t>
+      </w:r>
+      <w:proofErr w:type="spellStart"/>
+      <w:r>
+        <w:rPr>
+          <w:rFonts w:ascii="Consolas" w:hAnsi="Consolas"/>
+          <w:color w:val="9876AA"/>
+          <w:sz w:val="13"/>
+          <w:szCs w:val="13"/>
+        </w:rPr>
+        <w:t>xsi</w:t>
+      </w:r>
+      <w:r>
+        <w:rPr>
+          <w:rFonts w:ascii="Consolas" w:hAnsi="Consolas"/>
+          <w:color w:val="BABABA"/>
+          <w:sz w:val="13"/>
+          <w:szCs w:val="13"/>
+        </w:rPr>
+        <w:t>:schemaLocation</w:t>
+      </w:r>
+      <w:proofErr w:type="spellEnd"/>
+      <w:r>
+        <w:rPr>
+          <w:rFonts w:ascii="Consolas" w:hAnsi="Consolas"/>
+          <w:color w:val="6A8759"/>
+          <w:sz w:val="13"/>
+          <w:szCs w:val="13"/>
+        </w:rPr>
+        <w:t>="http://maven.apache.org/POM/4.0.0 http://maven.apache.org/xsd/maven-4.0.0.xsd"</w:t>
+      </w:r>
+      <w:r>
+        <w:rPr>
+          <w:rFonts w:ascii="Consolas" w:hAnsi="Consolas"/>
+          <w:color w:val="E8BF6A"/>
+          <w:sz w:val="13"/>
+          <w:szCs w:val="13"/>
+        </w:rPr>
+        <w:t>&gt;</w:t>
+      </w:r>
+      <w:r>
+        <w:rPr>
+          <w:rFonts w:ascii="Consolas" w:hAnsi="Consolas"/>
+          <w:color w:val="E8BF6A"/>
+          <w:sz w:val="13"/>
+          <w:szCs w:val="13"/>
+        </w:rPr>
+        <w:br/>
+        <w:t xml:space="preserve">    &lt;parent&gt;</w:t>
+      </w:r>
+      <w:r>
+        <w:rPr>
+          <w:rFonts w:ascii="Consolas" w:hAnsi="Consolas"/>
+          <w:color w:val="E8BF6A"/>
+          <w:sz w:val="13"/>
+          <w:szCs w:val="13"/>
+        </w:rPr>
+        <w:br/>
+        <w:t xml:space="preserve">        &lt;</w:t>
+      </w:r>
+      <w:proofErr w:type="spellStart"/>
+      <w:r>
+        <w:rPr>
+          <w:rFonts w:ascii="Consolas" w:hAnsi="Consolas"/>
+          <w:color w:val="E8BF6A"/>
+          <w:sz w:val="13"/>
+          <w:szCs w:val="13"/>
+        </w:rPr>
+        <w:t>artifactId</w:t>
+      </w:r>
+      <w:proofErr w:type="spellEnd"/>
+      <w:r>
+        <w:rPr>
+          <w:rFonts w:ascii="Consolas" w:hAnsi="Consolas"/>
+          <w:color w:val="E8BF6A"/>
+          <w:sz w:val="13"/>
+          <w:szCs w:val="13"/>
+        </w:rPr>
+        <w:t>&gt;</w:t>
+      </w:r>
+      <w:proofErr w:type="spellStart"/>
+      <w:r>
+        <w:rPr>
+          <w:rFonts w:ascii="Consolas" w:hAnsi="Consolas"/>
+          <w:color w:val="A9B7C6"/>
+          <w:sz w:val="13"/>
+          <w:szCs w:val="13"/>
+        </w:rPr>
+        <w:t>springboot</w:t>
+      </w:r>
+      <w:proofErr w:type="spellEnd"/>
+      <w:r>
+        <w:rPr>
+          <w:rFonts w:ascii="Consolas" w:hAnsi="Consolas"/>
+          <w:color w:val="A9B7C6"/>
+          <w:sz w:val="13"/>
+          <w:szCs w:val="13"/>
+        </w:rPr>
+        <w:t>-study</w:t>
+      </w:r>
+      <w:r>
+        <w:rPr>
+          <w:rFonts w:ascii="Consolas" w:hAnsi="Consolas"/>
+          <w:color w:val="E8BF6A"/>
+          <w:sz w:val="13"/>
+          <w:szCs w:val="13"/>
+        </w:rPr>
+        <w:t>&lt;/</w:t>
+      </w:r>
+      <w:proofErr w:type="spellStart"/>
+      <w:r>
+        <w:rPr>
+          <w:rFonts w:ascii="Consolas" w:hAnsi="Consolas"/>
+          <w:color w:val="E8BF6A"/>
+          <w:sz w:val="13"/>
+          <w:szCs w:val="13"/>
+        </w:rPr>
+        <w:t>artifactId</w:t>
+      </w:r>
+      <w:proofErr w:type="spellEnd"/>
+      <w:r>
+        <w:rPr>
+          <w:rFonts w:ascii="Consolas" w:hAnsi="Consolas"/>
+          <w:color w:val="E8BF6A"/>
+          <w:sz w:val="13"/>
+          <w:szCs w:val="13"/>
+        </w:rPr>
+        <w:t>&gt;</w:t>
+      </w:r>
+      <w:r>
+        <w:rPr>
+          <w:rFonts w:ascii="Consolas" w:hAnsi="Consolas"/>
+          <w:color w:val="E8BF6A"/>
+          <w:sz w:val="13"/>
+          <w:szCs w:val="13"/>
+        </w:rPr>
+        <w:br/>
+        <w:t xml:space="preserve">        &lt;</w:t>
+      </w:r>
+      <w:proofErr w:type="spellStart"/>
+      <w:r>
+        <w:rPr>
+          <w:rFonts w:ascii="Consolas" w:hAnsi="Consolas"/>
+          <w:color w:val="E8BF6A"/>
+          <w:sz w:val="13"/>
+          <w:szCs w:val="13"/>
+        </w:rPr>
+        <w:t>groupId</w:t>
+      </w:r>
+      <w:proofErr w:type="spellEnd"/>
+      <w:r>
+        <w:rPr>
+          <w:rFonts w:ascii="Consolas" w:hAnsi="Consolas"/>
+          <w:color w:val="E8BF6A"/>
+          <w:sz w:val="13"/>
+          <w:szCs w:val="13"/>
+        </w:rPr>
+        <w:t>&gt;</w:t>
+      </w:r>
+      <w:proofErr w:type="spellStart"/>
+      <w:r>
+        <w:rPr>
+          <w:rFonts w:ascii="Consolas" w:hAnsi="Consolas"/>
+          <w:color w:val="A9B7C6"/>
+          <w:sz w:val="13"/>
+          <w:szCs w:val="13"/>
+        </w:rPr>
+        <w:t>com.dj.springboot</w:t>
+      </w:r>
+      <w:proofErr w:type="spellEnd"/>
+      <w:r>
+        <w:rPr>
+          <w:rFonts w:ascii="Consolas" w:hAnsi="Consolas"/>
+          <w:color w:val="E8BF6A"/>
+          <w:sz w:val="13"/>
+          <w:szCs w:val="13"/>
+        </w:rPr>
+        <w:t>&lt;/</w:t>
+      </w:r>
+      <w:proofErr w:type="spellStart"/>
+      <w:r>
+        <w:rPr>
+          <w:rFonts w:ascii="Consolas" w:hAnsi="Consolas"/>
+          <w:color w:val="E8BF6A"/>
+          <w:sz w:val="13"/>
+          <w:szCs w:val="13"/>
+        </w:rPr>
+        <w:t>groupId</w:t>
+      </w:r>
+      <w:proofErr w:type="spellEnd"/>
+      <w:r>
+        <w:rPr>
+          <w:rFonts w:ascii="Consolas" w:hAnsi="Consolas"/>
+          <w:color w:val="E8BF6A"/>
+          <w:sz w:val="13"/>
+          <w:szCs w:val="13"/>
+        </w:rPr>
+        <w:t>&gt;</w:t>
+      </w:r>
+      <w:r>
+        <w:rPr>
+          <w:rFonts w:ascii="Consolas" w:hAnsi="Consolas"/>
+          <w:color w:val="E8BF6A"/>
+          <w:sz w:val="13"/>
+          <w:szCs w:val="13"/>
+        </w:rPr>
+        <w:br/>
+        <w:t xml:space="preserve">        &lt;version&gt;</w:t>
+      </w:r>
+      <w:r>
+        <w:rPr>
+          <w:rFonts w:ascii="Consolas" w:hAnsi="Consolas"/>
+          <w:color w:val="A9B7C6"/>
+          <w:sz w:val="13"/>
+          <w:szCs w:val="13"/>
+        </w:rPr>
+        <w:t>1.0-SNAPSHOT</w:t>
+      </w:r>
+      <w:r>
+        <w:rPr>
+          <w:rFonts w:ascii="Consolas" w:hAnsi="Consolas"/>
+          <w:color w:val="E8BF6A"/>
+          <w:sz w:val="13"/>
+          <w:szCs w:val="13"/>
+        </w:rPr>
+        <w:t>&lt;/version&gt;</w:t>
+      </w:r>
+      <w:r>
+        <w:rPr>
+          <w:rFonts w:ascii="Consolas" w:hAnsi="Consolas"/>
+          <w:color w:val="E8BF6A"/>
+          <w:sz w:val="13"/>
+          <w:szCs w:val="13"/>
+        </w:rPr>
+        <w:br/>
+      </w:r>
+      <w:r>
+        <w:rPr>
+          <w:rFonts w:ascii="Consolas" w:hAnsi="Consolas"/>
+          <w:color w:val="E8BF6A"/>
+          <w:sz w:val="13"/>
+          <w:szCs w:val="13"/>
+        </w:rPr>
+        <w:lastRenderedPageBreak/>
+        <w:t xml:space="preserve">    &lt;/parent&gt;</w:t>
+      </w:r>
+      <w:r>
+        <w:rPr>
+          <w:rFonts w:ascii="Consolas" w:hAnsi="Consolas"/>
+          <w:color w:val="E8BF6A"/>
+          <w:sz w:val="13"/>
+          <w:szCs w:val="13"/>
+        </w:rPr>
+        <w:br/>
+        <w:t xml:space="preserve">    &lt;</w:t>
+      </w:r>
+      <w:proofErr w:type="spellStart"/>
+      <w:r>
+        <w:rPr>
+          <w:rFonts w:ascii="Consolas" w:hAnsi="Consolas"/>
+          <w:color w:val="E8BF6A"/>
+          <w:sz w:val="13"/>
+          <w:szCs w:val="13"/>
+        </w:rPr>
+        <w:t>modelVersion</w:t>
+      </w:r>
+      <w:proofErr w:type="spellEnd"/>
+      <w:r>
+        <w:rPr>
+          <w:rFonts w:ascii="Consolas" w:hAnsi="Consolas"/>
+          <w:color w:val="E8BF6A"/>
+          <w:sz w:val="13"/>
+          <w:szCs w:val="13"/>
+        </w:rPr>
+        <w:t>&gt;</w:t>
+      </w:r>
+      <w:r>
+        <w:rPr>
+          <w:rFonts w:ascii="Consolas" w:hAnsi="Consolas"/>
+          <w:color w:val="A9B7C6"/>
+          <w:sz w:val="13"/>
+          <w:szCs w:val="13"/>
+        </w:rPr>
+        <w:t>4.0.0</w:t>
+      </w:r>
+      <w:r>
+        <w:rPr>
+          <w:rFonts w:ascii="Consolas" w:hAnsi="Consolas"/>
+          <w:color w:val="E8BF6A"/>
+          <w:sz w:val="13"/>
+          <w:szCs w:val="13"/>
+        </w:rPr>
+        <w:t>&lt;/</w:t>
+      </w:r>
+      <w:proofErr w:type="spellStart"/>
+      <w:r>
+        <w:rPr>
+          <w:rFonts w:ascii="Consolas" w:hAnsi="Consolas"/>
+          <w:color w:val="E8BF6A"/>
+          <w:sz w:val="13"/>
+          <w:szCs w:val="13"/>
+        </w:rPr>
+        <w:t>modelVersion</w:t>
+      </w:r>
+      <w:proofErr w:type="spellEnd"/>
+      <w:r>
+        <w:rPr>
+          <w:rFonts w:ascii="Consolas" w:hAnsi="Consolas"/>
+          <w:color w:val="E8BF6A"/>
+          <w:sz w:val="13"/>
+          <w:szCs w:val="13"/>
+        </w:rPr>
+        <w:t>&gt;</w:t>
+      </w:r>
+      <w:r>
+        <w:rPr>
+          <w:rFonts w:ascii="Consolas" w:hAnsi="Consolas"/>
+          <w:color w:val="E8BF6A"/>
+          <w:sz w:val="13"/>
+          <w:szCs w:val="13"/>
+        </w:rPr>
+        <w:br/>
+      </w:r>
+      <w:r>
+        <w:rPr>
+          <w:rFonts w:ascii="Consolas" w:hAnsi="Consolas"/>
+          <w:color w:val="E8BF6A"/>
+          <w:sz w:val="13"/>
+          <w:szCs w:val="13"/>
+        </w:rPr>
+        <w:br/>
+        <w:t xml:space="preserve">    &lt;</w:t>
+      </w:r>
+      <w:proofErr w:type="spellStart"/>
+      <w:r>
+        <w:rPr>
+          <w:rFonts w:ascii="Consolas" w:hAnsi="Consolas"/>
+          <w:color w:val="E8BF6A"/>
+          <w:sz w:val="13"/>
+          <w:szCs w:val="13"/>
+        </w:rPr>
+        <w:t>artifactId</w:t>
+      </w:r>
+      <w:proofErr w:type="spellEnd"/>
+      <w:r>
+        <w:rPr>
+          <w:rFonts w:ascii="Consolas" w:hAnsi="Consolas"/>
+          <w:color w:val="E8BF6A"/>
+          <w:sz w:val="13"/>
+          <w:szCs w:val="13"/>
+        </w:rPr>
+        <w:t>&gt;</w:t>
+      </w:r>
+      <w:proofErr w:type="spellStart"/>
+      <w:r>
+        <w:rPr>
+          <w:rFonts w:ascii="Consolas" w:hAnsi="Consolas"/>
+          <w:color w:val="A9B7C6"/>
+          <w:sz w:val="13"/>
+          <w:szCs w:val="13"/>
+        </w:rPr>
+        <w:t>springboot</w:t>
+      </w:r>
+      <w:proofErr w:type="spellEnd"/>
+      <w:r>
+        <w:rPr>
+          <w:rFonts w:ascii="Consolas" w:hAnsi="Consolas"/>
+          <w:color w:val="A9B7C6"/>
+          <w:sz w:val="13"/>
+          <w:szCs w:val="13"/>
+        </w:rPr>
+        <w:t>-study-service</w:t>
+      </w:r>
+      <w:r>
+        <w:rPr>
+          <w:rFonts w:ascii="Consolas" w:hAnsi="Consolas"/>
+          <w:color w:val="E8BF6A"/>
+          <w:sz w:val="13"/>
+          <w:szCs w:val="13"/>
+        </w:rPr>
+        <w:t>&lt;/</w:t>
+      </w:r>
+      <w:proofErr w:type="spellStart"/>
+      <w:r>
+        <w:rPr>
+          <w:rFonts w:ascii="Consolas" w:hAnsi="Consolas"/>
+          <w:color w:val="E8BF6A"/>
+          <w:sz w:val="13"/>
+          <w:szCs w:val="13"/>
+        </w:rPr>
+        <w:t>artifactId</w:t>
+      </w:r>
+      <w:proofErr w:type="spellEnd"/>
+      <w:r>
+        <w:rPr>
+          <w:rFonts w:ascii="Consolas" w:hAnsi="Consolas"/>
+          <w:color w:val="E8BF6A"/>
+          <w:sz w:val="13"/>
+          <w:szCs w:val="13"/>
+        </w:rPr>
+        <w:t>&gt;</w:t>
+      </w:r>
+      <w:r>
+        <w:rPr>
+          <w:rFonts w:ascii="Consolas" w:hAnsi="Consolas"/>
+          <w:color w:val="E8BF6A"/>
+          <w:sz w:val="13"/>
+          <w:szCs w:val="13"/>
+        </w:rPr>
+        <w:br/>
+      </w:r>
+      <w:r>
+        <w:rPr>
+          <w:rFonts w:ascii="Consolas" w:hAnsi="Consolas"/>
+          <w:color w:val="E8BF6A"/>
+          <w:sz w:val="13"/>
+          <w:szCs w:val="13"/>
+        </w:rPr>
+        <w:br/>
+        <w:t xml:space="preserve">    &lt;dependencies&gt;</w:t>
+      </w:r>
+      <w:r>
+        <w:rPr>
+          <w:rFonts w:ascii="Consolas" w:hAnsi="Consolas"/>
+          <w:color w:val="E8BF6A"/>
+          <w:sz w:val="13"/>
+          <w:szCs w:val="13"/>
+        </w:rPr>
+        <w:br/>
+        <w:t xml:space="preserve">        &lt;dependency&gt;</w:t>
+      </w:r>
+      <w:r>
+        <w:rPr>
+          <w:rFonts w:ascii="Consolas" w:hAnsi="Consolas"/>
+          <w:color w:val="E8BF6A"/>
+          <w:sz w:val="13"/>
+          <w:szCs w:val="13"/>
+        </w:rPr>
+        <w:br/>
+        <w:t xml:space="preserve">            &lt;</w:t>
+      </w:r>
+      <w:proofErr w:type="spellStart"/>
+      <w:r>
+        <w:rPr>
+          <w:rFonts w:ascii="Consolas" w:hAnsi="Consolas"/>
+          <w:color w:val="E8BF6A"/>
+          <w:sz w:val="13"/>
+          <w:szCs w:val="13"/>
+        </w:rPr>
+        <w:t>groupId</w:t>
+      </w:r>
+      <w:proofErr w:type="spellEnd"/>
+      <w:r>
+        <w:rPr>
+          <w:rFonts w:ascii="Consolas" w:hAnsi="Consolas"/>
+          <w:color w:val="E8BF6A"/>
+          <w:sz w:val="13"/>
+          <w:szCs w:val="13"/>
+        </w:rPr>
+        <w:t>&gt;</w:t>
+      </w:r>
+      <w:proofErr w:type="spellStart"/>
+      <w:r>
+        <w:rPr>
+          <w:rFonts w:ascii="Consolas" w:hAnsi="Consolas"/>
+          <w:color w:val="A9B7C6"/>
+          <w:sz w:val="13"/>
+          <w:szCs w:val="13"/>
+        </w:rPr>
+        <w:t>org.springframework.boot</w:t>
+      </w:r>
+      <w:proofErr w:type="spellEnd"/>
+      <w:r>
+        <w:rPr>
+          <w:rFonts w:ascii="Consolas" w:hAnsi="Consolas"/>
+          <w:color w:val="E8BF6A"/>
+          <w:sz w:val="13"/>
+          <w:szCs w:val="13"/>
+        </w:rPr>
+        <w:t>&lt;/</w:t>
+      </w:r>
+      <w:proofErr w:type="spellStart"/>
+      <w:r>
+        <w:rPr>
+          <w:rFonts w:ascii="Consolas" w:hAnsi="Consolas"/>
+          <w:color w:val="E8BF6A"/>
+          <w:sz w:val="13"/>
+          <w:szCs w:val="13"/>
+        </w:rPr>
+        <w:t>groupId</w:t>
+      </w:r>
+      <w:proofErr w:type="spellEnd"/>
+      <w:r>
+        <w:rPr>
+          <w:rFonts w:ascii="Consolas" w:hAnsi="Consolas"/>
+          <w:color w:val="E8BF6A"/>
+          <w:sz w:val="13"/>
+          <w:szCs w:val="13"/>
+        </w:rPr>
+        <w:t>&gt;</w:t>
+      </w:r>
+      <w:r>
+        <w:rPr>
+          <w:rFonts w:ascii="Consolas" w:hAnsi="Consolas"/>
+          <w:color w:val="E8BF6A"/>
+          <w:sz w:val="13"/>
+          <w:szCs w:val="13"/>
+        </w:rPr>
+        <w:br/>
+        <w:t xml:space="preserve">            &lt;</w:t>
+      </w:r>
+      <w:proofErr w:type="spellStart"/>
+      <w:r>
+        <w:rPr>
+          <w:rFonts w:ascii="Consolas" w:hAnsi="Consolas"/>
+          <w:color w:val="E8BF6A"/>
+          <w:sz w:val="13"/>
+          <w:szCs w:val="13"/>
+        </w:rPr>
+        <w:t>artifactId</w:t>
+      </w:r>
+      <w:proofErr w:type="spellEnd"/>
+      <w:r>
+        <w:rPr>
+          <w:rFonts w:ascii="Consolas" w:hAnsi="Consolas"/>
+          <w:color w:val="E8BF6A"/>
+          <w:sz w:val="13"/>
+          <w:szCs w:val="13"/>
+        </w:rPr>
+        <w:t>&gt;</w:t>
+      </w:r>
+      <w:r>
+        <w:rPr>
+          <w:rFonts w:ascii="Consolas" w:hAnsi="Consolas"/>
+          <w:color w:val="A9B7C6"/>
+          <w:sz w:val="13"/>
+          <w:szCs w:val="13"/>
+        </w:rPr>
+        <w:t>spring-boot-starter-web</w:t>
+      </w:r>
+      <w:r>
+        <w:rPr>
+          <w:rFonts w:ascii="Consolas" w:hAnsi="Consolas"/>
+          <w:color w:val="E8BF6A"/>
+          <w:sz w:val="13"/>
+          <w:szCs w:val="13"/>
+        </w:rPr>
+        <w:t>&lt;/</w:t>
+      </w:r>
+      <w:proofErr w:type="spellStart"/>
+      <w:r>
+        <w:rPr>
+          <w:rFonts w:ascii="Consolas" w:hAnsi="Consolas"/>
+          <w:color w:val="E8BF6A"/>
+          <w:sz w:val="13"/>
+          <w:szCs w:val="13"/>
+        </w:rPr>
+        <w:t>artifactId</w:t>
+      </w:r>
+      <w:proofErr w:type="spellEnd"/>
+      <w:r>
+        <w:rPr>
+          <w:rFonts w:ascii="Consolas" w:hAnsi="Consolas"/>
+          <w:color w:val="E8BF6A"/>
+          <w:sz w:val="13"/>
+          <w:szCs w:val="13"/>
+        </w:rPr>
+        <w:t>&gt;</w:t>
+      </w:r>
+      <w:r>
+        <w:rPr>
+          <w:rFonts w:ascii="Consolas" w:hAnsi="Consolas"/>
+          <w:color w:val="E8BF6A"/>
+          <w:sz w:val="13"/>
+          <w:szCs w:val="13"/>
+        </w:rPr>
+        <w:br/>
+        <w:t xml:space="preserve">        &lt;/dependency&gt;</w:t>
+      </w:r>
+      <w:r>
+        <w:rPr>
+          <w:rFonts w:ascii="Consolas" w:hAnsi="Consolas"/>
+          <w:color w:val="E8BF6A"/>
+          <w:sz w:val="13"/>
+          <w:szCs w:val="13"/>
+        </w:rPr>
+        <w:br/>
+        <w:t xml:space="preserve">        &lt;dependency&gt;</w:t>
+      </w:r>
+      <w:r>
+        <w:rPr>
+          <w:rFonts w:ascii="Consolas" w:hAnsi="Consolas"/>
+          <w:color w:val="E8BF6A"/>
+          <w:sz w:val="13"/>
+          <w:szCs w:val="13"/>
+        </w:rPr>
+        <w:br/>
+        <w:t xml:space="preserve">            &lt;</w:t>
+      </w:r>
+      <w:proofErr w:type="spellStart"/>
+      <w:r>
+        <w:rPr>
+          <w:rFonts w:ascii="Consolas" w:hAnsi="Consolas"/>
+          <w:color w:val="E8BF6A"/>
+          <w:sz w:val="13"/>
+          <w:szCs w:val="13"/>
+        </w:rPr>
+        <w:t>groupId</w:t>
+      </w:r>
+      <w:proofErr w:type="spellEnd"/>
+      <w:r>
+        <w:rPr>
+          <w:rFonts w:ascii="Consolas" w:hAnsi="Consolas"/>
+          <w:color w:val="E8BF6A"/>
+          <w:sz w:val="13"/>
+          <w:szCs w:val="13"/>
+        </w:rPr>
+        <w:t>&gt;</w:t>
+      </w:r>
+      <w:proofErr w:type="spellStart"/>
+      <w:r>
+        <w:rPr>
+          <w:rFonts w:ascii="Consolas" w:hAnsi="Consolas"/>
+          <w:color w:val="A9B7C6"/>
+          <w:sz w:val="13"/>
+          <w:szCs w:val="13"/>
+        </w:rPr>
+        <w:t>org.springframework.boot</w:t>
+      </w:r>
+      <w:proofErr w:type="spellEnd"/>
+      <w:r>
+        <w:rPr>
+          <w:rFonts w:ascii="Consolas" w:hAnsi="Consolas"/>
+          <w:color w:val="E8BF6A"/>
+          <w:sz w:val="13"/>
+          <w:szCs w:val="13"/>
+        </w:rPr>
+        <w:t>&lt;/</w:t>
+      </w:r>
+      <w:proofErr w:type="spellStart"/>
+      <w:r>
+        <w:rPr>
+          <w:rFonts w:ascii="Consolas" w:hAnsi="Consolas"/>
+          <w:color w:val="E8BF6A"/>
+          <w:sz w:val="13"/>
+          <w:szCs w:val="13"/>
+        </w:rPr>
+        <w:t>groupId</w:t>
+      </w:r>
+      <w:proofErr w:type="spellEnd"/>
+      <w:r>
+        <w:rPr>
+          <w:rFonts w:ascii="Consolas" w:hAnsi="Consolas"/>
+          <w:color w:val="E8BF6A"/>
+          <w:sz w:val="13"/>
+          <w:szCs w:val="13"/>
+        </w:rPr>
+        <w:t>&gt;</w:t>
+      </w:r>
+      <w:r>
+        <w:rPr>
+          <w:rFonts w:ascii="Consolas" w:hAnsi="Consolas"/>
+          <w:color w:val="E8BF6A"/>
+          <w:sz w:val="13"/>
+          <w:szCs w:val="13"/>
+        </w:rPr>
+        <w:br/>
+        <w:t xml:space="preserve">            &lt;</w:t>
+      </w:r>
+      <w:proofErr w:type="spellStart"/>
+      <w:r>
+        <w:rPr>
+          <w:rFonts w:ascii="Consolas" w:hAnsi="Consolas"/>
+          <w:color w:val="E8BF6A"/>
+          <w:sz w:val="13"/>
+          <w:szCs w:val="13"/>
+        </w:rPr>
+        <w:t>artifactId</w:t>
+      </w:r>
+      <w:proofErr w:type="spellEnd"/>
+      <w:r>
+        <w:rPr>
+          <w:rFonts w:ascii="Consolas" w:hAnsi="Consolas"/>
+          <w:color w:val="E8BF6A"/>
+          <w:sz w:val="13"/>
+          <w:szCs w:val="13"/>
+        </w:rPr>
+        <w:t>&gt;</w:t>
+      </w:r>
+      <w:r>
+        <w:rPr>
+          <w:rFonts w:ascii="Consolas" w:hAnsi="Consolas"/>
+          <w:color w:val="A9B7C6"/>
+          <w:sz w:val="13"/>
+          <w:szCs w:val="13"/>
+        </w:rPr>
+        <w:t>spring-boot-starter-test</w:t>
+      </w:r>
+      <w:r>
+        <w:rPr>
+          <w:rFonts w:ascii="Consolas" w:hAnsi="Consolas"/>
+          <w:color w:val="E8BF6A"/>
+          <w:sz w:val="13"/>
+          <w:szCs w:val="13"/>
+        </w:rPr>
+        <w:t>&lt;/</w:t>
+      </w:r>
+      <w:proofErr w:type="spellStart"/>
+      <w:r>
+        <w:rPr>
+          <w:rFonts w:ascii="Consolas" w:hAnsi="Consolas"/>
+          <w:color w:val="E8BF6A"/>
+          <w:sz w:val="13"/>
+          <w:szCs w:val="13"/>
+        </w:rPr>
+        <w:t>artifactId</w:t>
+      </w:r>
+      <w:proofErr w:type="spellEnd"/>
+      <w:r>
+        <w:rPr>
+          <w:rFonts w:ascii="Consolas" w:hAnsi="Consolas"/>
+          <w:color w:val="E8BF6A"/>
+          <w:sz w:val="13"/>
+          <w:szCs w:val="13"/>
+        </w:rPr>
+        <w:t>&gt;</w:t>
+      </w:r>
+      <w:r>
+        <w:rPr>
+          <w:rFonts w:ascii="Consolas" w:hAnsi="Consolas"/>
+          <w:color w:val="E8BF6A"/>
+          <w:sz w:val="13"/>
+          <w:szCs w:val="13"/>
+        </w:rPr>
+        <w:br/>
+        <w:t xml:space="preserve">        &lt;/dependency&gt;</w:t>
+      </w:r>
+      <w:r>
+        <w:rPr>
+          <w:rFonts w:ascii="Consolas" w:hAnsi="Consolas"/>
+          <w:color w:val="E8BF6A"/>
+          <w:sz w:val="13"/>
+          <w:szCs w:val="13"/>
+        </w:rPr>
+        <w:br/>
+        <w:t xml:space="preserve">        &lt;dependency&gt;</w:t>
+      </w:r>
+      <w:r>
+        <w:rPr>
+          <w:rFonts w:ascii="Consolas" w:hAnsi="Consolas"/>
+          <w:color w:val="E8BF6A"/>
+          <w:sz w:val="13"/>
+          <w:szCs w:val="13"/>
+        </w:rPr>
+        <w:br/>
+        <w:t xml:space="preserve">            &lt;</w:t>
+      </w:r>
+      <w:proofErr w:type="spellStart"/>
+      <w:r>
+        <w:rPr>
+          <w:rFonts w:ascii="Consolas" w:hAnsi="Consolas"/>
+          <w:color w:val="E8BF6A"/>
+          <w:sz w:val="13"/>
+          <w:szCs w:val="13"/>
+        </w:rPr>
+        <w:t>groupId</w:t>
+      </w:r>
+      <w:proofErr w:type="spellEnd"/>
+      <w:r>
+        <w:rPr>
+          <w:rFonts w:ascii="Consolas" w:hAnsi="Consolas"/>
+          <w:color w:val="E8BF6A"/>
+          <w:sz w:val="13"/>
+          <w:szCs w:val="13"/>
+        </w:rPr>
+        <w:t>&gt;</w:t>
+      </w:r>
+      <w:proofErr w:type="spellStart"/>
+      <w:r>
+        <w:rPr>
+          <w:rFonts w:ascii="Consolas" w:hAnsi="Consolas"/>
+          <w:color w:val="A9B7C6"/>
+          <w:sz w:val="13"/>
+          <w:szCs w:val="13"/>
+        </w:rPr>
+        <w:t>com.dj.springboot</w:t>
+      </w:r>
+      <w:proofErr w:type="spellEnd"/>
+      <w:r>
+        <w:rPr>
+          <w:rFonts w:ascii="Consolas" w:hAnsi="Consolas"/>
+          <w:color w:val="E8BF6A"/>
+          <w:sz w:val="13"/>
+          <w:szCs w:val="13"/>
+        </w:rPr>
+        <w:t>&lt;/</w:t>
+      </w:r>
+      <w:proofErr w:type="spellStart"/>
+      <w:r>
+        <w:rPr>
+          <w:rFonts w:ascii="Consolas" w:hAnsi="Consolas"/>
+          <w:color w:val="E8BF6A"/>
+          <w:sz w:val="13"/>
+          <w:szCs w:val="13"/>
+        </w:rPr>
+        <w:t>groupId</w:t>
+      </w:r>
+      <w:proofErr w:type="spellEnd"/>
+      <w:r>
+        <w:rPr>
+          <w:rFonts w:ascii="Consolas" w:hAnsi="Consolas"/>
+          <w:color w:val="E8BF6A"/>
+          <w:sz w:val="13"/>
+          <w:szCs w:val="13"/>
+        </w:rPr>
+        <w:t>&gt;</w:t>
+      </w:r>
+      <w:r>
+        <w:rPr>
+          <w:rFonts w:ascii="Consolas" w:hAnsi="Consolas"/>
+          <w:color w:val="E8BF6A"/>
+          <w:sz w:val="13"/>
+          <w:szCs w:val="13"/>
+        </w:rPr>
+        <w:br/>
+        <w:t xml:space="preserve">            &lt;</w:t>
+      </w:r>
+      <w:proofErr w:type="spellStart"/>
+      <w:r>
+        <w:rPr>
+          <w:rFonts w:ascii="Consolas" w:hAnsi="Consolas"/>
+          <w:color w:val="E8BF6A"/>
+          <w:sz w:val="13"/>
+          <w:szCs w:val="13"/>
+        </w:rPr>
+        <w:t>artifactId</w:t>
+      </w:r>
+      <w:proofErr w:type="spellEnd"/>
+      <w:r>
+        <w:rPr>
+          <w:rFonts w:ascii="Consolas" w:hAnsi="Consolas"/>
+          <w:color w:val="E8BF6A"/>
+          <w:sz w:val="13"/>
+          <w:szCs w:val="13"/>
+        </w:rPr>
+        <w:t>&gt;</w:t>
+      </w:r>
+      <w:proofErr w:type="spellStart"/>
+      <w:r>
+        <w:rPr>
+          <w:rFonts w:ascii="Consolas" w:hAnsi="Consolas"/>
+          <w:color w:val="A9B7C6"/>
+          <w:sz w:val="13"/>
+          <w:szCs w:val="13"/>
+        </w:rPr>
+        <w:t>springboot</w:t>
+      </w:r>
+      <w:proofErr w:type="spellEnd"/>
+      <w:r>
+        <w:rPr>
+          <w:rFonts w:ascii="Consolas" w:hAnsi="Consolas"/>
+          <w:color w:val="A9B7C6"/>
+          <w:sz w:val="13"/>
+          <w:szCs w:val="13"/>
+        </w:rPr>
+        <w:t>-study-client</w:t>
+      </w:r>
+      <w:r>
+        <w:rPr>
+          <w:rFonts w:ascii="Consolas" w:hAnsi="Consolas"/>
+          <w:color w:val="E8BF6A"/>
+          <w:sz w:val="13"/>
+          <w:szCs w:val="13"/>
+        </w:rPr>
+        <w:t>&lt;/</w:t>
+      </w:r>
+      <w:proofErr w:type="spellStart"/>
+      <w:r>
+        <w:rPr>
+          <w:rFonts w:ascii="Consolas" w:hAnsi="Consolas"/>
+          <w:color w:val="E8BF6A"/>
+          <w:sz w:val="13"/>
+          <w:szCs w:val="13"/>
+        </w:rPr>
+        <w:t>artifactId</w:t>
+      </w:r>
+      <w:proofErr w:type="spellEnd"/>
+      <w:r>
+        <w:rPr>
+          <w:rFonts w:ascii="Consolas" w:hAnsi="Consolas"/>
+          <w:color w:val="E8BF6A"/>
+          <w:sz w:val="13"/>
+          <w:szCs w:val="13"/>
+        </w:rPr>
+        <w:t>&gt;</w:t>
+      </w:r>
+      <w:r>
+        <w:rPr>
+          <w:rFonts w:ascii="Consolas" w:hAnsi="Consolas"/>
+          <w:color w:val="E8BF6A"/>
+          <w:sz w:val="13"/>
+          <w:szCs w:val="13"/>
+        </w:rPr>
+        <w:br/>
+        <w:t xml:space="preserve">            &lt;version&gt;</w:t>
+      </w:r>
+      <w:r>
+        <w:rPr>
+          <w:rFonts w:ascii="Consolas" w:hAnsi="Consolas"/>
+          <w:color w:val="A9B7C6"/>
+          <w:sz w:val="13"/>
+          <w:szCs w:val="13"/>
+        </w:rPr>
+        <w:t>1.0-SNAPSHOT</w:t>
+      </w:r>
+      <w:r>
+        <w:rPr>
+          <w:rFonts w:ascii="Consolas" w:hAnsi="Consolas"/>
+          <w:color w:val="E8BF6A"/>
+          <w:sz w:val="13"/>
+          <w:szCs w:val="13"/>
+        </w:rPr>
+        <w:t>&lt;/version&gt;</w:t>
+      </w:r>
+      <w:r>
+        <w:rPr>
+          <w:rFonts w:ascii="Consolas" w:hAnsi="Consolas"/>
+          <w:color w:val="E8BF6A"/>
+          <w:sz w:val="13"/>
+          <w:szCs w:val="13"/>
+        </w:rPr>
+        <w:br/>
+        <w:t xml:space="preserve">        &lt;/d</w:t>
+      </w:r>
+      <w:r>
+        <w:rPr>
+          <w:rFonts w:ascii="Consolas" w:hAnsi="Consolas"/>
+          <w:color w:val="E8BF6A"/>
+          <w:sz w:val="13"/>
+          <w:szCs w:val="13"/>
+        </w:rPr>
+        <w:t>ependency&gt;</w:t>
+      </w:r>
+      <w:r>
+        <w:rPr>
+          <w:rFonts w:ascii="Consolas" w:hAnsi="Consolas"/>
+          <w:color w:val="E8BF6A"/>
+          <w:sz w:val="13"/>
+          <w:szCs w:val="13"/>
+        </w:rPr>
+        <w:br/>
+        <w:t xml:space="preserve">    &lt;/dependencies&gt;</w:t>
+      </w:r>
+      <w:r>
+        <w:rPr>
+          <w:rFonts w:ascii="Consolas" w:hAnsi="Consolas"/>
+          <w:color w:val="E8BF6A"/>
+          <w:sz w:val="13"/>
+          <w:szCs w:val="13"/>
+        </w:rPr>
+        <w:br/>
+        <w:t>&lt;/project&gt;</w:t>
+      </w:r>
+    </w:p>
+    <w:p/>
+    <w:p/>
+    <w:p>
+      <w:pPr>
+        <w:ind w:left="420"/>
+      </w:pPr>
+      <w:r>
+        <w:rPr>
+          <w:rFonts w:hint="eastAsia"/>
+        </w:rPr>
+        <w:t>3.</w:t>
+      </w:r>
+      <w:r>
+        <w:rPr>
+          <w:rFonts w:hint="eastAsia"/>
+        </w:rPr>
+        <w:t>编写主程序</w:t>
+      </w:r>
+    </w:p>
+    <w:p>
+      <w:pPr>
+        <w:widowControl/>
+        <w:shd w:val="clear" w:color="auto" w:fill="2B2B2B"/>
+        <w:tabs>
+          <w:tab w:val="left" w:pos="916"/>
+          <w:tab w:val="left" w:pos="1832"/>
+          <w:tab w:val="left" w:pos="2748"/>
+          <w:tab w:val="left" w:pos="3664"/>
+          <w:tab w:val="left" w:pos="4580"/>
+          <w:tab w:val="left" w:pos="5496"/>
+          <w:tab w:val="left" w:pos="6412"/>
+          <w:tab w:val="left" w:pos="7328"/>
+          <w:tab w:val="left" w:pos="8244"/>
+          <w:tab w:val="left" w:pos="9160"/>
+          <w:tab w:val="left" w:pos="10076"/>
+          <w:tab w:val="left" w:pos="10992"/>
+          <w:tab w:val="left" w:pos="11908"/>
+          <w:tab w:val="left" w:pos="12824"/>
+          <w:tab w:val="left" w:pos="13740"/>
+          <w:tab w:val="left" w:pos="14656"/>
+        </w:tabs>
+        <w:jc w:val="left"/>
+        <w:rPr>
+          <w:rFonts w:ascii="Consolas" w:eastAsia="宋体" w:hAnsi="Consolas" w:cs="宋体"/>
+          <w:color w:val="A9B7C6"/>
+          <w:kern w:val="0"/>
+          <w:sz w:val="13"/>
+          <w:szCs w:val="15"/>
+        </w:rPr>
+      </w:pPr>
+      <w:r>
+        <w:rPr>
+          <w:rFonts w:ascii="Consolas" w:eastAsia="宋体" w:hAnsi="Consolas" w:cs="宋体"/>
+          <w:i/>
+          <w:iCs/>
+          <w:color w:val="629755"/>
+          <w:kern w:val="0"/>
+          <w:sz w:val="13"/>
+          <w:szCs w:val="15"/>
+        </w:rPr>
+        <w:t>/**</w:t>
+      </w:r>
+      <w:r>
+        <w:rPr>
+          <w:rFonts w:ascii="Consolas" w:eastAsia="宋体" w:hAnsi="Consolas" w:cs="宋体"/>
+          <w:i/>
+          <w:iCs/>
+          <w:color w:val="629755"/>
+          <w:kern w:val="0"/>
+          <w:sz w:val="13"/>
+          <w:szCs w:val="15"/>
+        </w:rPr>
+        <w:br/>
+        <w:t xml:space="preserve"> * </w:t>
+      </w:r>
+      <w:proofErr w:type="spellStart"/>
+      <w:r>
+        <w:rPr>
+          <w:rFonts w:ascii="Consolas" w:eastAsia="宋体" w:hAnsi="Consolas" w:cs="宋体"/>
+          <w:i/>
+          <w:iCs/>
+          <w:color w:val="629755"/>
+          <w:kern w:val="0"/>
+          <w:sz w:val="13"/>
+          <w:szCs w:val="15"/>
+        </w:rPr>
+        <w:t>Author:RicardoDing</w:t>
+      </w:r>
+      <w:proofErr w:type="spellEnd"/>
+      <w:r>
+        <w:rPr>
+          <w:rFonts w:ascii="Consolas" w:eastAsia="宋体" w:hAnsi="Consolas" w:cs="宋体"/>
+          <w:i/>
+          <w:iCs/>
+          <w:color w:val="629755"/>
+          <w:kern w:val="0"/>
+          <w:sz w:val="13"/>
+          <w:szCs w:val="15"/>
+        </w:rPr>
+        <w:br/>
+        <w:t xml:space="preserve"> * Date  :2020/8/18</w:t>
+      </w:r>
+      <w:r>
+        <w:rPr>
+          <w:rFonts w:ascii="Consolas" w:eastAsia="宋体" w:hAnsi="Consolas" w:cs="宋体"/>
+          <w:i/>
+          <w:iCs/>
+          <w:color w:val="629755"/>
+          <w:kern w:val="0"/>
+          <w:sz w:val="13"/>
+          <w:szCs w:val="15"/>
+        </w:rPr>
+        <w:br/>
+        <w:t xml:space="preserve"> * Time  :15:20</w:t>
+      </w:r>
+      <w:r>
+        <w:rPr>
+          <w:rFonts w:ascii="Consolas" w:eastAsia="宋体" w:hAnsi="Consolas" w:cs="宋体"/>
+          <w:i/>
+          <w:iCs/>
+          <w:color w:val="629755"/>
+          <w:kern w:val="0"/>
+          <w:sz w:val="13"/>
+          <w:szCs w:val="15"/>
+        </w:rPr>
+        <w:br/>
+        <w:t xml:space="preserve"> * </w:t>
+      </w:r>
+      <w:proofErr w:type="spellStart"/>
+      <w:r>
+        <w:rPr>
+          <w:rFonts w:ascii="Consolas" w:eastAsia="宋体" w:hAnsi="Consolas" w:cs="宋体"/>
+          <w:i/>
+          <w:iCs/>
+          <w:color w:val="629755"/>
+          <w:kern w:val="0"/>
+          <w:sz w:val="13"/>
+          <w:szCs w:val="15"/>
+        </w:rPr>
+        <w:t>Desc</w:t>
+      </w:r>
+      <w:proofErr w:type="spellEnd"/>
+      <w:r>
+        <w:rPr>
+          <w:rFonts w:ascii="Consolas" w:eastAsia="宋体" w:hAnsi="Consolas" w:cs="宋体"/>
+          <w:i/>
+          <w:iCs/>
+          <w:color w:val="629755"/>
+          <w:kern w:val="0"/>
+          <w:sz w:val="13"/>
+          <w:szCs w:val="15"/>
+        </w:rPr>
+        <w:t xml:space="preserve">  :</w:t>
+      </w:r>
+      <w:r>
+        <w:rPr>
+          <w:rFonts w:ascii="宋体" w:eastAsia="宋体" w:hAnsi="宋体" w:cs="宋体" w:hint="eastAsia"/>
+          <w:i/>
+          <w:iCs/>
+          <w:color w:val="629755"/>
+          <w:kern w:val="0"/>
+          <w:sz w:val="13"/>
+          <w:szCs w:val="15"/>
+        </w:rPr>
+        <w:t>主程序，</w:t>
+      </w:r>
+      <w:proofErr w:type="spellStart"/>
+      <w:r>
+        <w:rPr>
+          <w:rFonts w:ascii="Consolas" w:eastAsia="宋体" w:hAnsi="Consolas" w:cs="宋体"/>
+          <w:i/>
+          <w:iCs/>
+          <w:color w:val="629755"/>
+          <w:kern w:val="0"/>
+          <w:sz w:val="13"/>
+          <w:szCs w:val="15"/>
+        </w:rPr>
+        <w:t>springboot</w:t>
+      </w:r>
+      <w:proofErr w:type="spellEnd"/>
+      <w:r>
+        <w:rPr>
+          <w:rFonts w:ascii="宋体" w:eastAsia="宋体" w:hAnsi="宋体" w:cs="宋体" w:hint="eastAsia"/>
+          <w:i/>
+          <w:iCs/>
+          <w:color w:val="629755"/>
+          <w:kern w:val="0"/>
+          <w:sz w:val="13"/>
+          <w:szCs w:val="15"/>
+        </w:rPr>
+        <w:t>启动入口</w:t>
+      </w:r>
+      <w:r>
+        <w:rPr>
+          <w:rFonts w:ascii="宋体" w:eastAsia="宋体" w:hAnsi="宋体" w:cs="宋体" w:hint="eastAsia"/>
+          <w:i/>
+          <w:iCs/>
+          <w:color w:val="629755"/>
+          <w:kern w:val="0"/>
+          <w:sz w:val="13"/>
+          <w:szCs w:val="15"/>
+        </w:rPr>
+        <w:br/>
+        <w:t xml:space="preserve"> </w:t>
+      </w:r>
+      <w:r>
+        <w:rPr>
+          <w:rFonts w:ascii="Consolas" w:eastAsia="宋体" w:hAnsi="Consolas" w:cs="宋体"/>
+          <w:i/>
+          <w:iCs/>
+          <w:color w:val="629755"/>
+          <w:kern w:val="0"/>
+          <w:sz w:val="13"/>
+          <w:szCs w:val="15"/>
+        </w:rPr>
+        <w:t>*/</w:t>
+      </w:r>
+      <w:r>
+        <w:rPr>
+          <w:rFonts w:ascii="Consolas" w:eastAsia="宋体" w:hAnsi="Consolas" w:cs="宋体"/>
+          <w:i/>
+          <w:iCs/>
+          <w:color w:val="629755"/>
+          <w:kern w:val="0"/>
+          <w:sz w:val="13"/>
+          <w:szCs w:val="15"/>
+        </w:rPr>
+        <w:br/>
+      </w:r>
+      <w:r>
+        <w:rPr>
+          <w:rFonts w:ascii="Consolas" w:eastAsia="宋体" w:hAnsi="Consolas" w:cs="宋体"/>
+          <w:color w:val="BBB529"/>
+          <w:kern w:val="0"/>
+          <w:sz w:val="13"/>
+          <w:szCs w:val="15"/>
+        </w:rPr>
+        <w:t>@</w:t>
+      </w:r>
+      <w:proofErr w:type="spellStart"/>
+      <w:r>
+        <w:rPr>
+          <w:rFonts w:ascii="Consolas" w:eastAsia="宋体" w:hAnsi="Consolas" w:cs="宋体"/>
+          <w:color w:val="BBB529"/>
+          <w:kern w:val="0"/>
+          <w:sz w:val="13"/>
+          <w:szCs w:val="15"/>
+        </w:rPr>
+        <w:t>SpringBootApplication</w:t>
+      </w:r>
+      <w:proofErr w:type="spellEnd"/>
+      <w:r>
+        <w:rPr>
+          <w:rFonts w:ascii="Consolas" w:eastAsia="宋体" w:hAnsi="Consolas" w:cs="宋体"/>
+          <w:color w:val="BBB529"/>
+          <w:kern w:val="0"/>
+          <w:sz w:val="13"/>
+          <w:szCs w:val="15"/>
+        </w:rPr>
+        <w:br/>
+      </w:r>
+      <w:r>
+        <w:rPr>
+          <w:rFonts w:ascii="Consolas" w:eastAsia="宋体" w:hAnsi="Consolas" w:cs="宋体"/>
+          <w:color w:val="CC7832"/>
+          <w:kern w:val="0"/>
+          <w:sz w:val="13"/>
+          <w:szCs w:val="15"/>
+        </w:rPr>
+        <w:t xml:space="preserve">public class </w:t>
+      </w:r>
+      <w:proofErr w:type="spellStart"/>
+      <w:r>
+        <w:rPr>
+          <w:rFonts w:ascii="Consolas" w:eastAsia="宋体" w:hAnsi="Consolas" w:cs="宋体"/>
+          <w:color w:val="A9B7C6"/>
+          <w:kern w:val="0"/>
+          <w:sz w:val="13"/>
+          <w:szCs w:val="15"/>
+        </w:rPr>
+        <w:t>MainApplication</w:t>
+      </w:r>
+      <w:proofErr w:type="spellEnd"/>
+      <w:r>
+        <w:rPr>
+          <w:rFonts w:ascii="Consolas" w:eastAsia="宋体" w:hAnsi="Consolas" w:cs="宋体"/>
+          <w:color w:val="A9B7C6"/>
+          <w:kern w:val="0"/>
+          <w:sz w:val="13"/>
+          <w:szCs w:val="15"/>
+        </w:rPr>
+        <w:t xml:space="preserve"> {</w:t>
+      </w:r>
+      <w:r>
+        <w:rPr>
+          <w:rFonts w:ascii="Consolas" w:eastAsia="宋体" w:hAnsi="Consolas" w:cs="宋体"/>
+          <w:color w:val="A9B7C6"/>
+          <w:kern w:val="0"/>
+          <w:sz w:val="13"/>
+          <w:szCs w:val="15"/>
+        </w:rPr>
+        <w:br/>
+        <w:t xml:space="preserve">    </w:t>
+      </w:r>
+      <w:r>
+        <w:rPr>
+          <w:rFonts w:ascii="Consolas" w:eastAsia="宋体" w:hAnsi="Consolas" w:cs="宋体"/>
+          <w:color w:val="CC7832"/>
+          <w:kern w:val="0"/>
+          <w:sz w:val="13"/>
+          <w:szCs w:val="15"/>
+        </w:rPr>
+        <w:t xml:space="preserve">public static void </w:t>
+      </w:r>
+      <w:r>
+        <w:rPr>
+          <w:rFonts w:ascii="Consolas" w:eastAsia="宋体" w:hAnsi="Consolas" w:cs="宋体"/>
+          <w:color w:val="FFC66D"/>
+          <w:kern w:val="0"/>
+          <w:sz w:val="13"/>
+          <w:szCs w:val="15"/>
+        </w:rPr>
+        <w:t>main</w:t>
+      </w:r>
+      <w:r>
+        <w:rPr>
+          <w:rFonts w:ascii="Consolas" w:eastAsia="宋体" w:hAnsi="Consolas" w:cs="宋体"/>
+          <w:color w:val="A9B7C6"/>
+          <w:kern w:val="0"/>
+          <w:sz w:val="13"/>
+          <w:szCs w:val="15"/>
+        </w:rPr>
+        <w:t xml:space="preserve">(String[] </w:t>
+      </w:r>
+      <w:proofErr w:type="spellStart"/>
+      <w:r>
+        <w:rPr>
+          <w:rFonts w:ascii="Consolas" w:eastAsia="宋体" w:hAnsi="Consolas" w:cs="宋体"/>
+          <w:color w:val="A9B7C6"/>
+          <w:kern w:val="0"/>
+          <w:sz w:val="13"/>
+          <w:szCs w:val="15"/>
+        </w:rPr>
+        <w:t>args</w:t>
+      </w:r>
+      <w:proofErr w:type="spellEnd"/>
+      <w:r>
+        <w:rPr>
+          <w:rFonts w:ascii="Consolas" w:eastAsia="宋体" w:hAnsi="Consolas" w:cs="宋体"/>
+          <w:color w:val="A9B7C6"/>
+          <w:kern w:val="0"/>
+          <w:sz w:val="13"/>
+          <w:szCs w:val="15"/>
+        </w:rPr>
+        <w:t>) {</w:t>
+      </w:r>
+      <w:r>
+        <w:rPr>
+          <w:rFonts w:ascii="Consolas" w:eastAsia="宋体" w:hAnsi="Consolas" w:cs="宋体"/>
+          <w:color w:val="A9B7C6"/>
+          <w:kern w:val="0"/>
+          <w:sz w:val="13"/>
+          <w:szCs w:val="15"/>
+        </w:rPr>
+        <w:br/>
+        <w:t xml:space="preserve">        </w:t>
+      </w:r>
+      <w:r>
+        <w:rPr>
+          <w:rFonts w:ascii="Consolas" w:eastAsia="宋体" w:hAnsi="Consolas" w:cs="宋体"/>
+          <w:color w:val="808080"/>
+          <w:kern w:val="0"/>
+          <w:sz w:val="13"/>
+          <w:szCs w:val="15"/>
+        </w:rPr>
+        <w:t>//</w:t>
+      </w:r>
+      <w:r>
+        <w:rPr>
+          <w:rFonts w:ascii="宋体" w:eastAsia="宋体" w:hAnsi="宋体" w:cs="宋体" w:hint="eastAsia"/>
+          <w:color w:val="808080"/>
+          <w:kern w:val="0"/>
+          <w:sz w:val="13"/>
+          <w:szCs w:val="15"/>
+        </w:rPr>
+        <w:t>启动</w:t>
+      </w:r>
+      <w:proofErr w:type="spellStart"/>
+      <w:r>
+        <w:rPr>
+          <w:rFonts w:ascii="Consolas" w:eastAsia="宋体" w:hAnsi="Consolas" w:cs="宋体"/>
+          <w:color w:val="808080"/>
+          <w:kern w:val="0"/>
+          <w:sz w:val="13"/>
+          <w:szCs w:val="15"/>
+        </w:rPr>
+        <w:t>springboot</w:t>
+      </w:r>
+      <w:proofErr w:type="spellEnd"/>
+      <w:r>
+        <w:rPr>
+          <w:rFonts w:ascii="宋体" w:eastAsia="宋体" w:hAnsi="宋体" w:cs="宋体" w:hint="eastAsia"/>
+          <w:color w:val="808080"/>
+          <w:kern w:val="0"/>
+          <w:sz w:val="13"/>
+          <w:szCs w:val="15"/>
+        </w:rPr>
+        <w:t>应用</w:t>
+      </w:r>
+      <w:r>
+        <w:rPr>
+          <w:rFonts w:ascii="宋体" w:eastAsia="宋体" w:hAnsi="宋体" w:cs="宋体" w:hint="eastAsia"/>
+          <w:color w:val="808080"/>
+          <w:kern w:val="0"/>
+          <w:sz w:val="13"/>
+          <w:szCs w:val="15"/>
+        </w:rPr>
+        <w:br/>
+        <w:t xml:space="preserve">        </w:t>
+      </w:r>
+      <w:proofErr w:type="spellStart"/>
+      <w:r>
+        <w:rPr>
+          <w:rFonts w:ascii="Consolas" w:eastAsia="宋体" w:hAnsi="Consolas" w:cs="宋体"/>
+          <w:color w:val="A9B7C6"/>
+          <w:kern w:val="0"/>
+          <w:sz w:val="13"/>
+          <w:szCs w:val="15"/>
+        </w:rPr>
+        <w:t>SpringApplication.</w:t>
+      </w:r>
+      <w:r>
+        <w:rPr>
+          <w:rFonts w:ascii="Consolas" w:eastAsia="宋体" w:hAnsi="Consolas" w:cs="宋体"/>
+          <w:i/>
+          <w:iCs/>
+          <w:color w:val="A9B7C6"/>
+          <w:kern w:val="0"/>
+          <w:sz w:val="13"/>
+          <w:szCs w:val="15"/>
+        </w:rPr>
+        <w:t>run</w:t>
+      </w:r>
+      <w:proofErr w:type="spellEnd"/>
+      <w:r>
+        <w:rPr>
+          <w:rFonts w:ascii="Consolas" w:eastAsia="宋体" w:hAnsi="Consolas" w:cs="宋体"/>
+          <w:color w:val="A9B7C6"/>
+          <w:kern w:val="0"/>
+          <w:sz w:val="13"/>
+          <w:szCs w:val="15"/>
+        </w:rPr>
+        <w:t>(</w:t>
+      </w:r>
+      <w:proofErr w:type="spellStart"/>
+      <w:r>
+        <w:rPr>
+          <w:rFonts w:ascii="Consolas" w:eastAsia="宋体" w:hAnsi="Consolas" w:cs="宋体"/>
+          <w:color w:val="A9B7C6"/>
+          <w:kern w:val="0"/>
+          <w:sz w:val="13"/>
+          <w:szCs w:val="15"/>
+        </w:rPr>
+        <w:t>MainApplication.</w:t>
+      </w:r>
+      <w:r>
+        <w:rPr>
+          <w:rFonts w:ascii="Consolas" w:eastAsia="宋体" w:hAnsi="Consolas" w:cs="宋体"/>
+          <w:color w:val="CC7832"/>
+          <w:kern w:val="0"/>
+          <w:sz w:val="13"/>
+          <w:szCs w:val="15"/>
+        </w:rPr>
+        <w:t>class</w:t>
+      </w:r>
+      <w:proofErr w:type="spellEnd"/>
+      <w:r>
+        <w:rPr>
+          <w:rFonts w:ascii="Consolas" w:eastAsia="宋体" w:hAnsi="Consolas" w:cs="宋体"/>
+          <w:color w:val="CC7832"/>
+          <w:kern w:val="0"/>
+          <w:sz w:val="13"/>
+          <w:szCs w:val="15"/>
+        </w:rPr>
+        <w:t xml:space="preserve">, </w:t>
+      </w:r>
+      <w:proofErr w:type="spellStart"/>
+      <w:r>
+        <w:rPr>
+          <w:rFonts w:ascii="Consolas" w:eastAsia="宋体" w:hAnsi="Consolas" w:cs="宋体"/>
+          <w:color w:val="A9B7C6"/>
+          <w:kern w:val="0"/>
+          <w:sz w:val="13"/>
+          <w:szCs w:val="15"/>
+        </w:rPr>
+        <w:t>args</w:t>
+      </w:r>
+      <w:proofErr w:type="spellEnd"/>
+      <w:r>
+        <w:rPr>
+          <w:rFonts w:ascii="Consolas" w:eastAsia="宋体" w:hAnsi="Consolas" w:cs="宋体"/>
+          <w:color w:val="A9B7C6"/>
+          <w:kern w:val="0"/>
+          <w:sz w:val="13"/>
+          <w:szCs w:val="15"/>
+        </w:rPr>
+        <w:t>)</w:t>
+      </w:r>
+      <w:r>
+        <w:rPr>
+          <w:rFonts w:ascii="Consolas" w:eastAsia="宋体" w:hAnsi="Consolas" w:cs="宋体"/>
+          <w:color w:val="CC7832"/>
+          <w:kern w:val="0"/>
+          <w:sz w:val="13"/>
+          <w:szCs w:val="15"/>
+        </w:rPr>
+        <w:t>;</w:t>
+      </w:r>
+      <w:r>
+        <w:rPr>
+          <w:rFonts w:ascii="Consolas" w:eastAsia="宋体" w:hAnsi="Consolas" w:cs="宋体"/>
+          <w:color w:val="CC7832"/>
+          <w:kern w:val="0"/>
+          <w:sz w:val="13"/>
+          <w:szCs w:val="15"/>
+        </w:rPr>
+        <w:br/>
+        <w:t xml:space="preserve">    </w:t>
+      </w:r>
+      <w:r>
+        <w:rPr>
+          <w:rFonts w:ascii="Consolas" w:eastAsia="宋体" w:hAnsi="Consolas" w:cs="宋体"/>
+          <w:color w:val="A9B7C6"/>
+          <w:kern w:val="0"/>
+          <w:sz w:val="13"/>
+          <w:szCs w:val="15"/>
+        </w:rPr>
+        <w:t>}</w:t>
+      </w:r>
+      <w:r>
+        <w:rPr>
+          <w:rFonts w:ascii="Consolas" w:eastAsia="宋体" w:hAnsi="Consolas" w:cs="宋体"/>
+          <w:color w:val="A9B7C6"/>
+          <w:kern w:val="0"/>
+          <w:sz w:val="13"/>
+          <w:szCs w:val="15"/>
+        </w:rPr>
+        <w:br/>
+        <w:t>}</w:t>
+      </w:r>
+    </w:p>
+    <w:p>
+      <w:pPr>
+        <w:pStyle w:val="2"/>
+      </w:pPr>
+      <w:r>
+        <w:rPr>
+          <w:rFonts w:hint="eastAsia"/>
+        </w:rPr>
+        <w:t xml:space="preserve">2.3 </w:t>
+      </w:r>
+      <w:r>
+        <w:rPr>
+          <w:rFonts w:hint="eastAsia"/>
+        </w:rPr>
+        <w:t>打包发布</w:t>
+      </w:r>
+    </w:p>
+    <w:p>
+      <w:pPr>
+        <w:ind w:left="420"/>
+      </w:pPr>
+      <w:r>
+        <w:t>在</w:t>
+      </w:r>
+      <w:r>
+        <w:t>parent</w:t>
+      </w:r>
+      <w:r>
+        <w:t>的</w:t>
+      </w:r>
+      <w:proofErr w:type="spellStart"/>
+      <w:r>
+        <w:t>pom</w:t>
+      </w:r>
+      <w:proofErr w:type="spellEnd"/>
+      <w:r>
+        <w:t>文件中</w:t>
+      </w:r>
+      <w:r>
+        <w:rPr>
+          <w:rFonts w:hint="eastAsia"/>
+        </w:rPr>
+        <w:t>，</w:t>
+      </w:r>
+      <w:r>
+        <w:t>加入如下配置</w:t>
+      </w:r>
+      <w:r>
+        <w:rPr>
+          <w:rFonts w:hint="eastAsia"/>
+        </w:rPr>
+        <w:t>：</w:t>
+      </w:r>
+    </w:p>
+    <w:p>
+      <w:pPr>
+        <w:pStyle w:val="HTML"/>
+        <w:shd w:val="clear" w:color="auto" w:fill="2B2B2B"/>
+        <w:rPr>
+          <w:rFonts w:ascii="Consolas" w:hAnsi="Consolas"/>
+          <w:color w:val="A9B7C6"/>
+          <w:sz w:val="13"/>
+          <w:szCs w:val="13"/>
+        </w:rPr>
+      </w:pPr>
+      <w:r>
+        <w:rPr>
+          <w:rFonts w:ascii="Consolas" w:hAnsi="Consolas"/>
+          <w:color w:val="E8BF6A"/>
+          <w:sz w:val="13"/>
+          <w:szCs w:val="13"/>
+        </w:rPr>
+        <w:t>&lt;build&gt;</w:t>
+      </w:r>
+      <w:r>
+        <w:rPr>
+          <w:rFonts w:ascii="Consolas" w:hAnsi="Consolas"/>
+          <w:color w:val="E8BF6A"/>
+          <w:sz w:val="13"/>
+          <w:szCs w:val="13"/>
+        </w:rPr>
+        <w:br/>
+        <w:t xml:space="preserve">    &lt;plugins&gt;</w:t>
+      </w:r>
+      <w:r>
+        <w:rPr>
+          <w:rFonts w:ascii="Consolas" w:hAnsi="Consolas"/>
+          <w:color w:val="E8BF6A"/>
+          <w:sz w:val="13"/>
+          <w:szCs w:val="13"/>
+        </w:rPr>
+        <w:br/>
+        <w:t xml:space="preserve">        &lt;plugin&gt;</w:t>
+      </w:r>
+      <w:r>
+        <w:rPr>
+          <w:rFonts w:ascii="Consolas" w:hAnsi="Consolas"/>
+          <w:color w:val="E8BF6A"/>
+          <w:sz w:val="13"/>
+          <w:szCs w:val="13"/>
+        </w:rPr>
+        <w:br/>
+      </w:r>
+      <w:r>
+        <w:rPr>
+          <w:rFonts w:ascii="Consolas" w:hAnsi="Consolas"/>
+          <w:color w:val="E8BF6A"/>
+          <w:sz w:val="13"/>
+          <w:szCs w:val="13"/>
+        </w:rPr>
+        <w:lastRenderedPageBreak/>
+        <w:t xml:space="preserve">            &lt;</w:t>
+      </w:r>
+      <w:proofErr w:type="spellStart"/>
+      <w:r>
+        <w:rPr>
+          <w:rFonts w:ascii="Consolas" w:hAnsi="Consolas"/>
+          <w:color w:val="E8BF6A"/>
+          <w:sz w:val="13"/>
+          <w:szCs w:val="13"/>
+        </w:rPr>
+        <w:t>groupId</w:t>
+      </w:r>
+      <w:proofErr w:type="spellEnd"/>
+      <w:r>
+        <w:rPr>
+          <w:rFonts w:ascii="Consolas" w:hAnsi="Consolas"/>
+          <w:color w:val="E8BF6A"/>
+          <w:sz w:val="13"/>
+          <w:szCs w:val="13"/>
+        </w:rPr>
+        <w:t>&gt;</w:t>
+      </w:r>
+      <w:proofErr w:type="spellStart"/>
+      <w:r>
+        <w:rPr>
+          <w:rFonts w:ascii="Consolas" w:hAnsi="Consolas"/>
+          <w:color w:val="A9B7C6"/>
+          <w:sz w:val="13"/>
+          <w:szCs w:val="13"/>
+        </w:rPr>
+        <w:t>org.apache.maven.plugins</w:t>
+      </w:r>
+      <w:proofErr w:type="spellEnd"/>
+      <w:r>
+        <w:rPr>
+          <w:rFonts w:ascii="Consolas" w:hAnsi="Consolas"/>
+          <w:color w:val="E8BF6A"/>
+          <w:sz w:val="13"/>
+          <w:szCs w:val="13"/>
+        </w:rPr>
+        <w:t>&lt;/</w:t>
+      </w:r>
+      <w:proofErr w:type="spellStart"/>
+      <w:r>
+        <w:rPr>
+          <w:rFonts w:ascii="Consolas" w:hAnsi="Consolas"/>
+          <w:color w:val="E8BF6A"/>
+          <w:sz w:val="13"/>
+          <w:szCs w:val="13"/>
+        </w:rPr>
+        <w:t>groupId</w:t>
+      </w:r>
+      <w:proofErr w:type="spellEnd"/>
+      <w:r>
+        <w:rPr>
+          <w:rFonts w:ascii="Consolas" w:hAnsi="Consolas"/>
+          <w:color w:val="E8BF6A"/>
+          <w:sz w:val="13"/>
+          <w:szCs w:val="13"/>
+        </w:rPr>
+        <w:t>&gt;</w:t>
+      </w:r>
+      <w:r>
+        <w:rPr>
+          <w:rFonts w:ascii="Consolas" w:hAnsi="Consolas"/>
+          <w:color w:val="E8BF6A"/>
+          <w:sz w:val="13"/>
+          <w:szCs w:val="13"/>
+        </w:rPr>
+        <w:br/>
+        <w:t xml:space="preserve">            &lt;</w:t>
+      </w:r>
+      <w:proofErr w:type="spellStart"/>
+      <w:r>
+        <w:rPr>
+          <w:rFonts w:ascii="Consolas" w:hAnsi="Consolas"/>
+          <w:color w:val="E8BF6A"/>
+          <w:sz w:val="13"/>
+          <w:szCs w:val="13"/>
+        </w:rPr>
+        <w:t>artifactId</w:t>
+      </w:r>
+      <w:proofErr w:type="spellEnd"/>
+      <w:r>
+        <w:rPr>
+          <w:rFonts w:ascii="Consolas" w:hAnsi="Consolas"/>
+          <w:color w:val="E8BF6A"/>
+          <w:sz w:val="13"/>
+          <w:szCs w:val="13"/>
+        </w:rPr>
+        <w:t>&gt;</w:t>
+      </w:r>
+      <w:r>
+        <w:rPr>
+          <w:rFonts w:ascii="Consolas" w:hAnsi="Consolas"/>
+          <w:color w:val="A9B7C6"/>
+          <w:sz w:val="13"/>
+          <w:szCs w:val="13"/>
+        </w:rPr>
+        <w:t>maven-compiler-plugin</w:t>
+      </w:r>
+      <w:r>
+        <w:rPr>
+          <w:rFonts w:ascii="Consolas" w:hAnsi="Consolas"/>
+          <w:color w:val="E8BF6A"/>
+          <w:sz w:val="13"/>
+          <w:szCs w:val="13"/>
+        </w:rPr>
+        <w:t>&lt;/</w:t>
+      </w:r>
+      <w:proofErr w:type="spellStart"/>
+      <w:r>
+        <w:rPr>
+          <w:rFonts w:ascii="Consolas" w:hAnsi="Consolas"/>
+          <w:color w:val="E8BF6A"/>
+          <w:sz w:val="13"/>
+          <w:szCs w:val="13"/>
+        </w:rPr>
+        <w:t>artifactId</w:t>
+      </w:r>
+      <w:proofErr w:type="spellEnd"/>
+      <w:r>
+        <w:rPr>
+          <w:rFonts w:ascii="Consolas" w:hAnsi="Consolas"/>
+          <w:color w:val="E8BF6A"/>
+          <w:sz w:val="13"/>
+          <w:szCs w:val="13"/>
+        </w:rPr>
+        <w:t>&gt;</w:t>
+      </w:r>
+      <w:r>
+        <w:rPr>
+          <w:rFonts w:ascii="Consolas" w:hAnsi="Consolas"/>
+          <w:color w:val="E8BF6A"/>
+          <w:sz w:val="13"/>
+          <w:szCs w:val="13"/>
+        </w:rPr>
+        <w:br/>
+        <w:t xml:space="preserve">            &lt;version&gt;</w:t>
+      </w:r>
+      <w:r>
+        <w:rPr>
+          <w:rFonts w:ascii="Consolas" w:hAnsi="Consolas"/>
+          <w:color w:val="A9B7C6"/>
+          <w:sz w:val="13"/>
+          <w:szCs w:val="13"/>
+        </w:rPr>
+        <w:t>3.3</w:t>
+      </w:r>
+      <w:r>
+        <w:rPr>
+          <w:rFonts w:ascii="Consolas" w:hAnsi="Consolas"/>
+          <w:color w:val="E8BF6A"/>
+          <w:sz w:val="13"/>
+          <w:szCs w:val="13"/>
+        </w:rPr>
+        <w:t>&lt;/version&gt;</w:t>
+      </w:r>
+      <w:r>
+        <w:rPr>
+          <w:rFonts w:ascii="Consolas" w:hAnsi="Consolas"/>
+          <w:color w:val="E8BF6A"/>
+          <w:sz w:val="13"/>
+          <w:szCs w:val="13"/>
+        </w:rPr>
+        <w:br/>
+        <w:t xml:space="preserve">            &lt;configuration&gt;</w:t>
+      </w:r>
+      <w:r>
+        <w:rPr>
+          <w:rFonts w:ascii="Consolas" w:hAnsi="Consolas"/>
+          <w:color w:val="E8BF6A"/>
+          <w:sz w:val="13"/>
+          <w:szCs w:val="13"/>
+        </w:rPr>
+        <w:br/>
+        <w:t xml:space="preserve">                &lt;source&gt;</w:t>
+      </w:r>
+      <w:r>
+        <w:rPr>
+          <w:rFonts w:ascii="Consolas" w:hAnsi="Consolas"/>
+          <w:color w:val="A9B7C6"/>
+          <w:sz w:val="13"/>
+          <w:szCs w:val="13"/>
+        </w:rPr>
+        <w:t>1.8</w:t>
+      </w:r>
+      <w:r>
+        <w:rPr>
+          <w:rFonts w:ascii="Consolas" w:hAnsi="Consolas"/>
+          <w:color w:val="E8BF6A"/>
+          <w:sz w:val="13"/>
+          <w:szCs w:val="13"/>
+        </w:rPr>
+        <w:t>&lt;/source&gt;</w:t>
+      </w:r>
+      <w:r>
+        <w:rPr>
+          <w:rFonts w:ascii="Consolas" w:hAnsi="Consolas"/>
+          <w:color w:val="E8BF6A"/>
+          <w:sz w:val="13"/>
+          <w:szCs w:val="13"/>
+        </w:rPr>
+        <w:br/>
+        <w:t xml:space="preserve">                &lt;target&gt;</w:t>
+      </w:r>
+      <w:r>
+        <w:rPr>
+          <w:rFonts w:ascii="Consolas" w:hAnsi="Consolas"/>
+          <w:color w:val="A9B7C6"/>
+          <w:sz w:val="13"/>
+          <w:szCs w:val="13"/>
+        </w:rPr>
+        <w:t>1.8</w:t>
+      </w:r>
+      <w:r>
+        <w:rPr>
+          <w:rFonts w:ascii="Consolas" w:hAnsi="Consolas"/>
+          <w:color w:val="E8BF6A"/>
+          <w:sz w:val="13"/>
+          <w:szCs w:val="13"/>
+        </w:rPr>
+        <w:t>&lt;/target&gt;</w:t>
+      </w:r>
+      <w:r>
+        <w:rPr>
+          <w:rFonts w:ascii="Consolas" w:hAnsi="Consolas"/>
+          <w:color w:val="E8BF6A"/>
+          <w:sz w:val="13"/>
+          <w:szCs w:val="13"/>
+        </w:rPr>
+        <w:br/>
+        <w:t xml:space="preserve">                &lt;fork&gt;</w:t>
+      </w:r>
+      <w:r>
+        <w:rPr>
+          <w:rFonts w:ascii="Consolas" w:hAnsi="Consolas"/>
+          <w:color w:val="A9B7C6"/>
+          <w:sz w:val="13"/>
+          <w:szCs w:val="13"/>
+        </w:rPr>
+        <w:t>true</w:t>
+      </w:r>
+      <w:r>
+        <w:rPr>
+          <w:rFonts w:ascii="Consolas" w:hAnsi="Consolas"/>
+          <w:color w:val="E8BF6A"/>
+          <w:sz w:val="13"/>
+          <w:szCs w:val="13"/>
+        </w:rPr>
+        <w:t>&lt;/fork&gt;</w:t>
+      </w:r>
+      <w:r>
+        <w:rPr>
+          <w:rFonts w:ascii="Consolas" w:hAnsi="Consolas"/>
+          <w:color w:val="E8BF6A"/>
+          <w:sz w:val="13"/>
+          <w:szCs w:val="13"/>
+        </w:rPr>
+        <w:br/>
+        <w:t xml:space="preserve">                &lt;verbose&gt;</w:t>
+      </w:r>
+      <w:r>
+        <w:rPr>
+          <w:rFonts w:ascii="Consolas" w:hAnsi="Consolas"/>
+          <w:color w:val="A9B7C6"/>
+          <w:sz w:val="13"/>
+          <w:szCs w:val="13"/>
+        </w:rPr>
+        <w:t>true</w:t>
+      </w:r>
+      <w:r>
+        <w:rPr>
+          <w:rFonts w:ascii="Consolas" w:hAnsi="Consolas"/>
+          <w:color w:val="E8BF6A"/>
+          <w:sz w:val="13"/>
+          <w:szCs w:val="13"/>
+        </w:rPr>
+        <w:t>&lt;/verbose&gt;</w:t>
+      </w:r>
+      <w:r>
+        <w:rPr>
+          <w:rFonts w:ascii="Consolas" w:hAnsi="Consolas"/>
+          <w:color w:val="E8BF6A"/>
+          <w:sz w:val="13"/>
+          <w:szCs w:val="13"/>
+        </w:rPr>
+        <w:br/>
+        <w:t xml:space="preserve">                &lt;encoding&gt;</w:t>
+      </w:r>
+      <w:r>
+        <w:rPr>
+          <w:rFonts w:ascii="Consolas" w:hAnsi="Consolas"/>
+          <w:color w:val="A9B7C6"/>
+          <w:sz w:val="13"/>
+          <w:szCs w:val="13"/>
+        </w:rPr>
+        <w:t>UTF-8</w:t>
+      </w:r>
+      <w:r>
+        <w:rPr>
+          <w:rFonts w:ascii="Consolas" w:hAnsi="Consolas"/>
+          <w:color w:val="E8BF6A"/>
+          <w:sz w:val="13"/>
+          <w:szCs w:val="13"/>
+        </w:rPr>
+        <w:t>&lt;/encoding&gt;</w:t>
+      </w:r>
+      <w:r>
+        <w:rPr>
+          <w:rFonts w:ascii="Consolas" w:hAnsi="Consolas"/>
+          <w:color w:val="E8BF6A"/>
+          <w:sz w:val="13"/>
+          <w:szCs w:val="13"/>
+        </w:rPr>
+        <w:br/>
+        <w:t xml:space="preserve">                &lt;</w:t>
+      </w:r>
+      <w:proofErr w:type="spellStart"/>
+      <w:r>
+        <w:rPr>
+          <w:rFonts w:ascii="Consolas" w:hAnsi="Consolas"/>
+          <w:color w:val="E8BF6A"/>
+          <w:sz w:val="13"/>
+          <w:szCs w:val="13"/>
+        </w:rPr>
+        <w:t>meminitial</w:t>
+      </w:r>
+      <w:proofErr w:type="spellEnd"/>
+      <w:r>
+        <w:rPr>
+          <w:rFonts w:ascii="Consolas" w:hAnsi="Consolas"/>
+          <w:color w:val="E8BF6A"/>
+          <w:sz w:val="13"/>
+          <w:szCs w:val="13"/>
+        </w:rPr>
+        <w:t>&gt;</w:t>
+      </w:r>
+      <w:r>
+        <w:rPr>
+          <w:rFonts w:ascii="Consolas" w:hAnsi="Consolas"/>
+          <w:color w:val="A9B7C6"/>
+          <w:sz w:val="13"/>
+          <w:szCs w:val="13"/>
+        </w:rPr>
+        <w:t>256m</w:t>
+      </w:r>
+      <w:r>
+        <w:rPr>
+          <w:rFonts w:ascii="Consolas" w:hAnsi="Consolas"/>
+          <w:color w:val="E8BF6A"/>
+          <w:sz w:val="13"/>
+          <w:szCs w:val="13"/>
+        </w:rPr>
+        <w:t>&lt;/</w:t>
+      </w:r>
+      <w:proofErr w:type="spellStart"/>
+      <w:r>
+        <w:rPr>
+          <w:rFonts w:ascii="Consolas" w:hAnsi="Consolas"/>
+          <w:color w:val="E8BF6A"/>
+          <w:sz w:val="13"/>
+          <w:szCs w:val="13"/>
+        </w:rPr>
+        <w:t>meminitial</w:t>
+      </w:r>
+      <w:proofErr w:type="spellEnd"/>
+      <w:r>
+        <w:rPr>
+          <w:rFonts w:ascii="Consolas" w:hAnsi="Consolas"/>
+          <w:color w:val="E8BF6A"/>
+          <w:sz w:val="13"/>
+          <w:szCs w:val="13"/>
+        </w:rPr>
+        <w:t>&gt;</w:t>
+      </w:r>
+      <w:r>
+        <w:rPr>
+          <w:rFonts w:ascii="Consolas" w:hAnsi="Consolas"/>
+          <w:color w:val="E8BF6A"/>
+          <w:sz w:val="13"/>
+          <w:szCs w:val="13"/>
+        </w:rPr>
+        <w:br/>
+        <w:t xml:space="preserve">                &lt;</w:t>
+      </w:r>
+      <w:proofErr w:type="spellStart"/>
+      <w:r>
+        <w:rPr>
+          <w:rFonts w:ascii="Consolas" w:hAnsi="Consolas"/>
+          <w:color w:val="E8BF6A"/>
+          <w:sz w:val="13"/>
+          <w:szCs w:val="13"/>
+        </w:rPr>
+        <w:t>maxmem</w:t>
+      </w:r>
+      <w:proofErr w:type="spellEnd"/>
+      <w:r>
+        <w:rPr>
+          <w:rFonts w:ascii="Consolas" w:hAnsi="Consolas"/>
+          <w:color w:val="E8BF6A"/>
+          <w:sz w:val="13"/>
+          <w:szCs w:val="13"/>
+        </w:rPr>
+        <w:t>&gt;</w:t>
+      </w:r>
+      <w:r>
+        <w:rPr>
+          <w:rFonts w:ascii="Consolas" w:hAnsi="Consolas"/>
+          <w:color w:val="A9B7C6"/>
+          <w:sz w:val="13"/>
+          <w:szCs w:val="13"/>
+        </w:rPr>
+        <w:t>1024m</w:t>
+      </w:r>
+      <w:r>
+        <w:rPr>
+          <w:rFonts w:ascii="Consolas" w:hAnsi="Consolas"/>
+          <w:color w:val="E8BF6A"/>
+          <w:sz w:val="13"/>
+          <w:szCs w:val="13"/>
+        </w:rPr>
+        <w:t>&lt;/</w:t>
+      </w:r>
+      <w:proofErr w:type="spellStart"/>
+      <w:r>
+        <w:rPr>
+          <w:rFonts w:ascii="Consolas" w:hAnsi="Consolas"/>
+          <w:color w:val="E8BF6A"/>
+          <w:sz w:val="13"/>
+          <w:szCs w:val="13"/>
+        </w:rPr>
+        <w:t>maxmem</w:t>
+      </w:r>
+      <w:proofErr w:type="spellEnd"/>
+      <w:r>
+        <w:rPr>
+          <w:rFonts w:ascii="Consolas" w:hAnsi="Consolas"/>
+          <w:color w:val="E8BF6A"/>
+          <w:sz w:val="13"/>
+          <w:szCs w:val="13"/>
+        </w:rPr>
+        <w:t>&gt;</w:t>
+      </w:r>
+      <w:r>
+        <w:rPr>
+          <w:rFonts w:ascii="Consolas" w:hAnsi="Consolas"/>
+          <w:color w:val="E8BF6A"/>
+          <w:sz w:val="13"/>
+          <w:szCs w:val="13"/>
+        </w:rPr>
+        <w:br/>
+        <w:t xml:space="preserve">            &lt;/configuration&gt;</w:t>
+      </w:r>
+      <w:r>
+        <w:rPr>
+          <w:rFonts w:ascii="Consolas" w:hAnsi="Consolas"/>
+          <w:color w:val="E8BF6A"/>
+          <w:sz w:val="13"/>
+          <w:szCs w:val="13"/>
+        </w:rPr>
+        <w:br/>
+        <w:t xml:space="preserve">        &lt;/plugin&gt;</w:t>
+      </w:r>
+      <w:r>
+        <w:rPr>
+          <w:rFonts w:ascii="Consolas" w:hAnsi="Consolas"/>
+          <w:color w:val="E8BF6A"/>
+          <w:sz w:val="13"/>
+          <w:szCs w:val="13"/>
+        </w:rPr>
+        <w:br/>
+        <w:t xml:space="preserve">    &lt;/plugins&gt;</w:t>
+      </w:r>
+      <w:r>
+        <w:rPr>
+          <w:rFonts w:ascii="Consolas" w:hAnsi="Consolas"/>
+          <w:color w:val="E8BF6A"/>
+          <w:sz w:val="13"/>
+          <w:szCs w:val="13"/>
+        </w:rPr>
+        <w:br/>
+        <w:t>&lt;/build&gt;</w:t>
+      </w:r>
+    </w:p>
+    <w:p>
+      <w:pPr>
+        <w:pStyle w:val="2"/>
+      </w:pPr>
+      <w:r>
+        <w:rPr>
+          <w:rFonts w:hint="eastAsia"/>
+        </w:rPr>
+        <w:t>2.</w:t>
+      </w:r>
+      <w:r>
+        <w:rPr>
+          <w:rFonts w:hint="eastAsia"/>
+        </w:rPr>
+        <w:t>4</w:t>
+      </w:r>
+      <w:r>
+        <w:rPr>
+          <w:rFonts w:hint="eastAsia"/>
+        </w:rPr>
+        <w:t xml:space="preserve"> </w:t>
+      </w:r>
+      <w:proofErr w:type="spellStart"/>
+      <w:r>
+        <w:rPr>
+          <w:rFonts w:hint="eastAsia"/>
+        </w:rPr>
+        <w:t>springboot</w:t>
+      </w:r>
+      <w:proofErr w:type="spellEnd"/>
+      <w:r>
+        <w:rPr>
+          <w:rFonts w:hint="eastAsia"/>
+        </w:rPr>
+        <w:t>的依赖管理</w:t>
+      </w:r>
+    </w:p>
+    <w:p>
+      <w:pPr>
+        <w:ind w:left="420"/>
+        <w:rPr>
+          <w:rFonts w:hint="eastAsia"/>
+        </w:rPr>
+      </w:pPr>
+      <w:r>
+        <w:rPr>
+          <w:rFonts w:hint="eastAsia"/>
+        </w:rPr>
+        <w:tab/>
+      </w:r>
+      <w:r>
+        <w:rPr>
+          <w:rFonts w:hint="eastAsia"/>
+        </w:rPr>
+        <w:t>上面我们可以知道，</w:t>
+      </w:r>
+      <w:proofErr w:type="spellStart"/>
+      <w:r>
+        <w:rPr>
+          <w:rFonts w:hint="eastAsia"/>
+        </w:rPr>
+        <w:t>springboot</w:t>
+      </w:r>
+      <w:proofErr w:type="spellEnd"/>
+      <w:r>
+        <w:rPr>
+          <w:rFonts w:hint="eastAsia"/>
+        </w:rPr>
+        <w:t>引入了一个父项目，在这个</w:t>
+      </w:r>
+      <w:proofErr w:type="gramStart"/>
+      <w:r>
+        <w:rPr>
+          <w:rFonts w:hint="eastAsia"/>
+        </w:rPr>
+        <w:t>父项目</w:t>
+      </w:r>
+      <w:proofErr w:type="gramEnd"/>
+      <w:r>
+        <w:rPr>
+          <w:rFonts w:hint="eastAsia"/>
+        </w:rPr>
+        <w:t>中，</w:t>
+      </w:r>
+      <w:proofErr w:type="spellStart"/>
+      <w:r>
+        <w:rPr>
+          <w:rFonts w:hint="eastAsia"/>
+        </w:rPr>
+        <w:t>springboot</w:t>
+      </w:r>
+      <w:proofErr w:type="spellEnd"/>
+      <w:r>
+        <w:rPr>
+          <w:rFonts w:hint="eastAsia"/>
+        </w:rPr>
+        <w:t>帮助我们对常用的依赖包进行了版本管理，在</w:t>
+      </w:r>
+      <w:r>
+        <w:rPr>
+          <w:rFonts w:ascii="Consolas" w:hAnsi="Consolas"/>
+          <w:color w:val="E8BF6A"/>
+          <w:sz w:val="13"/>
+          <w:szCs w:val="13"/>
+        </w:rPr>
+        <w:t>&lt;</w:t>
+      </w:r>
+      <w:proofErr w:type="spellStart"/>
+      <w:r>
+        <w:rPr>
+          <w:rFonts w:ascii="Consolas" w:hAnsi="Consolas"/>
+          <w:color w:val="E8BF6A"/>
+          <w:sz w:val="13"/>
+          <w:szCs w:val="13"/>
+        </w:rPr>
+        <w:t>artifactId</w:t>
+      </w:r>
+      <w:proofErr w:type="spellEnd"/>
+      <w:r>
+        <w:rPr>
+          <w:rFonts w:ascii="Consolas" w:hAnsi="Consolas"/>
+          <w:color w:val="E8BF6A"/>
+          <w:sz w:val="13"/>
+          <w:szCs w:val="13"/>
+        </w:rPr>
+        <w:t>&gt;</w:t>
+      </w:r>
+      <w:r>
+        <w:rPr>
+          <w:rFonts w:ascii="Consolas" w:hAnsi="Consolas"/>
+          <w:color w:val="A9B7C6"/>
+          <w:sz w:val="13"/>
+          <w:szCs w:val="13"/>
+        </w:rPr>
+        <w:t>spring-boot-starter-parent</w:t>
+      </w:r>
+      <w:r>
+        <w:rPr>
+          <w:rFonts w:ascii="Consolas" w:hAnsi="Consolas"/>
+          <w:color w:val="E8BF6A"/>
+          <w:sz w:val="13"/>
+          <w:szCs w:val="13"/>
+        </w:rPr>
+        <w:t>&lt;/</w:t>
+      </w:r>
+      <w:proofErr w:type="spellStart"/>
+      <w:r>
+        <w:rPr>
+          <w:rFonts w:ascii="Consolas" w:hAnsi="Consolas"/>
+          <w:color w:val="E8BF6A"/>
+          <w:sz w:val="13"/>
+          <w:szCs w:val="13"/>
+        </w:rPr>
+        <w:t>artifactId</w:t>
+      </w:r>
+      <w:proofErr w:type="spellEnd"/>
+      <w:r>
+        <w:rPr>
+          <w:rFonts w:ascii="Consolas" w:hAnsi="Consolas"/>
+          <w:color w:val="E8BF6A"/>
+          <w:sz w:val="13"/>
+          <w:szCs w:val="13"/>
+        </w:rPr>
+        <w:t>&gt;</w:t>
+      </w:r>
+      <w:r>
+        <w:rPr>
+          <w:rFonts w:hint="eastAsia"/>
+        </w:rPr>
+        <w:t>的</w:t>
+      </w:r>
+      <w:proofErr w:type="gramStart"/>
+      <w:r>
+        <w:rPr>
+          <w:rFonts w:hint="eastAsia"/>
+        </w:rPr>
+        <w:t>父项目</w:t>
+      </w:r>
+      <w:proofErr w:type="gramEnd"/>
+      <w:r>
+        <w:t xml:space="preserve">    </w:t>
+      </w:r>
+      <w:r>
+        <w:rPr>
+          <w:rFonts w:ascii="Consolas" w:hAnsi="Consolas"/>
+          <w:color w:val="E8BF6A"/>
+          <w:sz w:val="13"/>
+          <w:szCs w:val="13"/>
+        </w:rPr>
+        <w:t>&lt;</w:t>
+      </w:r>
+      <w:proofErr w:type="spellStart"/>
+      <w:r>
+        <w:rPr>
+          <w:rFonts w:ascii="Consolas" w:hAnsi="Consolas"/>
+          <w:color w:val="E8BF6A"/>
+          <w:sz w:val="13"/>
+          <w:szCs w:val="13"/>
+        </w:rPr>
+        <w:t>artifactId</w:t>
+      </w:r>
+      <w:proofErr w:type="spellEnd"/>
+      <w:r>
+        <w:rPr>
+          <w:rFonts w:ascii="Consolas" w:hAnsi="Consolas"/>
+          <w:color w:val="E8BF6A"/>
+          <w:sz w:val="13"/>
+          <w:szCs w:val="13"/>
+        </w:rPr>
+        <w:t>&gt;</w:t>
+      </w:r>
+      <w:r>
+        <w:rPr>
+          <w:rFonts w:ascii="Consolas" w:hAnsi="Consolas"/>
+          <w:color w:val="A9B7C6"/>
+          <w:sz w:val="13"/>
+          <w:szCs w:val="13"/>
+        </w:rPr>
+        <w:t>spring-boot-dependencies</w:t>
+      </w:r>
+      <w:r>
+        <w:rPr>
+          <w:rFonts w:ascii="Consolas" w:hAnsi="Consolas"/>
+          <w:color w:val="E8BF6A"/>
+          <w:sz w:val="13"/>
+          <w:szCs w:val="13"/>
+        </w:rPr>
+        <w:t>&lt;/</w:t>
+      </w:r>
+      <w:proofErr w:type="spellStart"/>
+      <w:r>
+        <w:rPr>
+          <w:rFonts w:ascii="Consolas" w:hAnsi="Consolas"/>
+          <w:color w:val="E8BF6A"/>
+          <w:sz w:val="13"/>
+          <w:szCs w:val="13"/>
+        </w:rPr>
+        <w:t>artifactId</w:t>
+      </w:r>
+      <w:proofErr w:type="spellEnd"/>
+      <w:r>
+        <w:rPr>
+          <w:rFonts w:ascii="Consolas" w:hAnsi="Consolas"/>
+          <w:color w:val="E8BF6A"/>
+          <w:sz w:val="13"/>
+          <w:szCs w:val="13"/>
+        </w:rPr>
+        <w:t>&gt;</w:t>
+      </w:r>
+      <w:r>
+        <w:rPr>
+          <w:rFonts w:hint="eastAsia"/>
+        </w:rPr>
+        <w:t>中我们可以看到</w:t>
+      </w:r>
+      <w:proofErr w:type="spellStart"/>
+      <w:r>
+        <w:rPr>
+          <w:rFonts w:hint="eastAsia"/>
+        </w:rPr>
+        <w:t>springboot</w:t>
+      </w:r>
+      <w:proofErr w:type="spellEnd"/>
+      <w:r>
+        <w:rPr>
+          <w:rFonts w:hint="eastAsia"/>
+        </w:rPr>
+        <w:t>的版本限定：</w:t>
+      </w:r>
+    </w:p>
+    <w:p>
+      <w:pPr>
+        <w:ind w:left="420"/>
+        <w:rPr>
+          <w:rFonts w:hint="eastAsia"/>
+        </w:rPr>
+      </w:pPr>
+      <w:r>
+        <w:rPr>
+          <w:noProof/>
+        </w:rPr>
+        <w:drawing>
+          <wp:inline distT="0" distB="0" distL="0" distR="0" wp14:anchorId="026A1A4C" wp14:editId="31DA33E9">
+            <wp:extent cx="5274310" cy="2725060"/>
+            <wp:effectExtent l="0" t="0" r="2540" b="0"/>
+            <wp:docPr id="3" name="图片 3"/>
+            <wp:cNvGraphicFramePr>
+              <a:graphicFrameLocks xmlns:a="http://schemas.openxmlformats.org/drawingml/2006/main" noChangeAspect="1"/>
+            </wp:cNvGraphicFramePr>
+            <a:graphic xmlns:a="http://schemas.openxmlformats.org/drawingml/2006/main">
+              <a:graphicData uri="http://schemas.openxmlformats.org/drawingml/2006/picture">
+                <pic:pic xmlns:pic="http://schemas.openxmlformats.org/drawingml/2006/picture">
+                  <pic:nvPicPr>
+                    <pic:cNvPr id="0" name=""/>
+                    <pic:cNvPicPr/>
+                  </pic:nvPicPr>
+                  <pic:blipFill>
+                    <a:blip r:embed="rId9"/>
+                    <a:stretch>
+                      <a:fillRect/>
+                    </a:stretch>
+                  </pic:blipFill>
+                  <pic:spPr>
+                    <a:xfrm>
+                      <a:off x="0" y="0"/>
+                      <a:ext cx="5274310" cy="2725060"/>
+                    </a:xfrm>
+                    <a:prstGeom prst="rect">
+                      <a:avLst/>
+                    </a:prstGeom>
+                  </pic:spPr>
+                </pic:pic>
+              </a:graphicData>
+            </a:graphic>
+          </wp:inline>
+        </w:drawing>
+      </w:r>
+    </w:p>
+    <w:p>
+      <w:pPr>
+        <w:ind w:left="420"/>
+      </w:pPr>
+      <w:r>
+        <w:rPr>
+          <w:rFonts w:hint="eastAsia"/>
+        </w:rPr>
+        <w:tab/>
+      </w:r>
+      <w:r>
+        <w:rPr>
+          <w:rFonts w:hint="eastAsia"/>
+        </w:rPr>
+        <w:t>如果希望使用自定义版本号，则需要在当前项目的</w:t>
+      </w:r>
+      <w:proofErr w:type="spellStart"/>
+      <w:r>
+        <w:rPr>
+          <w:rFonts w:hint="eastAsia"/>
+        </w:rPr>
+        <w:t>pom</w:t>
+      </w:r>
+      <w:proofErr w:type="spellEnd"/>
+      <w:r>
+        <w:rPr>
+          <w:rFonts w:hint="eastAsia"/>
+        </w:rPr>
+        <w:t>文件中，通过覆盖</w:t>
+      </w:r>
+      <w:r>
+        <w:rPr>
+          <w:rFonts w:hint="eastAsia"/>
+        </w:rPr>
+        <w:t xml:space="preserve"> </w:t>
+      </w:r>
+      <w:r>
+        <w:rPr>
+          <w:rFonts w:hint="eastAsia"/>
+        </w:rPr>
+        <w:t>祖先项目</w:t>
+      </w:r>
+      <w:r>
+        <w:rPr>
+          <w:rFonts w:hint="eastAsia"/>
+        </w:rPr>
+        <w:t xml:space="preserve"> </w:t>
+      </w:r>
+      <w:r>
+        <w:rPr>
+          <w:rFonts w:hint="eastAsia"/>
+        </w:rPr>
+        <w:t>的</w:t>
+      </w:r>
+      <w:r>
+        <w:rPr>
+          <w:rFonts w:ascii="Consolas" w:hAnsi="Consolas" w:hint="eastAsia"/>
+          <w:color w:val="E8BF6A"/>
+          <w:sz w:val="13"/>
+          <w:szCs w:val="13"/>
+        </w:rPr>
+        <w:t>&lt;</w:t>
+      </w:r>
+      <w:r>
+        <w:rPr>
+          <w:rFonts w:ascii="Consolas" w:hAnsi="Consolas" w:hint="eastAsia"/>
+          <w:color w:val="E8BF6A"/>
+          <w:sz w:val="13"/>
+          <w:szCs w:val="13"/>
+        </w:rPr>
+        <w:t>properties</w:t>
+      </w:r>
+      <w:r>
+        <w:rPr>
+          <w:rFonts w:ascii="Consolas" w:hAnsi="Consolas" w:hint="eastAsia"/>
+          <w:color w:val="E8BF6A"/>
+          <w:sz w:val="13"/>
+          <w:szCs w:val="13"/>
+        </w:rPr>
+        <w:t>&gt;</w:t>
+      </w:r>
+      <w:r>
+        <w:rPr>
+          <w:rFonts w:hint="eastAsia"/>
+        </w:rPr>
+        <w:t>属性来完成</w:t>
+      </w:r>
+      <w:bookmarkStart w:id="0" w:name="_GoBack"/>
+      <w:bookmarkEnd w:id="0"/>
+    </w:p>
+    <w:p>
+      <w:pPr>
+        <w:ind w:left="420"/>
+      </w:pPr>
+    </w:p>
+    <w:p>
+      <w:pPr>
+        <w:pStyle w:val="1"/>
+      </w:pPr>
+      <w:r>
+        <w:rPr>
+          <w:rFonts w:hint="eastAsia"/>
+        </w:rPr>
+        <w:lastRenderedPageBreak/>
+        <w:t>3.</w:t>
+      </w:r>
+      <w:r>
+        <w:rPr>
+          <w:rFonts w:hint="eastAsia"/>
+        </w:rPr>
+        <w:t>配置</w:t>
+      </w:r>
+      <w:proofErr w:type="spellStart"/>
+      <w:r>
+        <w:rPr>
+          <w:rFonts w:hint="eastAsia"/>
+        </w:rPr>
+        <w:t>springboot</w:t>
+      </w:r>
+      <w:proofErr w:type="spellEnd"/>
+    </w:p>
+    <w:p>
+      <w:pPr>
+        <w:ind w:firstLine="420"/>
+      </w:pPr>
+      <w:r>
+        <w:t>从快速构建一节中我们可以看到</w:t>
+      </w:r>
+      <w:r>
+        <w:rPr>
+          <w:rFonts w:hint="eastAsia"/>
+        </w:rPr>
+        <w:t>，</w:t>
+      </w:r>
+      <w:r>
+        <w:t>虽然我们的</w:t>
+      </w:r>
+      <w:r>
+        <w:rPr>
+          <w:rFonts w:hint="eastAsia"/>
+        </w:rPr>
+        <w:t>Controller</w:t>
+      </w:r>
+      <w:r>
+        <w:rPr>
+          <w:rFonts w:hint="eastAsia"/>
+        </w:rPr>
+        <w:t>代码和</w:t>
+      </w:r>
+      <w:r>
+        <w:rPr>
+          <w:rFonts w:hint="eastAsia"/>
+        </w:rPr>
+        <w:t>spring</w:t>
+      </w:r>
+      <w:r>
+        <w:rPr>
+          <w:rFonts w:hint="eastAsia"/>
+        </w:rPr>
+        <w:t>一致，但我们几乎未进行任何配置就让一个</w:t>
+      </w:r>
+      <w:proofErr w:type="spellStart"/>
+      <w:r>
+        <w:rPr>
+          <w:rFonts w:hint="eastAsia"/>
+        </w:rPr>
+        <w:t>springboot</w:t>
+      </w:r>
+      <w:proofErr w:type="spellEnd"/>
+      <w:r>
+        <w:rPr>
+          <w:rFonts w:hint="eastAsia"/>
+        </w:rPr>
+        <w:t>的</w:t>
+      </w:r>
+      <w:proofErr w:type="spellStart"/>
+      <w:r>
+        <w:rPr>
+          <w:rFonts w:hint="eastAsia"/>
+        </w:rPr>
+        <w:t>helloworld</w:t>
+      </w:r>
+      <w:proofErr w:type="spellEnd"/>
+      <w:r>
+        <w:rPr>
+          <w:rFonts w:hint="eastAsia"/>
+        </w:rPr>
+        <w:t>项目运行起来了，这就是</w:t>
+      </w:r>
+      <w:proofErr w:type="spellStart"/>
+      <w:r>
+        <w:rPr>
+          <w:rFonts w:hint="eastAsia"/>
+        </w:rPr>
+        <w:t>springboot</w:t>
+      </w:r>
+      <w:proofErr w:type="spellEnd"/>
+      <w:r>
+        <w:rPr>
+          <w:rFonts w:hint="eastAsia"/>
+        </w:rPr>
+        <w:t>无需配置的优点。但我们仍要学习如何配置</w:t>
+      </w:r>
+      <w:proofErr w:type="spellStart"/>
+      <w:r>
+        <w:rPr>
+          <w:rFonts w:hint="eastAsia"/>
+        </w:rPr>
+        <w:t>springboot</w:t>
+      </w:r>
+      <w:proofErr w:type="spellEnd"/>
+      <w:r>
+        <w:rPr>
+          <w:rFonts w:hint="eastAsia"/>
+        </w:rPr>
+        <w:t>以应对特殊的场景需求</w:t>
+      </w:r>
+    </w:p>
+    <w:p>
+      <w:pPr>
+        <w:ind w:firstLine="420"/>
+      </w:pPr>
+      <w:proofErr w:type="spellStart"/>
+      <w:r>
+        <w:rPr>
+          <w:rFonts w:hint="eastAsia"/>
+        </w:rPr>
+        <w:t>src</w:t>
+      </w:r>
+      <w:proofErr w:type="spellEnd"/>
+      <w:r>
+        <w:rPr>
+          <w:rFonts w:hint="eastAsia"/>
+        </w:rPr>
+        <w:t>/main/resources</w:t>
+      </w:r>
+      <w:r>
+        <w:rPr>
+          <w:rFonts w:hint="eastAsia"/>
+        </w:rPr>
+        <w:t>目录是</w:t>
+      </w:r>
+      <w:r>
+        <w:rPr>
+          <w:rFonts w:hint="eastAsia"/>
+        </w:rPr>
+        <w:t>Spring Boot</w:t>
+      </w:r>
+      <w:r>
+        <w:rPr>
+          <w:rFonts w:hint="eastAsia"/>
+        </w:rPr>
+        <w:t>的配置目录</w:t>
+      </w:r>
+      <w:r>
+        <w:rPr>
+          <w:rFonts w:hint="eastAsia"/>
+        </w:rPr>
+        <w:t>，其配置的文件名默认为</w:t>
+      </w:r>
+      <w:proofErr w:type="spellStart"/>
+      <w:r>
+        <w:t>application.properties</w:t>
+      </w:r>
+      <w:proofErr w:type="spellEnd"/>
+      <w:r>
+        <w:rPr>
+          <w:rFonts w:hint="eastAsia"/>
+        </w:rPr>
+        <w:t>，几乎所有的配置内容都可以集中在该文件中。除了可以使用传统的</w:t>
+      </w:r>
+      <w:r>
+        <w:rPr>
+          <w:rFonts w:hint="eastAsia"/>
+        </w:rPr>
+        <w:t>properties</w:t>
+      </w:r>
+      <w:r>
+        <w:rPr>
+          <w:rFonts w:hint="eastAsia"/>
+        </w:rPr>
+        <w:t>文件进行配置以外，我们还可以采用</w:t>
+      </w:r>
+      <w:r>
+        <w:rPr>
+          <w:rFonts w:hint="eastAsia"/>
+        </w:rPr>
+        <w:t>YAML</w:t>
+      </w:r>
+      <w:r>
+        <w:rPr>
+          <w:rFonts w:hint="eastAsia"/>
+        </w:rPr>
+        <w:t>文件进行配置</w:t>
+      </w:r>
+    </w:p>
+    <w:p>
+      <w:pPr>
+        <w:pStyle w:val="2"/>
+      </w:pPr>
+      <w:r>
+        <w:rPr>
+          <w:rFonts w:hint="eastAsia"/>
+        </w:rPr>
+        <w:t>3.1</w:t>
+      </w:r>
+      <w:r>
+        <w:rPr>
+          <w:rFonts w:hint="eastAsia"/>
+        </w:rPr>
+        <w:t>自定义属性</w:t>
+      </w:r>
+    </w:p>
+    <w:p>
+      <w:r>
+        <w:rPr>
+          <w:rFonts w:hint="eastAsia"/>
+        </w:rPr>
+        <w:tab/>
+      </w:r>
+      <w:proofErr w:type="spellStart"/>
+      <w:r>
+        <w:t>application.properties</w:t>
+      </w:r>
+      <w:proofErr w:type="spellEnd"/>
+      <w:r>
+        <w:t>中</w:t>
+      </w:r>
+      <w:r>
+        <w:rPr>
+          <w:rFonts w:hint="eastAsia"/>
+        </w:rPr>
+        <w:t>除了可以定义</w:t>
+      </w:r>
+      <w:proofErr w:type="spellStart"/>
+      <w:r>
+        <w:rPr>
+          <w:rFonts w:hint="eastAsia"/>
+        </w:rPr>
+        <w:t>springboot</w:t>
+      </w:r>
+      <w:proofErr w:type="spellEnd"/>
+      <w:r>
+        <w:rPr>
+          <w:rFonts w:hint="eastAsia"/>
+        </w:rPr>
+        <w:t>的属性，我们还可以自定义属性，如：</w:t>
+      </w:r>
+    </w:p>
+    <w:p>
+      <w:pPr>
+        <w:pStyle w:val="HTML"/>
+        <w:shd w:val="clear" w:color="auto" w:fill="2B2B2B"/>
+        <w:tabs>
+          <w:tab w:val="clear" w:pos="916"/>
+        </w:tabs>
+        <w:rPr>
+          <w:rFonts w:ascii="Consolas" w:hAnsi="Consolas"/>
+          <w:color w:val="A9B7C6"/>
+          <w:sz w:val="13"/>
+          <w:szCs w:val="13"/>
+        </w:rPr>
+      </w:pPr>
+      <w:r>
+        <w:rPr>
+          <w:rFonts w:ascii="Consolas" w:hAnsi="Consolas"/>
+          <w:color w:val="CC7832"/>
+          <w:sz w:val="13"/>
+          <w:szCs w:val="13"/>
+        </w:rPr>
+        <w:t>book.name</w:t>
+      </w:r>
+      <w:r>
+        <w:rPr>
+          <w:rFonts w:ascii="Consolas" w:hAnsi="Consolas"/>
+          <w:color w:val="808080"/>
+          <w:sz w:val="13"/>
+          <w:szCs w:val="13"/>
+        </w:rPr>
+        <w:t>=</w:t>
+      </w:r>
+      <w:proofErr w:type="spellStart"/>
+      <w:r>
+        <w:rPr>
+          <w:rFonts w:ascii="Consolas" w:hAnsi="Consolas"/>
+          <w:color w:val="6A8759"/>
+          <w:sz w:val="13"/>
+          <w:szCs w:val="13"/>
+        </w:rPr>
+        <w:t>Spring</w:t>
+      </w:r>
+      <w:r>
+        <w:rPr>
+          <w:rFonts w:ascii="Consolas" w:hAnsi="Consolas" w:hint="eastAsia"/>
+          <w:color w:val="6A8759"/>
+          <w:sz w:val="13"/>
+          <w:szCs w:val="13"/>
+        </w:rPr>
+        <w:t>BootApp</w:t>
+      </w:r>
+      <w:proofErr w:type="spellEnd"/>
+      <w:r>
+        <w:rPr>
+          <w:rFonts w:ascii="Consolas" w:hAnsi="Consolas"/>
+          <w:color w:val="6A8759"/>
+          <w:sz w:val="13"/>
+          <w:szCs w:val="13"/>
+        </w:rPr>
+        <w:br/>
+      </w:r>
+      <w:proofErr w:type="spellStart"/>
+      <w:r>
+        <w:rPr>
+          <w:rFonts w:ascii="Consolas" w:hAnsi="Consolas"/>
+          <w:color w:val="CC7832"/>
+          <w:sz w:val="13"/>
+          <w:szCs w:val="13"/>
+        </w:rPr>
+        <w:t>book.author</w:t>
+      </w:r>
+      <w:proofErr w:type="spellEnd"/>
+      <w:r>
+        <w:rPr>
+          <w:rFonts w:ascii="Consolas" w:hAnsi="Consolas"/>
+          <w:color w:val="808080"/>
+          <w:sz w:val="13"/>
+          <w:szCs w:val="13"/>
+        </w:rPr>
+        <w:t>=</w:t>
+      </w:r>
+      <w:proofErr w:type="spellStart"/>
+      <w:r>
+        <w:rPr>
+          <w:rFonts w:ascii="Consolas" w:hAnsi="Consolas" w:hint="eastAsia"/>
+          <w:color w:val="6A8759"/>
+          <w:sz w:val="13"/>
+          <w:szCs w:val="13"/>
+        </w:rPr>
+        <w:t>QiuKu</w:t>
+      </w:r>
+      <w:proofErr w:type="spellEnd"/>
+    </w:p>
+    <w:p>
+      <w:r>
+        <w:rPr>
+          <w:rFonts w:hint="eastAsia"/>
+        </w:rPr>
+        <w:tab/>
+      </w:r>
+      <w:r>
+        <w:rPr>
+          <w:rFonts w:hint="eastAsia"/>
+        </w:rPr>
+        <w:t>通过</w:t>
+      </w:r>
+      <w:r>
+        <w:rPr>
+          <w:rFonts w:hint="eastAsia"/>
+        </w:rPr>
+        <w:t>@Value</w:t>
+      </w:r>
+      <w:r>
+        <w:rPr>
+          <w:rFonts w:hint="eastAsia"/>
+        </w:rPr>
+        <w:t>注解可以加载这部分自定义属性，</w:t>
+      </w:r>
+      <w:proofErr w:type="spellStart"/>
+      <w:r>
+        <w:rPr>
+          <w:rFonts w:hint="eastAsia"/>
+        </w:rPr>
+        <w:t>eg</w:t>
+      </w:r>
+      <w:proofErr w:type="spellEnd"/>
+      <w:r>
+        <w:rPr>
+          <w:rFonts w:hint="eastAsia"/>
+        </w:rPr>
+        <w:t>：</w:t>
+      </w:r>
+    </w:p>
+    <w:p>
+      <w:pPr>
+        <w:pStyle w:val="HTML"/>
+        <w:shd w:val="clear" w:color="auto" w:fill="2B2B2B"/>
+        <w:rPr>
+          <w:rFonts w:ascii="Consolas" w:hAnsi="Consolas"/>
+          <w:color w:val="A9B7C6"/>
+          <w:sz w:val="13"/>
+          <w:szCs w:val="13"/>
+        </w:rPr>
+      </w:pPr>
+      <w:proofErr w:type="gramStart"/>
+      <w:r>
+        <w:rPr>
+          <w:rFonts w:ascii="Consolas" w:hAnsi="Consolas"/>
+          <w:color w:val="BBB529"/>
+          <w:sz w:val="13"/>
+          <w:szCs w:val="13"/>
+        </w:rPr>
+        <w:t>@Value</w:t>
+      </w:r>
+      <w:r>
+        <w:rPr>
+          <w:rFonts w:ascii="Consolas" w:hAnsi="Consolas"/>
+          <w:color w:val="A9B7C6"/>
+          <w:sz w:val="13"/>
+          <w:szCs w:val="13"/>
+        </w:rPr>
+        <w:t>(</w:t>
+      </w:r>
+      <w:proofErr w:type="gramEnd"/>
+      <w:r>
+        <w:rPr>
+          <w:rFonts w:ascii="Consolas" w:hAnsi="Consolas"/>
+          <w:color w:val="6A8759"/>
+          <w:sz w:val="13"/>
+          <w:szCs w:val="13"/>
+        </w:rPr>
+        <w:t>"${book.name}"</w:t>
+      </w:r>
+      <w:r>
+        <w:rPr>
+          <w:rFonts w:ascii="Consolas" w:hAnsi="Consolas"/>
+          <w:color w:val="A9B7C6"/>
+          <w:sz w:val="13"/>
+          <w:szCs w:val="13"/>
+        </w:rPr>
+        <w:t>)</w:t>
+      </w:r>
+      <w:r>
+        <w:rPr>
+          <w:rFonts w:ascii="Consolas" w:hAnsi="Consolas"/>
+          <w:color w:val="A9B7C6"/>
+          <w:sz w:val="13"/>
+          <w:szCs w:val="13"/>
+        </w:rPr>
+        <w:br/>
+      </w:r>
+      <w:r>
+        <w:rPr>
+          <w:rFonts w:ascii="Consolas" w:hAnsi="Consolas"/>
+          <w:color w:val="CC7832"/>
+          <w:sz w:val="13"/>
+          <w:szCs w:val="13"/>
+        </w:rPr>
+        <w:t xml:space="preserve">private </w:t>
+      </w:r>
+      <w:r>
+        <w:rPr>
+          <w:rFonts w:ascii="Consolas" w:hAnsi="Consolas"/>
+          <w:color w:val="A9B7C6"/>
+          <w:sz w:val="13"/>
+          <w:szCs w:val="13"/>
+        </w:rPr>
+        <w:t xml:space="preserve">String </w:t>
+      </w:r>
+      <w:r>
+        <w:rPr>
+          <w:rFonts w:ascii="Consolas" w:hAnsi="Consolas"/>
+          <w:color w:val="9876AA"/>
+          <w:sz w:val="13"/>
+          <w:szCs w:val="13"/>
+        </w:rPr>
+        <w:t>name</w:t>
+      </w:r>
+      <w:r>
+        <w:rPr>
+          <w:rFonts w:ascii="Consolas" w:hAnsi="Consolas"/>
+          <w:color w:val="CC7832"/>
+          <w:sz w:val="13"/>
+          <w:szCs w:val="13"/>
+        </w:rPr>
+        <w:t>;</w:t>
+      </w:r>
+    </w:p>
+    <w:p>
+      <w:r>
+        <w:rPr>
+          <w:rFonts w:hint="eastAsia"/>
+        </w:rPr>
+        <w:tab/>
+      </w:r>
+      <w:r>
+        <w:rPr>
+          <w:rFonts w:hint="eastAsia"/>
+        </w:rPr>
+        <w:t>甚至自定义属性之间也可以通过占位符</w:t>
+      </w:r>
+      <w:r>
+        <w:rPr>
+          <w:rFonts w:hint="eastAsia"/>
+          <w:b/>
+        </w:rPr>
+        <w:t>${}</w:t>
+      </w:r>
+      <w:r>
+        <w:rPr>
+          <w:rFonts w:hint="eastAsia"/>
+        </w:rPr>
+        <w:t>互相引用</w:t>
+      </w:r>
+    </w:p>
+    <w:p>
+      <w:pPr>
+        <w:pStyle w:val="HTML"/>
+        <w:shd w:val="clear" w:color="auto" w:fill="2B2B2B"/>
+        <w:rPr>
+          <w:rFonts w:ascii="Consolas" w:hAnsi="Consolas"/>
+          <w:color w:val="A9B7C6"/>
+          <w:sz w:val="13"/>
+          <w:szCs w:val="13"/>
+        </w:rPr>
+      </w:pPr>
+      <w:r>
+        <w:rPr>
+          <w:rFonts w:ascii="Consolas" w:hAnsi="Consolas"/>
+          <w:color w:val="CC7832"/>
+          <w:sz w:val="13"/>
+          <w:szCs w:val="13"/>
+        </w:rPr>
+        <w:t>book.name</w:t>
+      </w:r>
+      <w:r>
+        <w:rPr>
+          <w:rFonts w:ascii="Consolas" w:hAnsi="Consolas"/>
+          <w:color w:val="808080"/>
+          <w:sz w:val="13"/>
+          <w:szCs w:val="13"/>
+        </w:rPr>
+        <w:t>=</w:t>
+      </w:r>
+      <w:proofErr w:type="spellStart"/>
+      <w:r>
+        <w:rPr>
+          <w:rFonts w:ascii="Consolas" w:hAnsi="Consolas"/>
+          <w:color w:val="6A8759"/>
+          <w:sz w:val="13"/>
+          <w:szCs w:val="13"/>
+        </w:rPr>
+        <w:t>SpringBootApp</w:t>
+      </w:r>
+      <w:proofErr w:type="spellEnd"/>
+      <w:r>
+        <w:rPr>
+          <w:rFonts w:ascii="Consolas" w:hAnsi="Consolas"/>
+          <w:color w:val="6A8759"/>
+          <w:sz w:val="13"/>
+          <w:szCs w:val="13"/>
+        </w:rPr>
+        <w:br/>
+      </w:r>
+      <w:proofErr w:type="spellStart"/>
+      <w:r>
+        <w:rPr>
+          <w:rFonts w:ascii="Consolas" w:hAnsi="Consolas"/>
+          <w:color w:val="CC7832"/>
+          <w:sz w:val="13"/>
+          <w:szCs w:val="13"/>
+        </w:rPr>
+        <w:t>book.author</w:t>
+      </w:r>
+      <w:proofErr w:type="spellEnd"/>
+      <w:r>
+        <w:rPr>
+          <w:rFonts w:ascii="Consolas" w:hAnsi="Consolas"/>
+          <w:color w:val="808080"/>
+          <w:sz w:val="13"/>
+          <w:szCs w:val="13"/>
+        </w:rPr>
+        <w:t>=</w:t>
+      </w:r>
+      <w:proofErr w:type="spellStart"/>
+      <w:r>
+        <w:rPr>
+          <w:rFonts w:ascii="Consolas" w:hAnsi="Consolas"/>
+          <w:color w:val="6A8759"/>
+          <w:sz w:val="13"/>
+          <w:szCs w:val="13"/>
+        </w:rPr>
+        <w:t>QiuKu</w:t>
+      </w:r>
+      <w:proofErr w:type="spellEnd"/>
+      <w:r>
+        <w:rPr>
+          <w:rFonts w:ascii="Consolas" w:hAnsi="Consolas"/>
+          <w:color w:val="6A8759"/>
+          <w:sz w:val="13"/>
+          <w:szCs w:val="13"/>
+        </w:rPr>
+        <w:br/>
+      </w:r>
+      <w:proofErr w:type="spellStart"/>
+      <w:r>
+        <w:rPr>
+          <w:rFonts w:ascii="Consolas" w:hAnsi="Consolas"/>
+          <w:color w:val="CC7832"/>
+          <w:sz w:val="13"/>
+          <w:szCs w:val="13"/>
+        </w:rPr>
+        <w:t>book.desc</w:t>
+      </w:r>
+      <w:proofErr w:type="spellEnd"/>
+      <w:r>
+        <w:rPr>
+          <w:rFonts w:ascii="Consolas" w:hAnsi="Consolas"/>
+          <w:color w:val="808080"/>
+          <w:sz w:val="13"/>
+          <w:szCs w:val="13"/>
+        </w:rPr>
+        <w:t>=</w:t>
+      </w:r>
+      <w:proofErr w:type="gramStart"/>
+      <w:r>
+        <w:rPr>
+          <w:rFonts w:ascii="Consolas" w:hAnsi="Consolas"/>
+          <w:color w:val="6A8759"/>
+          <w:sz w:val="13"/>
+          <w:szCs w:val="13"/>
+        </w:rPr>
+        <w:t>The</w:t>
+      </w:r>
+      <w:proofErr w:type="gramEnd"/>
+      <w:r>
+        <w:rPr>
+          <w:rFonts w:ascii="Consolas" w:hAnsi="Consolas"/>
+          <w:color w:val="6A8759"/>
+          <w:sz w:val="13"/>
+          <w:szCs w:val="13"/>
+        </w:rPr>
+        <w:t xml:space="preserve"> book is by ${</w:t>
+      </w:r>
+      <w:proofErr w:type="spellStart"/>
+      <w:r>
+        <w:rPr>
+          <w:rFonts w:ascii="Consolas" w:hAnsi="Consolas"/>
+          <w:color w:val="CC7832"/>
+          <w:sz w:val="13"/>
+          <w:szCs w:val="13"/>
+        </w:rPr>
+        <w:t>book.author</w:t>
+      </w:r>
+      <w:proofErr w:type="spellEnd"/>
+      <w:r>
+        <w:rPr>
+          <w:rFonts w:ascii="Consolas" w:hAnsi="Consolas"/>
+          <w:color w:val="6A8759"/>
+          <w:sz w:val="13"/>
+          <w:szCs w:val="13"/>
+        </w:rPr>
+        <w:t>}</w:t>
+      </w:r>
+    </w:p>
+    <w:p>
+      <w:pPr>
+        <w:pStyle w:val="2"/>
+      </w:pPr>
+      <w:r>
+        <w:rPr>
+          <w:rFonts w:hint="eastAsia"/>
+        </w:rPr>
+        <w:t>3.2</w:t>
+      </w:r>
+      <w:proofErr w:type="gramStart"/>
+      <w:r>
+        <w:rPr>
+          <w:rFonts w:hint="eastAsia"/>
+        </w:rPr>
+        <w:t>多环境</w:t>
+      </w:r>
+      <w:proofErr w:type="gramEnd"/>
+      <w:r>
+        <w:rPr>
+          <w:rFonts w:hint="eastAsia"/>
+        </w:rPr>
+        <w:t>配置</w:t>
+      </w:r>
+    </w:p>
+    <w:p>
+      <w:pPr>
+        <w:ind w:firstLine="420"/>
+      </w:pPr>
+      <w:r>
+        <w:t>我们在开发任何应用的时候，通常同一套程序会被应用和安装到几个不同的环境，比如：开发、测试、生产等。其中每个环境的数据库地址、服务器端口等等配置都会不同，如果在为不同环境打包时都要频繁修改配置文件的话，那必将是个非常繁琐且容易发生错误的事。</w:t>
+      </w:r>
+    </w:p>
+    <w:p>
+      <w:pPr>
+        <w:ind w:firstLine="420"/>
+      </w:pPr>
+      <w:r>
+        <w:rPr>
+          <w:rFonts w:hint="eastAsia"/>
+        </w:rPr>
+        <w:t>我们可以通过为不同环境配置多个配置文件，并在打包时进行区分打包来解决这个问题</w:t>
+      </w:r>
+      <w:r>
+        <w:rPr>
+          <w:rFonts w:hint="eastAsia"/>
+        </w:rPr>
+        <w:t>。</w:t>
+      </w:r>
+    </w:p>
+    <w:p>
+      <w:pPr>
+        <w:ind w:firstLine="420"/>
+      </w:pPr>
+      <w:r>
+        <w:rPr>
+          <w:rFonts w:hint="eastAsia"/>
+        </w:rPr>
+        <w:t>在配置</w:t>
+      </w:r>
+      <w:proofErr w:type="gramStart"/>
+      <w:r>
+        <w:rPr>
+          <w:rFonts w:hint="eastAsia"/>
+        </w:rPr>
+        <w:t>多环境</w:t>
+      </w:r>
+      <w:proofErr w:type="gramEnd"/>
+      <w:r>
+        <w:rPr>
+          <w:rFonts w:hint="eastAsia"/>
+        </w:rPr>
+        <w:t>配置时，多个环境的配置文件需要满足</w:t>
+      </w:r>
+      <w:r>
+        <w:rPr>
+          <w:rFonts w:hint="eastAsia"/>
+          <w:b/>
+        </w:rPr>
+        <w:t>application-{profile}.properties</w:t>
+      </w:r>
+      <w:r>
+        <w:rPr>
+          <w:rFonts w:hint="eastAsia"/>
+        </w:rPr>
+        <w:t>的格式，其中</w:t>
+      </w:r>
+      <w:r>
+        <w:rPr>
+          <w:rFonts w:hint="eastAsia"/>
+          <w:b/>
+        </w:rPr>
+        <w:t>{profile}</w:t>
+      </w:r>
+      <w:r>
+        <w:rPr>
+          <w:rFonts w:hint="eastAsia"/>
+        </w:rPr>
+        <w:t>对应你的环境标识</w:t>
+      </w:r>
+    </w:p>
+    <w:p>
+      <w:pPr>
+        <w:ind w:firstLine="420"/>
+      </w:pPr>
+      <w:proofErr w:type="spellStart"/>
+      <w:r>
+        <w:rPr>
+          <w:rFonts w:hint="eastAsia"/>
+        </w:rPr>
+        <w:t>eg</w:t>
+      </w:r>
+      <w:proofErr w:type="spellEnd"/>
+      <w:r>
+        <w:rPr>
+          <w:rFonts w:hint="eastAsia"/>
+        </w:rPr>
+        <w:t>：</w:t>
+      </w:r>
+    </w:p>
+    <w:p>
+      <w:pPr>
+        <w:ind w:firstLine="420"/>
+        <w:rPr>
+          <w:b/>
+        </w:rPr>
+      </w:pPr>
+      <w:r>
+        <w:rPr>
+          <w:rFonts w:hint="eastAsia"/>
+        </w:rPr>
+        <w:t xml:space="preserve">    </w:t>
+      </w:r>
+      <w:r>
+        <w:rPr>
+          <w:rFonts w:hint="eastAsia"/>
+          <w:b/>
+        </w:rPr>
+        <w:t>application-</w:t>
+      </w:r>
+      <w:proofErr w:type="spellStart"/>
+      <w:r>
+        <w:rPr>
+          <w:rFonts w:hint="eastAsia"/>
+          <w:b/>
+        </w:rPr>
+        <w:t>dev.properties</w:t>
+      </w:r>
+      <w:proofErr w:type="spellEnd"/>
+      <w:r>
+        <w:rPr>
+          <w:rFonts w:hint="eastAsia"/>
+          <w:b/>
+        </w:rPr>
+        <w:t>：开发环境</w:t>
+      </w:r>
+    </w:p>
+    <w:p>
+      <w:pPr>
+        <w:ind w:firstLine="420"/>
+        <w:rPr>
+          <w:b/>
+        </w:rPr>
+      </w:pPr>
+      <w:r>
+        <w:rPr>
+          <w:rFonts w:hint="eastAsia"/>
+          <w:b/>
+        </w:rPr>
+        <w:t xml:space="preserve">    application-</w:t>
+      </w:r>
+      <w:proofErr w:type="spellStart"/>
+      <w:r>
+        <w:rPr>
+          <w:rFonts w:hint="eastAsia"/>
+          <w:b/>
+        </w:rPr>
+        <w:t>test.properties</w:t>
+      </w:r>
+      <w:proofErr w:type="spellEnd"/>
+      <w:r>
+        <w:rPr>
+          <w:rFonts w:hint="eastAsia"/>
+          <w:b/>
+        </w:rPr>
+        <w:t>：测试环境</w:t>
+      </w:r>
+    </w:p>
+    <w:p>
+      <w:pPr>
+        <w:ind w:firstLine="420"/>
+        <w:rPr>
+          <w:b/>
+        </w:rPr>
+      </w:pPr>
+      <w:r>
+        <w:rPr>
+          <w:rFonts w:hint="eastAsia"/>
+          <w:b/>
+        </w:rPr>
+        <w:t xml:space="preserve">    application-</w:t>
+      </w:r>
+      <w:proofErr w:type="spellStart"/>
+      <w:r>
+        <w:rPr>
+          <w:rFonts w:hint="eastAsia"/>
+          <w:b/>
+        </w:rPr>
+        <w:t>product.properties</w:t>
+      </w:r>
+      <w:proofErr w:type="spellEnd"/>
+      <w:r>
+        <w:rPr>
+          <w:rFonts w:hint="eastAsia"/>
+          <w:b/>
+        </w:rPr>
+        <w:t>：生产环境</w:t>
+      </w:r>
+    </w:p>
+    <w:p>
+      <w:pPr>
+        <w:ind w:firstLine="420"/>
+      </w:pPr>
+      <w:r>
+        <w:t>至于</w:t>
+      </w:r>
+      <w:proofErr w:type="gramStart"/>
+      <w:r>
+        <w:t>加载哪</w:t>
+      </w:r>
+      <w:proofErr w:type="gramEnd"/>
+      <w:r>
+        <w:t>一个具体的配置文件</w:t>
+      </w:r>
+      <w:r>
+        <w:rPr>
+          <w:rFonts w:hint="eastAsia"/>
+        </w:rPr>
+        <w:t>，</w:t>
+      </w:r>
+      <w:r>
+        <w:t>可以在</w:t>
+      </w:r>
+      <w:proofErr w:type="spellStart"/>
+      <w:r>
+        <w:rPr>
+          <w:rFonts w:hint="eastAsia"/>
+        </w:rPr>
+        <w:t>application.properties</w:t>
+      </w:r>
+      <w:proofErr w:type="spellEnd"/>
+      <w:r>
+        <w:rPr>
+          <w:rFonts w:hint="eastAsia"/>
+        </w:rPr>
+        <w:t>文件中通过</w:t>
+      </w:r>
+      <w:proofErr w:type="spellStart"/>
+      <w:r>
+        <w:rPr>
+          <w:rFonts w:hint="eastAsia"/>
+        </w:rPr>
+        <w:t>spring.profiles.active</w:t>
+      </w:r>
+      <w:proofErr w:type="spellEnd"/>
+      <w:r>
+        <w:rPr>
+          <w:rFonts w:hint="eastAsia"/>
+        </w:rPr>
+        <w:t>属性来设置，其值对应配置文件中的</w:t>
+      </w:r>
+      <w:r>
+        <w:rPr>
+          <w:rFonts w:hint="eastAsia"/>
+        </w:rPr>
+        <w:t>{profile}</w:t>
+      </w:r>
+      <w:r>
+        <w:rPr>
+          <w:rFonts w:hint="eastAsia"/>
+        </w:rPr>
+        <w:t>值。如：</w:t>
+      </w:r>
+      <w:proofErr w:type="spellStart"/>
+      <w:r>
+        <w:rPr>
+          <w:rFonts w:hint="eastAsia"/>
+        </w:rPr>
+        <w:t>spring.profiles.active</w:t>
+      </w:r>
+      <w:proofErr w:type="spellEnd"/>
+      <w:r>
+        <w:rPr>
+          <w:rFonts w:hint="eastAsia"/>
+        </w:rPr>
+        <w:t>=test</w:t>
+      </w:r>
+      <w:r>
+        <w:rPr>
+          <w:rFonts w:hint="eastAsia"/>
+        </w:rPr>
+        <w:t>就会加载</w:t>
+      </w:r>
+      <w:r>
+        <w:rPr>
+          <w:rFonts w:hint="eastAsia"/>
+        </w:rPr>
+        <w:t>application-</w:t>
+      </w:r>
+      <w:proofErr w:type="spellStart"/>
+      <w:r>
+        <w:rPr>
+          <w:rFonts w:hint="eastAsia"/>
+        </w:rPr>
+        <w:t>test.properties</w:t>
+      </w:r>
+      <w:proofErr w:type="spellEnd"/>
+      <w:r>
+        <w:rPr>
+          <w:rFonts w:hint="eastAsia"/>
+        </w:rPr>
+        <w:t>配置文件内容。</w:t>
+      </w:r>
+    </w:p>
+    <w:p>
+      <w:pPr>
+        <w:jc w:val="center"/>
+      </w:pPr>
+      <w:r>
+        <w:rPr>
+          <w:noProof/>
+        </w:rPr>
+        <w:drawing>
+          <wp:inline distT="0" distB="0" distL="0" distR="0" wp14:anchorId="2E4157B8" wp14:editId="1BCEFA59">
+            <wp:extent cx="2369820" cy="868680"/>
+            <wp:effectExtent l="0" t="0" r="0" b="7620"/>
+            <wp:docPr id="2" name="图片 2"/>
+            <wp:cNvGraphicFramePr>
+              <a:graphicFrameLocks xmlns:a="http://schemas.openxmlformats.org/drawingml/2006/main" noChangeAspect="1"/>
+            </wp:cNvGraphicFramePr>
+            <a:graphic xmlns:a="http://schemas.openxmlformats.org/drawingml/2006/main">
+              <a:graphicData uri="http://schemas.openxmlformats.org/drawingml/2006/picture">
+                <pic:pic xmlns:pic="http://schemas.openxmlformats.org/drawingml/2006/picture">
+                  <pic:nvPicPr>
+                    <pic:cNvPr id="0" name=""/>
+                    <pic:cNvPicPr/>
+                  </pic:nvPicPr>
+                  <pic:blipFill>
+                    <a:blip r:embed="rId10"/>
+                    <a:stretch>
+                      <a:fillRect/>
+                    </a:stretch>
+                  </pic:blipFill>
+                  <pic:spPr>
+                    <a:xfrm>
+                      <a:off x="0" y="0"/>
                       <a:ext cx="2369820" cy="868680"/>
                     </a:xfrm>
                     <a:prstGeom prst="rect">
@@ -2159,10 +6312,9 @@
         <w:rPr>
           <w:rFonts w:hint="eastAsia"/>
         </w:rPr>
+        <w:lastRenderedPageBreak/>
         <w:t xml:space="preserve"> </w:t>
       </w:r>
-      <w:bookmarkStart w:id="0" w:name="_GoBack"/>
-      <w:bookmarkEnd w:id="0"/>
     </w:p>
     <w:sectPr>
       <w:pgSz w:w="11906" w:h="16838"/>
@@ -2611,6 +6763,7 @@
   <w:style w:type="paragraph" w:default="1" w:styleId="a">
     <w:name w:val="Normal"/>
     <w:qFormat/>
+    <w:rsid w:val="00564B6A"/>
     <w:pPr>
       <w:widowControl w:val="0"/>
       <w:jc w:val="both"/>
@@ -2972,6 +7125,7 @@
   <w:style w:type="paragraph" w:default="1" w:styleId="a">
     <w:name w:val="Normal"/>
     <w:qFormat/>
+    <w:rsid w:val="00564B6A"/>
     <w:pPr>
       <w:widowControl w:val="0"/>
       <w:jc w:val="both"/>
